--- a/Fujie_Creative/05_submission/エントリーシート_記入済.docx
+++ b/Fujie_Creative/05_submission/エントリーシート_記入済.docx
@@ -114,7 +114,7 @@
           <w:rFonts w:ascii="ＭＳ 明朝" w:hAnsi="ＭＳ 明朝"/>
           <w:noProof/>
         </w:rPr>
-        <w:pict w14:anchorId="20362103">
+        <w:pict w14:anchorId="5BBCD9D7">
           <v:shapetype id="_x0000_t75" coordsize="21600,21600" o:spt="75" o:preferrelative="t" path="m@4@5l@4@11@9@11@9@5xe" filled="f" stroked="f">
             <v:stroke joinstyle="miter"/>
             <v:formulas>
@@ -1045,6 +1045,111 @@
                 <w:szCs w:val="21"/>
               </w:rPr>
               <w:t>ちびフジィ、スタンプ、映像、養魚場の公開体制 ―― いずれも一度作れば残り、翌年以降の施策の土台になります。単発の広告とは異なり、時間とともに価値が増していきます。７．複数部門で推進できるフジィが「絶滅危惧種を、獲らずに育てる技術」の象徴になることで、広報活動だけでなく、統合報告書・サステナビリティ報告・SDGs（目標14「海の豊かさを守ろう」）の文脈でも語れるようになります。予算と推進主体を一部門に依存しない企画になります。８．来年度の計画として、すぐに動かせる2027年という明確な節目があるため、「いつか実施する案」ではなく「2027年度に実施する計画」として検討できます。第1期の制作物（ちびフジィ、スタンプ128種、体験版）は本エントリーにすべて添付済みです。</w:t>
+            </w:r>
+          </w:p>
+          <w:p>
+            <w:pPr>
+              <w:jc w:val="left"/>
+              <w:rPr>
+                <w:rFonts w:ascii="游明朝" w:eastAsia="游明朝" w:hAnsi="游明朝"/>
+                <w:szCs w:val="21"/>
+              </w:rPr>
+            </w:pPr>
+          </w:p>
+          <w:p>
+            <w:pPr>
+              <w:jc w:val="left"/>
+              <w:rPr>
+                <w:rFonts w:ascii="游明朝" w:eastAsia="游明朝" w:hAnsi="游明朝"/>
+                <w:szCs w:val="21"/>
+              </w:rPr>
+            </w:pPr>
+            <w:r>
+              <w:rPr>
+                <w:rFonts w:ascii="游明朝" w:eastAsia="游明朝" w:hAnsi="游明朝"/>
+                <w:szCs w:val="21"/>
+              </w:rPr>
+              <w:t>■ 2027 年の、ある一日 ―― 効果は視聴率ではなく、こういう一日として現れます</w:t>
+            </w:r>
+          </w:p>
+          <w:p>
+            <w:pPr>
+              <w:jc w:val="left"/>
+              <w:rPr>
+                <w:rFonts w:ascii="游明朝" w:eastAsia="游明朝" w:hAnsi="游明朝"/>
+                <w:szCs w:val="21"/>
+              </w:rPr>
+            </w:pPr>
+            <w:r>
+              <w:rPr>
+                <w:rFonts w:ascii="游明朝" w:eastAsia="游明朝" w:hAnsi="游明朝"/>
+                <w:szCs w:val="21"/>
+              </w:rPr>
+              <w:t>【朝】常陸太田・里美養魚場、給餌の 7 時。水面が一斉に沸き立つ 20 秒を飼育員が撮り、ちびフジィの声で「今日もごはん。1 万匹分」と投稿します。114 人だったフォロワーは毎週この光景を見てきました。県水産課の担当者もその一人で、庁内に転送します。</w:t>
+            </w:r>
+          </w:p>
+          <w:p>
+            <w:pPr>
+              <w:jc w:val="left"/>
+              <w:rPr>
+                <w:rFonts w:ascii="游明朝" w:eastAsia="游明朝" w:hAnsi="游明朝"/>
+                <w:szCs w:val="21"/>
+              </w:rPr>
+            </w:pPr>
+            <w:r>
+              <w:rPr>
+                <w:rFonts w:ascii="游明朝" w:eastAsia="游明朝" w:hAnsi="游明朝"/>
+                <w:szCs w:val="21"/>
+              </w:rPr>
+              <w:t>【昼】大阪の高校、社会科の教室。配布資料の QR コードから 90 秒後、40 台のスマートフォンに成魚が泳いでいます。「この会社なに？」「バルブの会社。この魚を世界で初めて卵から育てた」。その一人が三年後の採用説明会でこの日を話します。</w:t>
+            </w:r>
+          </w:p>
+          <w:p>
+            <w:pPr>
+              <w:jc w:val="left"/>
+              <w:rPr>
+                <w:rFonts w:ascii="游明朝" w:eastAsia="游明朝" w:hAnsi="游明朝"/>
+                <w:szCs w:val="21"/>
+              </w:rPr>
+            </w:pPr>
+            <w:r>
+              <w:rPr>
+                <w:rFonts w:ascii="游明朝" w:eastAsia="游明朝" w:hAnsi="游明朝"/>
+                <w:szCs w:val="21"/>
+              </w:rPr>
+              <w:t>【夕】友だちのグループチャット。「サメじゃないです」のスタンプが送られ、「チョウザメ。絶滅しそうな魚を獲らずに増やせるようにした会社がいる」と会話が始まります。フジキンはこの会話に一円も払っていません。</w:t>
+            </w:r>
+          </w:p>
+          <w:p>
+            <w:pPr>
+              <w:jc w:val="left"/>
+              <w:rPr>
+                <w:rFonts w:ascii="游明朝" w:eastAsia="游明朝" w:hAnsi="游明朝"/>
+                <w:szCs w:val="21"/>
+              </w:rPr>
+            </w:pPr>
+            <w:r>
+              <w:rPr>
+                <w:rFonts w:ascii="游明朝" w:eastAsia="游明朝" w:hAnsi="游明朝"/>
+                <w:szCs w:val="21"/>
+              </w:rPr>
+              <w:t>【夜】どこかの家の食卓。お歳暮の国産キャビア缶に小さな銀色の魚。「里美のやつだ。今度見に行こう」。缶の生産者はフジキンから稚魚を買う会社で、キャラクターの使用料はかかっていません。</w:t>
+            </w:r>
+          </w:p>
+          <w:p>
+            <w:pPr>
+              <w:jc w:val="left"/>
+              <w:rPr>
+                <w:rFonts w:ascii="游明朝" w:eastAsia="游明朝" w:hAnsi="游明朝"/>
+                <w:szCs w:val="21"/>
+              </w:rPr>
+            </w:pPr>
+            <w:r>
+              <w:rPr>
+                <w:rFonts w:ascii="游明朝" w:eastAsia="游明朝" w:hAnsi="游明朝"/>
+                <w:szCs w:val="21"/>
+              </w:rPr>
+              <w:t>四つの場面に共通するのは、誰かがフジキンの話を自分の言葉でしていることです。それが「覚えられる会社」と「語られる会社」の差です。</w:t>
             </w:r>
           </w:p>
           <w:p>

--- a/Fujie_Creative/05_submission/エントリーシート_記入済.docx
+++ b/Fujie_Creative/05_submission/エントリーシート_記入済.docx
@@ -114,7 +114,7 @@
           <w:rFonts w:ascii="ＭＳ 明朝" w:hAnsi="ＭＳ 明朝"/>
           <w:noProof/>
         </w:rPr>
-        <w:pict w14:anchorId="5BBCD9D7">
+        <w:pict w14:anchorId="1A16B7FD">
           <v:shapetype id="_x0000_t75" coordsize="21600,21600" o:spt="75" o:preferrelative="t" path="m@4@5l@4@11@9@11@9@5xe" filled="f" stroked="f">
             <v:stroke joinstyle="miter"/>
             <v:formulas>
@@ -529,12 +529,14 @@
               <w:jc w:val="left"/>
               <w:rPr>
                 <w:rFonts w:ascii="游明朝" w:eastAsia="游明朝" w:hAnsi="游明朝"/>
+                <w:sz w:val="17"/>
                 <w:szCs w:val="21"/>
               </w:rPr>
             </w:pPr>
             <w:r>
               <w:rPr>
                 <w:rFonts w:ascii="游明朝" w:eastAsia="游明朝" w:hAnsi="游明朝" w:hint="eastAsia"/>
+                <w:sz w:val="17"/>
                 <w:szCs w:val="21"/>
               </w:rPr>
               <w:t>概要・ポイント</w:t>
@@ -542,6 +544,7 @@
             <w:r>
               <w:rPr>
                 <w:rFonts w:ascii="游明朝" w:eastAsia="游明朝" w:hAnsi="游明朝" w:hint="eastAsia"/>
+                <w:sz w:val="17"/>
                 <w:szCs w:val="21"/>
               </w:rPr>
               <w:t>：</w:t>
@@ -552,12 +555,14 @@
               <w:jc w:val="left"/>
               <w:rPr>
                 <w:rFonts w:ascii="游明朝" w:eastAsia="游明朝" w:hAnsi="游明朝"/>
-                <w:szCs w:val="21"/>
-              </w:rPr>
-            </w:pPr>
-            <w:r>
-              <w:rPr>
-                <w:rFonts w:ascii="游明朝" w:eastAsia="游明朝" w:hAnsi="游明朝"/>
+                <w:sz w:val="17"/>
+                <w:szCs w:val="21"/>
+              </w:rPr>
+            </w:pPr>
+            <w:r>
+              <w:rPr>
+                <w:rFonts w:ascii="游明朝" w:eastAsia="游明朝" w:hAnsi="游明朝"/>
+                <w:sz w:val="17"/>
                 <w:szCs w:val="21"/>
               </w:rPr>
               <w:t>フジィを有名にする最大の資産は、すでに社内にあります。「フジィは実在する」という事実です。</w:t>
@@ -568,12 +573,14 @@
               <w:jc w:val="left"/>
               <w:rPr>
                 <w:rFonts w:ascii="游明朝" w:eastAsia="游明朝" w:hAnsi="游明朝"/>
-                <w:szCs w:val="21"/>
-              </w:rPr>
-            </w:pPr>
-            <w:r>
-              <w:rPr>
-                <w:rFonts w:ascii="游明朝" w:eastAsia="游明朝" w:hAnsi="游明朝"/>
+                <w:sz w:val="17"/>
+                <w:szCs w:val="21"/>
+              </w:rPr>
+            </w:pPr>
+            <w:r>
+              <w:rPr>
+                <w:rFonts w:ascii="游明朝" w:eastAsia="游明朝" w:hAnsi="游明朝"/>
+                <w:sz w:val="17"/>
                 <w:szCs w:val="21"/>
               </w:rPr>
               <w:t>1987年、最高技術顧問・故 西堀栄三郎先生の「フジキンのバルブを使ってチョウザメの養殖を始めてみないか」という一言から、挑戦は始まりました。初年度の生残率はわずか5％。それでも1998年に世界初の水槽内完全養殖を達成し、2002年には日本初のキャビア出荷を実現。里美養魚場（茨城県常陸太田市）には、いまも1万尾を超える“本物のフジィ”が泳いでいます。</w:t>
@@ -584,12 +591,14 @@
               <w:jc w:val="left"/>
               <w:rPr>
                 <w:rFonts w:ascii="游明朝" w:eastAsia="游明朝" w:hAnsi="游明朝"/>
-                <w:szCs w:val="21"/>
-              </w:rPr>
-            </w:pPr>
-            <w:r>
-              <w:rPr>
-                <w:rFonts w:ascii="游明朝" w:eastAsia="游明朝" w:hAnsi="游明朝"/>
+                <w:sz w:val="17"/>
+                <w:szCs w:val="21"/>
+              </w:rPr>
+            </w:pPr>
+            <w:r>
+              <w:rPr>
+                <w:rFonts w:ascii="游明朝" w:eastAsia="游明朝" w:hAnsi="游明朝"/>
+                <w:sz w:val="17"/>
                 <w:szCs w:val="21"/>
               </w:rPr>
               <w:t>バルブメーカーが、日本の国産キャビアを生んだ。これほど人に話したくなる物語を持つBtoB企業は、他にありません。さらに、この物語には続きがあります。チョウザメはIUCNレッドリストで「もっとも絶滅の危機にある生物群」とされ、現存する全種が絶滅危惧種です。完全養殖とは、「もう川から一尾も獲らなくていい」という技術にほかなりません。フジキンがつくったのは珍味ではなく、この魚を獲らずに済ませる方法でした。食の話にとどめず保全の話として語ることで、広報だけでなくサステナビリティ・統合報告の文脈にも乗せられます。しかし現在、この物語はフジィと結びついていません。本企画は、この物語を軸にフジィを「シンボル」から「キャラクター」へ育てる計画です。</w:t>
@@ -600,12 +609,14 @@
               <w:jc w:val="left"/>
               <w:rPr>
                 <w:rFonts w:ascii="游明朝" w:eastAsia="游明朝" w:hAnsi="游明朝"/>
-                <w:szCs w:val="21"/>
-              </w:rPr>
-            </w:pPr>
-            <w:r>
-              <w:rPr>
-                <w:rFonts w:ascii="游明朝" w:eastAsia="游明朝" w:hAnsi="游明朝"/>
+                <w:sz w:val="17"/>
+                <w:szCs w:val="21"/>
+              </w:rPr>
+            </w:pPr>
+            <w:r>
+              <w:rPr>
+                <w:rFonts w:ascii="游明朝" w:eastAsia="游明朝" w:hAnsi="游明朝"/>
+                <w:sz w:val="17"/>
                 <w:szCs w:val="21"/>
               </w:rPr>
               <w:t>①ちびフジィ ―― 第2の姿を新設する</w:t>
@@ -616,12 +627,14 @@
               <w:jc w:val="left"/>
               <w:rPr>
                 <w:rFonts w:ascii="游明朝" w:eastAsia="游明朝" w:hAnsi="游明朝"/>
-                <w:szCs w:val="21"/>
-              </w:rPr>
-            </w:pPr>
-            <w:r>
-              <w:rPr>
-                <w:rFonts w:ascii="游明朝" w:eastAsia="游明朝" w:hAnsi="游明朝"/>
+                <w:sz w:val="17"/>
+                <w:szCs w:val="21"/>
+              </w:rPr>
+            </w:pPr>
+            <w:r>
+              <w:rPr>
+                <w:rFonts w:ascii="游明朝" w:eastAsia="游明朝" w:hAnsi="游明朝"/>
+                <w:sz w:val="17"/>
                 <w:szCs w:val="21"/>
               </w:rPr>
               <w:t>現行マニュアルの規定は一切変更しません。従来のフジィは企業シンボルとして厳格に保護したまま、表情と親しみやすさを担う「ちびフジィ」を公式に追加します。シンボルは、笑うことも、抱きしめられることも、ファンに描かれることもできません。フジィが有名になるために不足しているのは、この一点だと考えます。</w:t>
@@ -632,14 +645,17 @@
               <w:jc w:val="left"/>
               <w:rPr>
                 <w:rFonts w:ascii="游明朝" w:eastAsia="游明朝" w:hAnsi="游明朝"/>
-                <w:szCs w:val="21"/>
-              </w:rPr>
-            </w:pPr>
-            <w:r>
-              <w:rPr>
-                <w:rFonts w:ascii="游明朝" w:eastAsia="游明朝" w:hAnsi="游明朝"/>
-                <w:szCs w:val="21"/>
-              </w:rPr>
+                <w:sz w:val="17"/>
+                <w:szCs w:val="21"/>
+              </w:rPr>
+            </w:pPr>
+            <w:r>
+              <w:rPr>
+                <w:rFonts w:ascii="游明朝" w:eastAsia="游明朝" w:hAnsi="游明朝"/>
+                <w:sz w:val="17"/>
+                <w:szCs w:val="21"/>
+              </w:rPr>
+              <w:lastRenderedPageBreak/>
               <w:t>②LINEスタンプ128種を無料配布する</w:t>
             </w:r>
           </w:p>
@@ -648,12 +664,14 @@
               <w:jc w:val="left"/>
               <w:rPr>
                 <w:rFonts w:ascii="游明朝" w:eastAsia="游明朝" w:hAnsi="游明朝"/>
-                <w:szCs w:val="21"/>
-              </w:rPr>
-            </w:pPr>
-            <w:r>
-              <w:rPr>
-                <w:rFonts w:ascii="游明朝" w:eastAsia="游明朝" w:hAnsi="游明朝"/>
+                <w:sz w:val="17"/>
+                <w:szCs w:val="21"/>
+              </w:rPr>
+            </w:pPr>
+            <w:r>
+              <w:rPr>
+                <w:rFonts w:ascii="游明朝" w:eastAsia="游明朝" w:hAnsi="游明朝"/>
+                <w:sz w:val="17"/>
                 <w:szCs w:val="21"/>
               </w:rPr>
               <w:t>公式アカウントの友だち追加を条件とした無料配布は、日本において最も費用対効果の高い認知獲得手段です。スタンプは「友人が」「私的な会話の中で」「自発的に」送るため、広告では到達できない場所に届きます。本エントリーでは、実際に使用可能な128種（日本語64種・英語64種）を制作し、一点ずつ切り出した状態で別資料に添付しています。</w:t>
@@ -664,12 +682,14 @@
               <w:jc w:val="left"/>
               <w:rPr>
                 <w:rFonts w:ascii="游明朝" w:eastAsia="游明朝" w:hAnsi="游明朝"/>
-                <w:szCs w:val="21"/>
-              </w:rPr>
-            </w:pPr>
-            <w:r>
-              <w:rPr>
-                <w:rFonts w:ascii="游明朝" w:eastAsia="游明朝" w:hAnsi="游明朝"/>
+                <w:sz w:val="17"/>
+                <w:szCs w:val="21"/>
+              </w:rPr>
+            </w:pPr>
+            <w:r>
+              <w:rPr>
+                <w:rFonts w:ascii="游明朝" w:eastAsia="游明朝" w:hAnsi="游明朝"/>
+                <w:sz w:val="17"/>
                 <w:szCs w:val="21"/>
               </w:rPr>
               <w:t>③フジィに“中の人”を与える</w:t>
@@ -680,12 +700,14 @@
               <w:jc w:val="left"/>
               <w:rPr>
                 <w:rFonts w:ascii="游明朝" w:eastAsia="游明朝" w:hAnsi="游明朝"/>
-                <w:szCs w:val="21"/>
-              </w:rPr>
-            </w:pPr>
-            <w:r>
-              <w:rPr>
-                <w:rFonts w:ascii="游明朝" w:eastAsia="游明朝" w:hAnsi="游明朝"/>
+                <w:sz w:val="17"/>
+                <w:szCs w:val="21"/>
+              </w:rPr>
+            </w:pPr>
+            <w:r>
+              <w:rPr>
+                <w:rFonts w:ascii="游明朝" w:eastAsia="游明朝" w:hAnsi="游明朝"/>
+                <w:sz w:val="17"/>
                 <w:szCs w:val="21"/>
               </w:rPr>
               <w:t>公式Instagramは現在114フォロワー。これは弱点ではなく、余白です。1万尾の給餌風景、ふ化の瞬間、夜明けの養魚場 ―― 誰も見たことのない映像を、フジキンだけが持っています。</w:t>
@@ -696,12 +718,14 @@
               <w:jc w:val="left"/>
               <w:rPr>
                 <w:rFonts w:ascii="游明朝" w:eastAsia="游明朝" w:hAnsi="游明朝"/>
-                <w:szCs w:val="21"/>
-              </w:rPr>
-            </w:pPr>
-            <w:r>
-              <w:rPr>
-                <w:rFonts w:ascii="游明朝" w:eastAsia="游明朝" w:hAnsi="游明朝"/>
+                <w:sz w:val="17"/>
+                <w:szCs w:val="21"/>
+              </w:rPr>
+            </w:pPr>
+            <w:r>
+              <w:rPr>
+                <w:rFonts w:ascii="游明朝" w:eastAsia="游明朝" w:hAnsi="游明朝"/>
+                <w:sz w:val="17"/>
                 <w:szCs w:val="21"/>
               </w:rPr>
               <w:t>④ちびフジィを無償開放する</w:t>
@@ -712,12 +736,14 @@
               <w:jc w:val="left"/>
               <w:rPr>
                 <w:rFonts w:ascii="游明朝" w:eastAsia="游明朝" w:hAnsi="游明朝"/>
-                <w:szCs w:val="21"/>
-              </w:rPr>
-            </w:pPr>
-            <w:r>
-              <w:rPr>
-                <w:rFonts w:ascii="游明朝" w:eastAsia="游明朝" w:hAnsi="游明朝"/>
+                <w:sz w:val="17"/>
+                <w:szCs w:val="21"/>
+              </w:rPr>
+            </w:pPr>
+            <w:r>
+              <w:rPr>
+                <w:rFonts w:ascii="游明朝" w:eastAsia="游明朝" w:hAnsi="游明朝"/>
+                <w:sz w:val="17"/>
                 <w:szCs w:val="21"/>
               </w:rPr>
               <w:t>フジキンはチョウザメの稚魚を全国の養殖業者へ販売しています。その取引先に無償開放すれば、日本中の国産キャビア生産者のパッケージが、そのままフジキンの広告になります。追加費用はかからず、既存の取引網だけで成立します。</w:t>
@@ -728,12 +754,14 @@
               <w:jc w:val="left"/>
               <w:rPr>
                 <w:rFonts w:ascii="游明朝" w:eastAsia="游明朝" w:hAnsi="游明朝"/>
-                <w:szCs w:val="21"/>
-              </w:rPr>
-            </w:pPr>
-            <w:r>
-              <w:rPr>
-                <w:rFonts w:ascii="游明朝" w:eastAsia="游明朝" w:hAnsi="游明朝"/>
+                <w:sz w:val="17"/>
+                <w:szCs w:val="21"/>
+              </w:rPr>
+            </w:pPr>
+            <w:r>
+              <w:rPr>
+                <w:rFonts w:ascii="游明朝" w:eastAsia="游明朝" w:hAnsi="游明朝"/>
+                <w:sz w:val="17"/>
                 <w:szCs w:val="21"/>
               </w:rPr>
               <w:t>⑤「会いに行けるマスコット」にする</w:t>
@@ -744,12 +772,14 @@
               <w:jc w:val="left"/>
               <w:rPr>
                 <w:rFonts w:ascii="游明朝" w:eastAsia="游明朝" w:hAnsi="游明朝"/>
-                <w:szCs w:val="21"/>
-              </w:rPr>
-            </w:pPr>
-            <w:r>
-              <w:rPr>
-                <w:rFonts w:ascii="游明朝" w:eastAsia="游明朝" w:hAnsi="游明朝"/>
+                <w:sz w:val="17"/>
+                <w:szCs w:val="21"/>
+              </w:rPr>
+            </w:pPr>
+            <w:r>
+              <w:rPr>
+                <w:rFonts w:ascii="游明朝" w:eastAsia="游明朝" w:hAnsi="游明朝"/>
+                <w:sz w:val="17"/>
                 <w:szCs w:val="21"/>
               </w:rPr>
               <w:t>里美養魚場の限定公開。日本で唯一、餌やりができる企業マスコットになります。茨城県は「霞ヶ浦キャビア」で国内一の産地を目指しており、協力相手として利害が完全に一致します。</w:t>
@@ -760,12 +790,14 @@
               <w:jc w:val="left"/>
               <w:rPr>
                 <w:rFonts w:ascii="游明朝" w:eastAsia="游明朝" w:hAnsi="游明朝"/>
-                <w:szCs w:val="21"/>
-              </w:rPr>
-            </w:pPr>
-            <w:r>
-              <w:rPr>
-                <w:rFonts w:ascii="游明朝" w:eastAsia="游明朝" w:hAnsi="游明朝"/>
+                <w:sz w:val="17"/>
+                <w:szCs w:val="21"/>
+              </w:rPr>
+            </w:pPr>
+            <w:r>
+              <w:rPr>
+                <w:rFonts w:ascii="游明朝" w:eastAsia="游明朝" w:hAnsi="游明朝"/>
+                <w:sz w:val="17"/>
                 <w:szCs w:val="21"/>
               </w:rPr>
               <w:t>⑥1987年の物語を映像化する</w:t>
@@ -776,12 +808,14 @@
               <w:jc w:val="left"/>
               <w:rPr>
                 <w:rFonts w:ascii="游明朝" w:eastAsia="游明朝" w:hAnsi="游明朝"/>
-                <w:szCs w:val="21"/>
-              </w:rPr>
-            </w:pPr>
-            <w:r>
-              <w:rPr>
-                <w:rFonts w:ascii="游明朝" w:eastAsia="游明朝" w:hAnsi="游明朝"/>
+                <w:sz w:val="17"/>
+                <w:szCs w:val="21"/>
+              </w:rPr>
+            </w:pPr>
+            <w:r>
+              <w:rPr>
+                <w:rFonts w:ascii="游明朝" w:eastAsia="游明朝" w:hAnsi="游明朝"/>
+                <w:sz w:val="17"/>
                 <w:szCs w:val="21"/>
               </w:rPr>
               <w:t>ソ連視察、ボルガ川の船上で初めて口にしたキャビア、生残率5％の初年度、そして世界初へ。ロケ地はすべて自社保有であり、制作費以外の追加投資を必要としません。⑦「サメじゃないです。」を入口の一言にするチョウザメは「蝶のサメ」と書くため、ほぼ全員が最初にサメだと誤解します。フジキンのキャビアサイトにも「サメとの違い」というページがあるほどです。この誤解を直すのではなく、入口として使います。「サメじゃないです。」に続けて「サメより、ずっと少ないんです。」と言えば、二行でチョウザメの正体と、この魚がおかれた状況が同時に伝わります。キャラクター最大の弱点（サメに見えること）が、そのまま最大の入口になります。なお、この一言を発するのは「ちびフジィ」であり、公式フジィに文字を重ねることはしません（マニュアル第7条）。実施時期について。2027年は、1987年の挑戦開始から40年、2002年の初出荷から25年にあたります。本コンテストの結果発表は2026年12月であり、本企画はそのまま2027年度の計画に乗せることができます。2028年には完全養殖から30年、そして2030年には創業100周年。創業100周年を、フジィが有名になった状態で迎えることを目標とします。</w:t>
@@ -792,33 +826,37 @@
               <w:jc w:val="left"/>
               <w:rPr>
                 <w:rFonts w:ascii="游明朝" w:eastAsia="游明朝" w:hAnsi="游明朝" w:hint="eastAsia"/>
-                <w:szCs w:val="21"/>
-              </w:rPr>
-            </w:pPr>
-          </w:p>
-          <w:p>
-            <w:pPr>
-              <w:jc w:val="left"/>
-              <w:rPr>
-                <w:rFonts w:ascii="游明朝" w:eastAsia="游明朝" w:hAnsi="游明朝"/>
-                <w:szCs w:val="21"/>
-              </w:rPr>
-            </w:pPr>
-          </w:p>
-          <w:p>
-            <w:pPr>
-              <w:jc w:val="left"/>
-              <w:rPr>
-                <w:rFonts w:ascii="游明朝" w:eastAsia="游明朝" w:hAnsi="游明朝"/>
-                <w:szCs w:val="21"/>
-              </w:rPr>
-            </w:pPr>
-          </w:p>
-          <w:p>
-            <w:pPr>
-              <w:jc w:val="left"/>
-              <w:rPr>
-                <w:rFonts w:ascii="游明朝" w:eastAsia="游明朝" w:hAnsi="游明朝"/>
+                <w:sz w:val="17"/>
+                <w:szCs w:val="21"/>
+              </w:rPr>
+            </w:pPr>
+          </w:p>
+          <w:p>
+            <w:pPr>
+              <w:jc w:val="left"/>
+              <w:rPr>
+                <w:rFonts w:ascii="游明朝" w:eastAsia="游明朝" w:hAnsi="游明朝"/>
+                <w:sz w:val="17"/>
+                <w:szCs w:val="21"/>
+              </w:rPr>
+            </w:pPr>
+          </w:p>
+          <w:p>
+            <w:pPr>
+              <w:jc w:val="left"/>
+              <w:rPr>
+                <w:rFonts w:ascii="游明朝" w:eastAsia="游明朝" w:hAnsi="游明朝"/>
+                <w:sz w:val="17"/>
+                <w:szCs w:val="21"/>
+              </w:rPr>
+            </w:pPr>
+          </w:p>
+          <w:p>
+            <w:pPr>
+              <w:jc w:val="left"/>
+              <w:rPr>
+                <w:rFonts w:ascii="游明朝" w:eastAsia="游明朝" w:hAnsi="游明朝"/>
+                <w:sz w:val="17"/>
                 <w:szCs w:val="21"/>
               </w:rPr>
             </w:pPr>
@@ -828,21 +866,24 @@
               <w:jc w:val="left"/>
               <w:rPr>
                 <w:rFonts w:ascii="游明朝" w:eastAsia="游明朝" w:hAnsi="游明朝" w:hint="eastAsia"/>
-                <w:szCs w:val="21"/>
-              </w:rPr>
-            </w:pPr>
-          </w:p>
-          <w:p>
-            <w:pPr>
-              <w:jc w:val="left"/>
-              <w:rPr>
-                <w:rFonts w:ascii="游明朝" w:eastAsia="游明朝" w:hAnsi="游明朝"/>
+                <w:sz w:val="17"/>
+                <w:szCs w:val="21"/>
+              </w:rPr>
+            </w:pPr>
+          </w:p>
+          <w:p>
+            <w:pPr>
+              <w:jc w:val="left"/>
+              <w:rPr>
+                <w:rFonts w:ascii="游明朝" w:eastAsia="游明朝" w:hAnsi="游明朝"/>
+                <w:sz w:val="17"/>
                 <w:szCs w:val="21"/>
               </w:rPr>
             </w:pPr>
             <w:r>
               <w:rPr>
                 <w:rFonts w:ascii="游明朝" w:eastAsia="游明朝" w:hAnsi="游明朝" w:hint="eastAsia"/>
+                <w:sz w:val="17"/>
                 <w:szCs w:val="21"/>
               </w:rPr>
               <w:t>期待される</w:t>
@@ -850,6 +891,7 @@
             <w:r>
               <w:rPr>
                 <w:rFonts w:ascii="游明朝" w:eastAsia="游明朝" w:hAnsi="游明朝" w:hint="eastAsia"/>
+                <w:sz w:val="17"/>
                 <w:szCs w:val="21"/>
               </w:rPr>
               <w:t>効果：</w:t>
@@ -860,12 +902,14 @@
               <w:jc w:val="left"/>
               <w:rPr>
                 <w:rFonts w:ascii="游明朝" w:eastAsia="游明朝" w:hAnsi="游明朝"/>
-                <w:szCs w:val="21"/>
-              </w:rPr>
-            </w:pPr>
-            <w:r>
-              <w:rPr>
-                <w:rFonts w:ascii="游明朝" w:eastAsia="游明朝" w:hAnsi="游明朝"/>
+                <w:sz w:val="17"/>
+                <w:szCs w:val="21"/>
+              </w:rPr>
+            </w:pPr>
+            <w:r>
+              <w:rPr>
+                <w:rFonts w:ascii="游明朝" w:eastAsia="游明朝" w:hAnsi="游明朝"/>
+                <w:sz w:val="17"/>
                 <w:szCs w:val="21"/>
               </w:rPr>
               <w:t>１．「覚えられる会社」から「語られる会社」へ</w:t>
@@ -876,12 +920,14 @@
               <w:jc w:val="left"/>
               <w:rPr>
                 <w:rFonts w:ascii="游明朝" w:eastAsia="游明朝" w:hAnsi="游明朝"/>
-                <w:szCs w:val="21"/>
-              </w:rPr>
-            </w:pPr>
-            <w:r>
-              <w:rPr>
-                <w:rFonts w:ascii="游明朝" w:eastAsia="游明朝" w:hAnsi="游明朝"/>
+                <w:sz w:val="17"/>
+                <w:szCs w:val="21"/>
+              </w:rPr>
+            </w:pPr>
+            <w:r>
+              <w:rPr>
+                <w:rFonts w:ascii="游明朝" w:eastAsia="游明朝" w:hAnsi="游明朝"/>
+                <w:sz w:val="17"/>
                 <w:szCs w:val="21"/>
               </w:rPr>
               <w:t>グッズは配れば終わりますが、物語は人が人に話します。「バルブの会社が日本のキャビアをつくった」という一文は、聞いた人が翌日 誰かに話したくなる強度を持っています。広告費をかけずに伝播する、唯一の資産です。</w:t>
@@ -892,12 +938,14 @@
               <w:jc w:val="left"/>
               <w:rPr>
                 <w:rFonts w:ascii="游明朝" w:eastAsia="游明朝" w:hAnsi="游明朝"/>
-                <w:szCs w:val="21"/>
-              </w:rPr>
-            </w:pPr>
-            <w:r>
-              <w:rPr>
-                <w:rFonts w:ascii="游明朝" w:eastAsia="游明朝" w:hAnsi="游明朝"/>
+                <w:sz w:val="17"/>
+                <w:szCs w:val="21"/>
+              </w:rPr>
+            </w:pPr>
+            <w:r>
+              <w:rPr>
+                <w:rFonts w:ascii="游明朝" w:eastAsia="游明朝" w:hAnsi="游明朝"/>
+                <w:sz w:val="17"/>
                 <w:szCs w:val="21"/>
               </w:rPr>
               <w:t>２．一般層への継続的な到達</w:t>
@@ -908,12 +956,14 @@
               <w:jc w:val="left"/>
               <w:rPr>
                 <w:rFonts w:ascii="游明朝" w:eastAsia="游明朝" w:hAnsi="游明朝"/>
-                <w:szCs w:val="21"/>
-              </w:rPr>
-            </w:pPr>
-            <w:r>
-              <w:rPr>
-                <w:rFonts w:ascii="游明朝" w:eastAsia="游明朝" w:hAnsi="游明朝"/>
+                <w:sz w:val="17"/>
+                <w:szCs w:val="21"/>
+              </w:rPr>
+            </w:pPr>
+            <w:r>
+              <w:rPr>
+                <w:rFonts w:ascii="游明朝" w:eastAsia="游明朝" w:hAnsi="游明朝"/>
+                <w:sz w:val="17"/>
                 <w:szCs w:val="21"/>
               </w:rPr>
               <w:t>LINEスタンプは、送信されるかぎり露出が続きます。一度の制作費で、個人間の会話という最も信頼された場所に、繰り返しフジィが現れ続けます。</w:t>
@@ -924,12 +974,14 @@
               <w:jc w:val="left"/>
               <w:rPr>
                 <w:rFonts w:ascii="游明朝" w:eastAsia="游明朝" w:hAnsi="游明朝"/>
-                <w:szCs w:val="21"/>
-              </w:rPr>
-            </w:pPr>
-            <w:r>
-              <w:rPr>
-                <w:rFonts w:ascii="游明朝" w:eastAsia="游明朝" w:hAnsi="游明朝"/>
+                <w:sz w:val="17"/>
+                <w:szCs w:val="21"/>
+              </w:rPr>
+            </w:pPr>
+            <w:r>
+              <w:rPr>
+                <w:rFonts w:ascii="游明朝" w:eastAsia="游明朝" w:hAnsi="游明朝"/>
+                <w:sz w:val="17"/>
                 <w:szCs w:val="21"/>
               </w:rPr>
               <w:t>３．取引先を通じた面の拡大</w:t>
@@ -940,12 +992,14 @@
               <w:jc w:val="left"/>
               <w:rPr>
                 <w:rFonts w:ascii="游明朝" w:eastAsia="游明朝" w:hAnsi="游明朝"/>
-                <w:szCs w:val="21"/>
-              </w:rPr>
-            </w:pPr>
-            <w:r>
-              <w:rPr>
-                <w:rFonts w:ascii="游明朝" w:eastAsia="游明朝" w:hAnsi="游明朝"/>
+                <w:sz w:val="17"/>
+                <w:szCs w:val="21"/>
+              </w:rPr>
+            </w:pPr>
+            <w:r>
+              <w:rPr>
+                <w:rFonts w:ascii="游明朝" w:eastAsia="游明朝" w:hAnsi="游明朝"/>
+                <w:sz w:val="17"/>
                 <w:szCs w:val="21"/>
               </w:rPr>
               <w:t>稚魚取引先への無償開放により、フジキンが直接リーチできない一般消費者の食卓にフジィが届きます。BtoB企業がBtoCに到達する、現実的で低コストな経路です。</w:t>
@@ -956,14 +1010,17 @@
               <w:jc w:val="left"/>
               <w:rPr>
                 <w:rFonts w:ascii="游明朝" w:eastAsia="游明朝" w:hAnsi="游明朝"/>
-                <w:szCs w:val="21"/>
-              </w:rPr>
-            </w:pPr>
-            <w:r>
-              <w:rPr>
-                <w:rFonts w:ascii="游明朝" w:eastAsia="游明朝" w:hAnsi="游明朝"/>
-                <w:szCs w:val="21"/>
-              </w:rPr>
+                <w:sz w:val="17"/>
+                <w:szCs w:val="21"/>
+              </w:rPr>
+            </w:pPr>
+            <w:r>
+              <w:rPr>
+                <w:rFonts w:ascii="游明朝" w:eastAsia="游明朝" w:hAnsi="游明朝"/>
+                <w:sz w:val="17"/>
+                <w:szCs w:val="21"/>
+              </w:rPr>
+              <w:lastRenderedPageBreak/>
               <w:t>４．採用広報への波及</w:t>
             </w:r>
           </w:p>
@@ -972,12 +1029,14 @@
               <w:jc w:val="left"/>
               <w:rPr>
                 <w:rFonts w:ascii="游明朝" w:eastAsia="游明朝" w:hAnsi="游明朝"/>
-                <w:szCs w:val="21"/>
-              </w:rPr>
-            </w:pPr>
-            <w:r>
-              <w:rPr>
-                <w:rFonts w:ascii="游明朝" w:eastAsia="游明朝" w:hAnsi="游明朝"/>
+                <w:sz w:val="17"/>
+                <w:szCs w:val="21"/>
+              </w:rPr>
+            </w:pPr>
+            <w:r>
+              <w:rPr>
+                <w:rFonts w:ascii="游明朝" w:eastAsia="游明朝" w:hAnsi="游明朝"/>
+                <w:sz w:val="17"/>
                 <w:szCs w:val="21"/>
               </w:rPr>
               <w:t>生残率5％から世界初に至った11年間は、企業ポリシー「極限への挑戦」そのものです。説明する言葉ではなく実話として語れるため、学生が最も反応する種類の物語になります。</w:t>
@@ -988,12 +1047,14 @@
               <w:jc w:val="left"/>
               <w:rPr>
                 <w:rFonts w:ascii="游明朝" w:eastAsia="游明朝" w:hAnsi="游明朝"/>
-                <w:szCs w:val="21"/>
-              </w:rPr>
-            </w:pPr>
-            <w:r>
-              <w:rPr>
-                <w:rFonts w:ascii="游明朝" w:eastAsia="游明朝" w:hAnsi="游明朝"/>
+                <w:sz w:val="17"/>
+                <w:szCs w:val="21"/>
+              </w:rPr>
+            </w:pPr>
+            <w:r>
+              <w:rPr>
+                <w:rFonts w:ascii="游明朝" w:eastAsia="游明朝" w:hAnsi="游明朝"/>
+                <w:sz w:val="17"/>
                 <w:szCs w:val="21"/>
               </w:rPr>
               <w:t>５．地域・行政との連携</w:t>
@@ -1004,12 +1065,14 @@
               <w:jc w:val="left"/>
               <w:rPr>
                 <w:rFonts w:ascii="游明朝" w:eastAsia="游明朝" w:hAnsi="游明朝"/>
-                <w:szCs w:val="21"/>
-              </w:rPr>
-            </w:pPr>
-            <w:r>
-              <w:rPr>
-                <w:rFonts w:ascii="游明朝" w:eastAsia="游明朝" w:hAnsi="游明朝"/>
+                <w:sz w:val="17"/>
+                <w:szCs w:val="21"/>
+              </w:rPr>
+            </w:pPr>
+            <w:r>
+              <w:rPr>
+                <w:rFonts w:ascii="游明朝" w:eastAsia="游明朝" w:hAnsi="游明朝"/>
+                <w:sz w:val="17"/>
                 <w:szCs w:val="21"/>
               </w:rPr>
               <w:t>茨城県の産地化政策と目的が一致するため、県・自治体・地元メディアを無償の拡散チャネルとして活用できます。</w:t>
@@ -1020,12 +1083,14 @@
               <w:jc w:val="left"/>
               <w:rPr>
                 <w:rFonts w:ascii="游明朝" w:eastAsia="游明朝" w:hAnsi="游明朝"/>
-                <w:szCs w:val="21"/>
-              </w:rPr>
-            </w:pPr>
-            <w:r>
-              <w:rPr>
-                <w:rFonts w:ascii="游明朝" w:eastAsia="游明朝" w:hAnsi="游明朝"/>
+                <w:sz w:val="17"/>
+                <w:szCs w:val="21"/>
+              </w:rPr>
+            </w:pPr>
+            <w:r>
+              <w:rPr>
+                <w:rFonts w:ascii="游明朝" w:eastAsia="游明朝" w:hAnsi="游明朝"/>
+                <w:sz w:val="17"/>
                 <w:szCs w:val="21"/>
               </w:rPr>
               <w:t>６．資産が積み上がる</w:t>
@@ -1036,12 +1101,14 @@
               <w:jc w:val="left"/>
               <w:rPr>
                 <w:rFonts w:ascii="游明朝" w:eastAsia="游明朝" w:hAnsi="游明朝"/>
-                <w:szCs w:val="21"/>
-              </w:rPr>
-            </w:pPr>
-            <w:r>
-              <w:rPr>
-                <w:rFonts w:ascii="游明朝" w:eastAsia="游明朝" w:hAnsi="游明朝"/>
+                <w:sz w:val="17"/>
+                <w:szCs w:val="21"/>
+              </w:rPr>
+            </w:pPr>
+            <w:r>
+              <w:rPr>
+                <w:rFonts w:ascii="游明朝" w:eastAsia="游明朝" w:hAnsi="游明朝"/>
+                <w:sz w:val="17"/>
                 <w:szCs w:val="21"/>
               </w:rPr>
               <w:t>ちびフジィ、スタンプ、映像、養魚場の公開体制 ―― いずれも一度作れば残り、翌年以降の施策の土台になります。単発の広告とは異なり、時間とともに価値が増していきます。７．複数部門で推進できるフジィが「絶滅危惧種を、獲らずに育てる技術」の象徴になることで、広報活動だけでなく、統合報告書・サステナビリティ報告・SDGs（目標14「海の豊かさを守ろう」）の文脈でも語れるようになります。予算と推進主体を一部門に依存しない企画になります。８．来年度の計画として、すぐに動かせる2027年という明確な節目があるため、「いつか実施する案」ではなく「2027年度に実施する計画」として検討できます。第1期の制作物（ちびフジィ、スタンプ128種、体験版）は本エントリーにすべて添付済みです。</w:t>
@@ -1052,104 +1119,117 @@
               <w:jc w:val="left"/>
               <w:rPr>
                 <w:rFonts w:ascii="游明朝" w:eastAsia="游明朝" w:hAnsi="游明朝"/>
-                <w:szCs w:val="21"/>
-              </w:rPr>
-            </w:pPr>
-          </w:p>
-          <w:p>
-            <w:pPr>
-              <w:jc w:val="left"/>
-              <w:rPr>
-                <w:rFonts w:ascii="游明朝" w:eastAsia="游明朝" w:hAnsi="游明朝"/>
-                <w:szCs w:val="21"/>
-              </w:rPr>
-            </w:pPr>
-            <w:r>
-              <w:rPr>
-                <w:rFonts w:ascii="游明朝" w:eastAsia="游明朝" w:hAnsi="游明朝"/>
-                <w:szCs w:val="21"/>
-              </w:rPr>
-              <w:t>■ 2027 年の、ある一日 ―― 効果は視聴率ではなく、こういう一日として現れます</w:t>
-            </w:r>
-          </w:p>
-          <w:p>
-            <w:pPr>
-              <w:jc w:val="left"/>
-              <w:rPr>
-                <w:rFonts w:ascii="游明朝" w:eastAsia="游明朝" w:hAnsi="游明朝"/>
-                <w:szCs w:val="21"/>
-              </w:rPr>
-            </w:pPr>
-            <w:r>
-              <w:rPr>
-                <w:rFonts w:ascii="游明朝" w:eastAsia="游明朝" w:hAnsi="游明朝"/>
-                <w:szCs w:val="21"/>
-              </w:rPr>
-              <w:t>【朝】常陸太田・里美養魚場、給餌の 7 時。水面が一斉に沸き立つ 20 秒を飼育員が撮り、ちびフジィの声で「今日もごはん。1 万匹分」と投稿します。114 人だったフォロワーは毎週この光景を見てきました。県水産課の担当者もその一人で、庁内に転送します。</w:t>
-            </w:r>
-          </w:p>
-          <w:p>
-            <w:pPr>
-              <w:jc w:val="left"/>
-              <w:rPr>
-                <w:rFonts w:ascii="游明朝" w:eastAsia="游明朝" w:hAnsi="游明朝"/>
-                <w:szCs w:val="21"/>
-              </w:rPr>
-            </w:pPr>
-            <w:r>
-              <w:rPr>
-                <w:rFonts w:ascii="游明朝" w:eastAsia="游明朝" w:hAnsi="游明朝"/>
-                <w:szCs w:val="21"/>
-              </w:rPr>
-              <w:t>【昼】大阪の高校、社会科の教室。配布資料の QR コードから 90 秒後、40 台のスマートフォンに成魚が泳いでいます。「この会社なに？」「バルブの会社。この魚を世界で初めて卵から育てた」。その一人が三年後の採用説明会でこの日を話します。</w:t>
-            </w:r>
-          </w:p>
-          <w:p>
-            <w:pPr>
-              <w:jc w:val="left"/>
-              <w:rPr>
-                <w:rFonts w:ascii="游明朝" w:eastAsia="游明朝" w:hAnsi="游明朝"/>
-                <w:szCs w:val="21"/>
-              </w:rPr>
-            </w:pPr>
-            <w:r>
-              <w:rPr>
-                <w:rFonts w:ascii="游明朝" w:eastAsia="游明朝" w:hAnsi="游明朝"/>
-                <w:szCs w:val="21"/>
-              </w:rPr>
-              <w:t>【夕】友だちのグループチャット。「サメじゃないです」のスタンプが送られ、「チョウザメ。絶滅しそうな魚を獲らずに増やせるようにした会社がいる」と会話が始まります。フジキンはこの会話に一円も払っていません。</w:t>
-            </w:r>
-          </w:p>
-          <w:p>
-            <w:pPr>
-              <w:jc w:val="left"/>
-              <w:rPr>
-                <w:rFonts w:ascii="游明朝" w:eastAsia="游明朝" w:hAnsi="游明朝"/>
-                <w:szCs w:val="21"/>
-              </w:rPr>
-            </w:pPr>
-            <w:r>
-              <w:rPr>
-                <w:rFonts w:ascii="游明朝" w:eastAsia="游明朝" w:hAnsi="游明朝"/>
-                <w:szCs w:val="21"/>
-              </w:rPr>
-              <w:t>【夜】どこかの家の食卓。お歳暮の国産キャビア缶に小さな銀色の魚。「里美のやつだ。今度見に行こう」。缶の生産者はフジキンから稚魚を買う会社で、キャラクターの使用料はかかっていません。</w:t>
-            </w:r>
-          </w:p>
-          <w:p>
-            <w:pPr>
-              <w:jc w:val="left"/>
-              <w:rPr>
-                <w:rFonts w:ascii="游明朝" w:eastAsia="游明朝" w:hAnsi="游明朝"/>
-                <w:szCs w:val="21"/>
-              </w:rPr>
-            </w:pPr>
-            <w:r>
-              <w:rPr>
-                <w:rFonts w:ascii="游明朝" w:eastAsia="游明朝" w:hAnsi="游明朝"/>
-                <w:szCs w:val="21"/>
-              </w:rPr>
-              <w:t>四つの場面に共通するのは、誰かがフジキンの話を自分の言葉でしていることです。それが「覚えられる会社」と「語られる会社」の差です。</w:t>
+                <w:sz w:val="17"/>
+                <w:szCs w:val="21"/>
+              </w:rPr>
+            </w:pPr>
+          </w:p>
+          <w:p>
+            <w:pPr>
+              <w:jc w:val="left"/>
+              <w:rPr>
+                <w:rFonts w:ascii="游明朝" w:eastAsia="游明朝" w:hAnsi="游明朝"/>
+                <w:sz w:val="17"/>
+                <w:szCs w:val="21"/>
+              </w:rPr>
+            </w:pPr>
+            <w:r>
+              <w:rPr>
+                <w:rFonts w:ascii="游明朝" w:eastAsia="游明朝" w:hAnsi="游明朝"/>
+                <w:sz w:val="17"/>
+                <w:szCs w:val="21"/>
+              </w:rPr>
+              <w:t>■ 2027 年の、ある一日</w:t>
+            </w:r>
+          </w:p>
+          <w:p>
+            <w:pPr>
+              <w:jc w:val="left"/>
+              <w:rPr>
+                <w:rFonts w:ascii="游明朝" w:eastAsia="游明朝" w:hAnsi="游明朝"/>
+                <w:sz w:val="17"/>
+                <w:szCs w:val="21"/>
+              </w:rPr>
+            </w:pPr>
+            <w:r>
+              <w:rPr>
+                <w:rFonts w:ascii="游明朝" w:eastAsia="游明朝" w:hAnsi="游明朝"/>
+                <w:sz w:val="17"/>
+                <w:szCs w:val="21"/>
+              </w:rPr>
+              <w:t>【朝】里美養魚場、給餌の 7 時。水面が沸き立つ 20 秒を飼育員が撮り、ちびフジィの声で「今日もごはん。1 万匹分」と投稿します。県水産課の担当者が、庁内に転送します。</w:t>
+            </w:r>
+          </w:p>
+          <w:p>
+            <w:pPr>
+              <w:jc w:val="left"/>
+              <w:rPr>
+                <w:rFonts w:ascii="游明朝" w:eastAsia="游明朝" w:hAnsi="游明朝"/>
+                <w:sz w:val="17"/>
+                <w:szCs w:val="21"/>
+              </w:rPr>
+            </w:pPr>
+            <w:r>
+              <w:rPr>
+                <w:rFonts w:ascii="游明朝" w:eastAsia="游明朝" w:hAnsi="游明朝"/>
+                <w:sz w:val="17"/>
+                <w:szCs w:val="21"/>
+              </w:rPr>
+              <w:t>【昼】大阪の高校の教室。配布資料の QR コードから 90 秒後、40 台のスマートフォンに成魚が泳いでいます。「バルブの会社。この魚を世界で初めて卵から育てた」。</w:t>
+            </w:r>
+          </w:p>
+          <w:p>
+            <w:pPr>
+              <w:jc w:val="left"/>
+              <w:rPr>
+                <w:rFonts w:ascii="游明朝" w:eastAsia="游明朝" w:hAnsi="游明朝"/>
+                <w:sz w:val="17"/>
+                <w:szCs w:val="21"/>
+              </w:rPr>
+            </w:pPr>
+            <w:r>
+              <w:rPr>
+                <w:rFonts w:ascii="游明朝" w:eastAsia="游明朝" w:hAnsi="游明朝"/>
+                <w:sz w:val="17"/>
+                <w:szCs w:val="21"/>
+              </w:rPr>
+              <w:t>【夕】友だちのグループチャット。「サメじゃないです」のスタンプから会話が始まります。フジキンは一円も払っていません。</w:t>
+            </w:r>
+          </w:p>
+          <w:p>
+            <w:pPr>
+              <w:jc w:val="left"/>
+              <w:rPr>
+                <w:rFonts w:ascii="游明朝" w:eastAsia="游明朝" w:hAnsi="游明朝"/>
+                <w:sz w:val="17"/>
+                <w:szCs w:val="21"/>
+              </w:rPr>
+            </w:pPr>
+            <w:r>
+              <w:rPr>
+                <w:rFonts w:ascii="游明朝" w:eastAsia="游明朝" w:hAnsi="游明朝"/>
+                <w:sz w:val="17"/>
+                <w:szCs w:val="21"/>
+              </w:rPr>
+              <w:t>【夜】どこかの家の食卓。お歳暮の国産キャビア缶に銀色の小さな魚。「里美のやつだ。今度見に行こう」。缶の生産者は、フジキンから稚魚を買う会社です。</w:t>
+            </w:r>
+          </w:p>
+          <w:p>
+            <w:pPr>
+              <w:jc w:val="left"/>
+              <w:rPr>
+                <w:rFonts w:ascii="游明朝" w:eastAsia="游明朝" w:hAnsi="游明朝"/>
+                <w:sz w:val="17"/>
+                <w:szCs w:val="21"/>
+              </w:rPr>
+            </w:pPr>
+            <w:r>
+              <w:rPr>
+                <w:rFonts w:ascii="游明朝" w:eastAsia="游明朝" w:hAnsi="游明朝"/>
+                <w:sz w:val="17"/>
+                <w:szCs w:val="21"/>
+              </w:rPr>
+              <w:t>共通するのは、誰かがフジキンの話を自分の言葉でしていること。それが「覚えられる会社」と「語られる会社」の差です。</w:t>
             </w:r>
           </w:p>
           <w:p>
@@ -1157,24 +1237,27 @@
               <w:jc w:val="left"/>
               <w:rPr>
                 <w:rFonts w:ascii="游明朝" w:eastAsia="游明朝" w:hAnsi="游明朝" w:hint="eastAsia"/>
-                <w:szCs w:val="21"/>
-              </w:rPr>
-            </w:pPr>
-          </w:p>
-          <w:p>
-            <w:pPr>
-              <w:jc w:val="left"/>
-              <w:rPr>
-                <w:rFonts w:ascii="游明朝" w:eastAsia="游明朝" w:hAnsi="游明朝"/>
-                <w:szCs w:val="21"/>
-              </w:rPr>
-            </w:pPr>
-          </w:p>
-          <w:p>
-            <w:pPr>
-              <w:jc w:val="left"/>
-              <w:rPr>
-                <w:rFonts w:ascii="游明朝" w:eastAsia="游明朝" w:hAnsi="游明朝"/>
+                <w:sz w:val="17"/>
+                <w:szCs w:val="21"/>
+              </w:rPr>
+            </w:pPr>
+          </w:p>
+          <w:p>
+            <w:pPr>
+              <w:jc w:val="left"/>
+              <w:rPr>
+                <w:rFonts w:ascii="游明朝" w:eastAsia="游明朝" w:hAnsi="游明朝"/>
+                <w:sz w:val="17"/>
+                <w:szCs w:val="21"/>
+              </w:rPr>
+            </w:pPr>
+          </w:p>
+          <w:p>
+            <w:pPr>
+              <w:jc w:val="left"/>
+              <w:rPr>
+                <w:rFonts w:ascii="游明朝" w:eastAsia="游明朝" w:hAnsi="游明朝"/>
+                <w:sz w:val="17"/>
                 <w:szCs w:val="21"/>
               </w:rPr>
             </w:pPr>
@@ -1184,6 +1267,7 @@
               <w:jc w:val="left"/>
               <w:rPr>
                 <w:rFonts w:ascii="游明朝" w:eastAsia="游明朝" w:hAnsi="游明朝" w:hint="eastAsia"/>
+                <w:sz w:val="17"/>
                 <w:szCs w:val="21"/>
               </w:rPr>
             </w:pPr>
@@ -1194,6 +1278,7 @@
               <w:rPr>
                 <w:rFonts w:ascii="游明朝" w:eastAsia="游明朝" w:hAnsi="游明朝" w:hint="eastAsia"/>
                 <w:color w:val="FF0000"/>
+                <w:sz w:val="17"/>
                 <w:szCs w:val="21"/>
               </w:rPr>
             </w:pPr>
@@ -1205,6 +1290,7 @@
       <w:pPr>
         <w:rPr>
           <w:rFonts w:ascii="游明朝" w:eastAsia="游明朝" w:hAnsi="游明朝" w:hint="eastAsia"/>
+          <w:sz w:val="17"/>
           <w:szCs w:val="21"/>
         </w:rPr>
       </w:pPr>

--- a/Fujie_Creative/05_submission/エントリーシート_記入済.docx
+++ b/Fujie_Creative/05_submission/エントリーシート_記入済.docx
@@ -114,7 +114,7 @@
           <w:rFonts w:ascii="ＭＳ 明朝" w:hAnsi="ＭＳ 明朝"/>
           <w:noProof/>
         </w:rPr>
-        <w:pict w14:anchorId="1A16B7FD">
+        <w:pict w14:anchorId="2A2553CA">
           <v:shapetype id="_x0000_t75" coordsize="21600,21600" o:spt="75" o:preferrelative="t" path="m@4@5l@4@11@9@11@9@5xe" filled="f" stroked="f">
             <v:stroke joinstyle="miter"/>
             <v:formulas>
@@ -637,7 +637,7 @@
                 <w:sz w:val="17"/>
                 <w:szCs w:val="21"/>
               </w:rPr>
-              <w:t>現行マニュアルの規定は一切変更しません。従来のフジィは企業シンボルとして厳格に保護したまま、表情と親しみやすさを担う「ちびフジィ」を公式に追加します。シンボルは、笑うことも、抱きしめられることも、ファンに描かれることもできません。フジィが有名になるために不足しているのは、この一点だと考えます。</w:t>
+              <w:t>現行マニュアルは一切変更せず、公式フジィは企業シンボルとして守ったまま、表情と親しみを担う「ちびフジィ」を公式に追加します。シンボルは笑うことも抱きしめられることもできません。有名になるために不足しているのは、この一点です。</w:t>
             </w:r>
           </w:p>
           <w:p>
@@ -674,7 +674,7 @@
                 <w:sz w:val="17"/>
                 <w:szCs w:val="21"/>
               </w:rPr>
-              <w:t>公式アカウントの友だち追加を条件とした無料配布は、日本において最も費用対効果の高い認知獲得手段です。スタンプは「友人が」「私的な会話の中で」「自発的に」送るため、広告では到達できない場所に届きます。本エントリーでは、実際に使用可能な128種（日本語64種・英語64種）を制作し、一点ずつ切り出した状態で別資料に添付しています。</w:t>
+              <w:t>友だち追加を条件とした無料配布は、日本で最も費用対効果の高い認知獲得手段です。スタンプは「友人が」「私的な会話で」「自発的に」送るため、広告では届かない場所に届きます。128種（日本語64・英語64）は制作済みで、別資料に添付しています。</w:t>
             </w:r>
           </w:p>
           <w:p>
@@ -710,7 +710,7 @@
                 <w:sz w:val="17"/>
                 <w:szCs w:val="21"/>
               </w:rPr>
-              <w:t>公式Instagramは現在114フォロワー。これは弱点ではなく、余白です。1万尾の給餌風景、ふ化の瞬間、夜明けの養魚場 ―― 誰も見たことのない映像を、フジキンだけが持っています。</w:t>
+              <w:t>公式Instagramは現在114フォロワー。弱点ではなく余白です。1万尾の給餌、ふ化の瞬間、夜明けの養魚場 ―― 誰も見たことのない映像を、フジキンだけが持っています。</w:t>
             </w:r>
           </w:p>
           <w:p>
@@ -746,43 +746,43 @@
                 <w:sz w:val="17"/>
                 <w:szCs w:val="21"/>
               </w:rPr>
-              <w:t>フジキンはチョウザメの稚魚を全国の養殖業者へ販売しています。その取引先に無償開放すれば、日本中の国産キャビア生産者のパッケージが、そのままフジキンの広告になります。追加費用はかからず、既存の取引網だけで成立します。</w:t>
-            </w:r>
-          </w:p>
-          <w:p>
-            <w:pPr>
-              <w:jc w:val="left"/>
-              <w:rPr>
-                <w:rFonts w:ascii="游明朝" w:eastAsia="游明朝" w:hAnsi="游明朝"/>
-                <w:sz w:val="17"/>
-                <w:szCs w:val="21"/>
-              </w:rPr>
-            </w:pPr>
-            <w:r>
-              <w:rPr>
-                <w:rFonts w:ascii="游明朝" w:eastAsia="游明朝" w:hAnsi="游明朝"/>
-                <w:sz w:val="17"/>
-                <w:szCs w:val="21"/>
-              </w:rPr>
-              <w:t>⑤「会いに行けるマスコット」にする</w:t>
-            </w:r>
-          </w:p>
-          <w:p>
-            <w:pPr>
-              <w:jc w:val="left"/>
-              <w:rPr>
-                <w:rFonts w:ascii="游明朝" w:eastAsia="游明朝" w:hAnsi="游明朝"/>
-                <w:sz w:val="17"/>
-                <w:szCs w:val="21"/>
-              </w:rPr>
-            </w:pPr>
-            <w:r>
-              <w:rPr>
-                <w:rFonts w:ascii="游明朝" w:eastAsia="游明朝" w:hAnsi="游明朝"/>
-                <w:sz w:val="17"/>
-                <w:szCs w:val="21"/>
-              </w:rPr>
-              <w:t>里美養魚場の限定公開。日本で唯一、餌やりができる企業マスコットになります。茨城県は「霞ヶ浦キャビア」で国内一の産地を目指しており、協力相手として利害が完全に一致します。</w:t>
+              <w:t>フジキンは稚魚を全国の養殖業者へ販売しています。その取引先に無償開放すれば、日本中の国産キャビアのパッケージがそのまま広告になります。追加費用はかからず、既存の取引網だけで成立します。</w:t>
+            </w:r>
+          </w:p>
+          <w:p>
+            <w:pPr>
+              <w:jc w:val="left"/>
+              <w:rPr>
+                <w:rFonts w:ascii="游明朝" w:eastAsia="游明朝" w:hAnsi="游明朝"/>
+                <w:sz w:val="17"/>
+                <w:szCs w:val="21"/>
+              </w:rPr>
+            </w:pPr>
+            <w:r>
+              <w:rPr>
+                <w:rFonts w:ascii="游明朝" w:eastAsia="游明朝" w:hAnsi="游明朝"/>
+                <w:sz w:val="17"/>
+                <w:szCs w:val="21"/>
+              </w:rPr>
+              <w:t>⑤「会いに行けるマスコット」にする ―― 年に一度の公開日</w:t>
+            </w:r>
+          </w:p>
+          <w:p>
+            <w:pPr>
+              <w:jc w:val="left"/>
+              <w:rPr>
+                <w:rFonts w:ascii="游明朝" w:eastAsia="游明朝" w:hAnsi="游明朝"/>
+                <w:sz w:val="17"/>
+                <w:szCs w:val="21"/>
+              </w:rPr>
+            </w:pPr>
+            <w:r>
+              <w:rPr>
+                <w:rFonts w:ascii="游明朝" w:eastAsia="游明朝" w:hAnsi="游明朝"/>
+                <w:sz w:val="17"/>
+                <w:szCs w:val="21"/>
+              </w:rPr>
+              <w:t>里美養魚場（常陸太田市）を年に一度、地元の40家族に抽選で公開します。午前は、その年に卵からかえった「2027年組」への手紙。封をして、創業100周年の2030年に開封します（魚は年ごとの組で育つため、一尾ずつ追う必要はありません）。午後は、日本で初めてこの魚からつくられたキャビアを小さな匙で一口。この日を「チョウザメの日」として日本記念日協会に登録し、フジィの誕生日と重ねます。全種が絶滅危惧種のこの魚に、まだ記念日はありません。</w:t>
             </w:r>
           </w:p>
           <w:p>
@@ -818,74 +818,240 @@
                 <w:sz w:val="17"/>
                 <w:szCs w:val="21"/>
               </w:rPr>
-              <w:t>ソ連視察、ボルガ川の船上で初めて口にしたキャビア、生残率5％の初年度、そして世界初へ。ロケ地はすべて自社保有であり、制作費以外の追加投資を必要としません。⑦「サメじゃないです。」を入口の一言にするチョウザメは「蝶のサメ」と書くため、ほぼ全員が最初にサメだと誤解します。フジキンのキャビアサイトにも「サメとの違い」というページがあるほどです。この誤解を直すのではなく、入口として使います。「サメじゃないです。」に続けて「サメより、ずっと少ないんです。」と言えば、二行でチョウザメの正体と、この魚がおかれた状況が同時に伝わります。キャラクター最大の弱点（サメに見えること）が、そのまま最大の入口になります。なお、この一言を発するのは「ちびフジィ」であり、公式フジィに文字を重ねることはしません（マニュアル第7条）。実施時期について。2027年は、1987年の挑戦開始から40年、2002年の初出荷から25年にあたります。本コンテストの結果発表は2026年12月であり、本企画はそのまま2027年度の計画に乗せることができます。2028年には完全養殖から30年、そして2030年には創業100周年。創業100周年を、フジィが有名になった状態で迎えることを目標とします。</w:t>
-            </w:r>
-          </w:p>
-          <w:p>
-            <w:pPr>
-              <w:jc w:val="left"/>
+              <w:t>ボルガ川の船上で初めて口にしたキャビア、生残率5％の初年度、そして世界初へ。ロケ地はすべて自社保有です。</w:t>
+            </w:r>
+          </w:p>
+          <w:p>
+            <w:pPr>
+              <w:jc w:val="left"/>
+              <w:rPr>
+                <w:rFonts w:ascii="游明朝" w:eastAsia="游明朝" w:hAnsi="游明朝"/>
+                <w:sz w:val="17"/>
+                <w:szCs w:val="21"/>
+              </w:rPr>
+            </w:pPr>
+            <w:r>
+              <w:rPr>
+                <w:rFonts w:ascii="游明朝" w:eastAsia="游明朝" w:hAnsi="游明朝"/>
+                <w:sz w:val="17"/>
+                <w:szCs w:val="21"/>
+              </w:rPr>
+              <w:t>⑦「サメじゃないです。」を入口の一言にする</w:t>
+            </w:r>
+          </w:p>
+          <w:p>
+            <w:pPr>
+              <w:jc w:val="left"/>
+              <w:rPr>
+                <w:rFonts w:ascii="游明朝" w:eastAsia="游明朝" w:hAnsi="游明朝"/>
+                <w:sz w:val="17"/>
+                <w:szCs w:val="21"/>
+              </w:rPr>
+            </w:pPr>
+            <w:r>
+              <w:rPr>
+                <w:rFonts w:ascii="游明朝" w:eastAsia="游明朝" w:hAnsi="游明朝"/>
+                <w:sz w:val="17"/>
+                <w:szCs w:val="21"/>
+              </w:rPr>
+              <w:t>チョウザメは「蝶のサメ」と書くため、ほぼ全員が最初にサメだと誤解します。直すのではなく入口に使い、「サメより、ずっと少ないんです。」と続ければ、二行で正体と状況が伝わります。この一言を発するのはちびフジィで、公式フジィに文字は重ねません（第7条）。</w:t>
+            </w:r>
+          </w:p>
+          <w:p>
+            <w:pPr>
+              <w:jc w:val="left"/>
+              <w:rPr>
+                <w:rFonts w:ascii="游明朝" w:eastAsia="游明朝" w:hAnsi="游明朝"/>
+                <w:sz w:val="17"/>
+                <w:szCs w:val="21"/>
+              </w:rPr>
+            </w:pPr>
+            <w:r>
+              <w:rPr>
+                <w:rFonts w:ascii="游明朝" w:eastAsia="游明朝" w:hAnsi="游明朝"/>
+                <w:sz w:val="17"/>
+                <w:szCs w:val="21"/>
+              </w:rPr>
+              <w:t>⑧水族館のサメの隣に、本物のフジィを</w:t>
+            </w:r>
+          </w:p>
+          <w:p>
+            <w:pPr>
+              <w:jc w:val="left"/>
+              <w:rPr>
+                <w:rFonts w:ascii="游明朝" w:eastAsia="游明朝" w:hAnsi="游明朝"/>
+                <w:sz w:val="17"/>
+                <w:szCs w:val="21"/>
+              </w:rPr>
+            </w:pPr>
+            <w:r>
+              <w:rPr>
+                <w:rFonts w:ascii="游明朝" w:eastAsia="游明朝" w:hAnsi="游明朝"/>
+                <w:sz w:val="17"/>
+                <w:szCs w:val="21"/>
+              </w:rPr>
+              <w:t>サメの展示で知られる大洗のアクアワールドに小さな水槽を置き、里美のフジィを泳がせ、「サメじゃないです」のパネルを添えます。誰もがサメだと思う魚を本物のサメの隣に。水族館の判断を前提とした提案です。</w:t>
+            </w:r>
+          </w:p>
+          <w:p>
+            <w:pPr>
+              <w:jc w:val="left"/>
+              <w:rPr>
+                <w:rFonts w:ascii="游明朝" w:eastAsia="游明朝" w:hAnsi="游明朝"/>
+                <w:sz w:val="17"/>
+                <w:szCs w:val="21"/>
+              </w:rPr>
+            </w:pPr>
+            <w:r>
+              <w:rPr>
+                <w:rFonts w:ascii="游明朝" w:eastAsia="游明朝" w:hAnsi="游明朝"/>
+                <w:sz w:val="17"/>
+                <w:szCs w:val="21"/>
+              </w:rPr>
+              <w:t>⑨常陸太田市に、フジィのマンホール</w:t>
+            </w:r>
+          </w:p>
+          <w:p>
+            <w:pPr>
+              <w:jc w:val="left"/>
+              <w:rPr>
+                <w:rFonts w:ascii="游明朝" w:eastAsia="游明朝" w:hAnsi="游明朝"/>
+                <w:sz w:val="17"/>
+                <w:szCs w:val="21"/>
+              </w:rPr>
+            </w:pPr>
+            <w:r>
+              <w:rPr>
+                <w:rFonts w:ascii="游明朝" w:eastAsia="游明朝" w:hAnsi="游明朝"/>
+                <w:sz w:val="17"/>
+                <w:szCs w:val="21"/>
+              </w:rPr>
+              <w:t>駅前・市役所・養魚場の門に3</w:t>
+            </w:r>
+            <w:r>
               <w:rPr>
                 <w:rFonts w:ascii="游明朝" w:eastAsia="游明朝" w:hAnsi="游明朝" w:hint="eastAsia"/>
                 <w:sz w:val="17"/>
                 <w:szCs w:val="21"/>
               </w:rPr>
-            </w:pPr>
-          </w:p>
-          <w:p>
-            <w:pPr>
-              <w:jc w:val="left"/>
-              <w:rPr>
-                <w:rFonts w:ascii="游明朝" w:eastAsia="游明朝" w:hAnsi="游明朝"/>
-                <w:sz w:val="17"/>
-                <w:szCs w:val="21"/>
-              </w:rPr>
-            </w:pPr>
-          </w:p>
-          <w:p>
-            <w:pPr>
-              <w:jc w:val="left"/>
-              <w:rPr>
-                <w:rFonts w:ascii="游明朝" w:eastAsia="游明朝" w:hAnsi="游明朝"/>
-                <w:sz w:val="17"/>
-                <w:szCs w:val="21"/>
-              </w:rPr>
-            </w:pPr>
-          </w:p>
-          <w:p>
-            <w:pPr>
-              <w:jc w:val="left"/>
-              <w:rPr>
-                <w:rFonts w:ascii="游明朝" w:eastAsia="游明朝" w:hAnsi="游明朝"/>
-                <w:sz w:val="17"/>
-                <w:szCs w:val="21"/>
-              </w:rPr>
-            </w:pPr>
-          </w:p>
-          <w:p>
-            <w:pPr>
-              <w:jc w:val="left"/>
+              <w:t>〜</w:t>
+            </w:r>
+            <w:r>
+              <w:rPr>
+                <w:rFonts w:ascii="游明朝" w:eastAsia="游明朝" w:hAnsi="游明朝"/>
+                <w:sz w:val="17"/>
+                <w:szCs w:val="21"/>
+              </w:rPr>
+              <w:t>5枚。カラーの蓋には公式フジィを原画どおりの色で（色の再現はマニュアル管理者の確認を条件に）、別の蓋にはちびフジィを。地元紙が必ず報じ、一度置けば何十年も残ります。</w:t>
+            </w:r>
+          </w:p>
+          <w:p>
+            <w:pPr>
+              <w:jc w:val="left"/>
+              <w:rPr>
+                <w:rFonts w:ascii="游明朝" w:eastAsia="游明朝" w:hAnsi="游明朝"/>
+                <w:sz w:val="17"/>
+                <w:szCs w:val="21"/>
+              </w:rPr>
+            </w:pPr>
+            <w:r>
               <w:rPr>
                 <w:rFonts w:ascii="游明朝" w:eastAsia="游明朝" w:hAnsi="游明朝" w:hint="eastAsia"/>
                 <w:sz w:val="17"/>
                 <w:szCs w:val="21"/>
               </w:rPr>
-            </w:pPr>
-          </w:p>
-          <w:p>
-            <w:pPr>
-              <w:jc w:val="left"/>
-              <w:rPr>
-                <w:rFonts w:ascii="游明朝" w:eastAsia="游明朝" w:hAnsi="游明朝"/>
-                <w:sz w:val="17"/>
-                <w:szCs w:val="21"/>
-              </w:rPr>
-            </w:pPr>
+              <w:t>実施時期について。</w:t>
+            </w:r>
+            <w:r>
+              <w:rPr>
+                <w:rFonts w:ascii="游明朝" w:eastAsia="游明朝" w:hAnsi="游明朝"/>
+                <w:sz w:val="17"/>
+                <w:szCs w:val="21"/>
+              </w:rPr>
+              <w:t>2027年は、1987年の挑戦開始から40年、2002年の初出荷から25年にあたります。本コンテストの</w:t>
+            </w:r>
             <w:r>
               <w:rPr>
                 <w:rFonts w:ascii="游明朝" w:eastAsia="游明朝" w:hAnsi="游明朝" w:hint="eastAsia"/>
                 <w:sz w:val="17"/>
                 <w:szCs w:val="21"/>
               </w:rPr>
+              <w:t>結果発表は</w:t>
+            </w:r>
+            <w:r>
+              <w:rPr>
+                <w:rFonts w:ascii="游明朝" w:eastAsia="游明朝" w:hAnsi="游明朝"/>
+                <w:sz w:val="17"/>
+                <w:szCs w:val="21"/>
+              </w:rPr>
+              <w:t>2026年12月であり、本企画はそのまま2027年度の計画に乗せることができます。2028年には完全養殖から30年、そして2030年には創業100周年。創業100周年を、フジィが有名になった状態で迎えることを目標とします。</w:t>
+            </w:r>
+          </w:p>
+          <w:p>
+            <w:pPr>
+              <w:jc w:val="left"/>
+              <w:rPr>
+                <w:rFonts w:ascii="游明朝" w:eastAsia="游明朝" w:hAnsi="游明朝" w:hint="eastAsia"/>
+                <w:sz w:val="17"/>
+                <w:szCs w:val="21"/>
+              </w:rPr>
+            </w:pPr>
+          </w:p>
+          <w:p>
+            <w:pPr>
+              <w:jc w:val="left"/>
+              <w:rPr>
+                <w:rFonts w:ascii="游明朝" w:eastAsia="游明朝" w:hAnsi="游明朝"/>
+                <w:sz w:val="17"/>
+                <w:szCs w:val="21"/>
+              </w:rPr>
+            </w:pPr>
+          </w:p>
+          <w:p>
+            <w:pPr>
+              <w:jc w:val="left"/>
+              <w:rPr>
+                <w:rFonts w:ascii="游明朝" w:eastAsia="游明朝" w:hAnsi="游明朝"/>
+                <w:sz w:val="17"/>
+                <w:szCs w:val="21"/>
+              </w:rPr>
+            </w:pPr>
+          </w:p>
+          <w:p>
+            <w:pPr>
+              <w:jc w:val="left"/>
+              <w:rPr>
+                <w:rFonts w:ascii="游明朝" w:eastAsia="游明朝" w:hAnsi="游明朝"/>
+                <w:sz w:val="17"/>
+                <w:szCs w:val="21"/>
+              </w:rPr>
+            </w:pPr>
+          </w:p>
+          <w:p>
+            <w:pPr>
+              <w:jc w:val="left"/>
+              <w:rPr>
+                <w:rFonts w:ascii="游明朝" w:eastAsia="游明朝" w:hAnsi="游明朝" w:hint="eastAsia"/>
+                <w:sz w:val="17"/>
+                <w:szCs w:val="21"/>
+              </w:rPr>
+            </w:pPr>
+          </w:p>
+          <w:p>
+            <w:pPr>
+              <w:jc w:val="left"/>
+              <w:rPr>
+                <w:rFonts w:ascii="游明朝" w:eastAsia="游明朝" w:hAnsi="游明朝"/>
+                <w:sz w:val="17"/>
+                <w:szCs w:val="21"/>
+              </w:rPr>
+            </w:pPr>
+            <w:r>
+              <w:rPr>
+                <w:rFonts w:ascii="游明朝" w:eastAsia="游明朝" w:hAnsi="游明朝" w:hint="eastAsia"/>
+                <w:sz w:val="17"/>
+                <w:szCs w:val="21"/>
+              </w:rPr>
               <w:t>期待される</w:t>
             </w:r>
             <w:r>
@@ -930,7 +1096,16 @@
                 <w:sz w:val="17"/>
                 <w:szCs w:val="21"/>
               </w:rPr>
-              <w:t>グッズは配れば終わりますが、物語は人が人に話します。「バルブの会社が日本のキャビアをつくった」という一文は、聞いた人が翌日 誰かに話したくなる強度を持っています。広告費をかけずに伝播する、唯一の資産です。</w:t>
+              <w:t>「バルブの会社が日本のキャビアをつくった」という一文は、聞いた人が翌日 誰かに話したくなる強度を持っています。</w:t>
+            </w:r>
+            <w:r>
+              <w:rPr>
+                <w:rFonts w:ascii="游明朝" w:eastAsia="游明朝" w:hAnsi="游明朝"/>
+                <w:sz w:val="17"/>
+                <w:szCs w:val="21"/>
+              </w:rPr>
+              <w:lastRenderedPageBreak/>
+              <w:t>広告費をかけずに伝播する、唯一の資産です。</w:t>
             </w:r>
           </w:p>
           <w:p>
@@ -966,7 +1141,7 @@
                 <w:sz w:val="17"/>
                 <w:szCs w:val="21"/>
               </w:rPr>
-              <w:t>LINEスタンプは、送信されるかぎり露出が続きます。一度の制作費で、個人間の会話という最も信頼された場所に、繰り返しフジィが現れ続けます。</w:t>
+              <w:t>LINEスタンプは、送信されるかぎり露出が続きます。一度の制作費で、個人間の会話に繰り返し現れます。</w:t>
             </w:r>
           </w:p>
           <w:p>
@@ -1002,25 +1177,24 @@
                 <w:sz w:val="17"/>
                 <w:szCs w:val="21"/>
               </w:rPr>
-              <w:t>稚魚取引先への無償開放により、フジキンが直接リーチできない一般消費者の食卓にフジィが届きます。BtoB企業がBtoCに到達する、現実的で低コストな経路です。</w:t>
-            </w:r>
-          </w:p>
-          <w:p>
-            <w:pPr>
-              <w:jc w:val="left"/>
-              <w:rPr>
-                <w:rFonts w:ascii="游明朝" w:eastAsia="游明朝" w:hAnsi="游明朝"/>
-                <w:sz w:val="17"/>
-                <w:szCs w:val="21"/>
-              </w:rPr>
-            </w:pPr>
-            <w:r>
-              <w:rPr>
-                <w:rFonts w:ascii="游明朝" w:eastAsia="游明朝" w:hAnsi="游明朝"/>
-                <w:sz w:val="17"/>
-                <w:szCs w:val="21"/>
-              </w:rPr>
-              <w:lastRenderedPageBreak/>
+              <w:t>稚魚取引先への無償開放により、フジキンが直接リーチできない一般消費者の食卓にフジィが届きます。</w:t>
+            </w:r>
+          </w:p>
+          <w:p>
+            <w:pPr>
+              <w:jc w:val="left"/>
+              <w:rPr>
+                <w:rFonts w:ascii="游明朝" w:eastAsia="游明朝" w:hAnsi="游明朝"/>
+                <w:sz w:val="17"/>
+                <w:szCs w:val="21"/>
+              </w:rPr>
+            </w:pPr>
+            <w:r>
+              <w:rPr>
+                <w:rFonts w:ascii="游明朝" w:eastAsia="游明朝" w:hAnsi="游明朝"/>
+                <w:sz w:val="17"/>
+                <w:szCs w:val="21"/>
+              </w:rPr>
               <w:t>４．採用広報への波及</w:t>
             </w:r>
           </w:p>
@@ -1039,7 +1213,7 @@
                 <w:sz w:val="17"/>
                 <w:szCs w:val="21"/>
               </w:rPr>
-              <w:t>生残率5％から世界初に至った11年間は、企業ポリシー「極限への挑戦」そのものです。説明する言葉ではなく実話として語れるため、学生が最も反応する種類の物語になります。</w:t>
+              <w:t>生残率5％から世界初に至った11年間は、企業ポリシー「極限への挑戦」そのものです。実話として語れるため、学生が最も反応する物語です。</w:t>
             </w:r>
           </w:p>
           <w:p>
@@ -1111,7 +1285,7 @@
                 <w:sz w:val="17"/>
                 <w:szCs w:val="21"/>
               </w:rPr>
-              <w:t>ちびフジィ、スタンプ、映像、養魚場の公開体制 ―― いずれも一度作れば残り、翌年以降の施策の土台になります。単発の広告とは異なり、時間とともに価値が増していきます。７．複数部門で推進できるフジィが「絶滅危惧種を、獲らずに育てる技術」の象徴になることで、広報活動だけでなく、統合報告書・サステナビリティ報告・SDGs（目標14「海の豊かさを守ろう」）の文脈でも語れるようになります。予算と推進主体を一部門に依存しない企画になります。８．来年度の計画として、すぐに動かせる2027年という明確な節目があるため、「いつか実施する案」ではなく「2027年度に実施する計画」として検討できます。第1期の制作物（ちびフジィ、スタンプ128種、体験版）は本エントリーにすべて添付済みです。</w:t>
+              <w:t>ちびフジィ、スタンプ、映像、公開体制 ―― 一度作れば残り、時間とともに価値が増します。７．複数部門で推進できるフジィが「絶滅危惧種を、獲らずに育てる技術」の象徴になることで、広報活動だけでなく、統合報告書・サステナビリティ報告・SDGs（目標14「海の豊かさを守ろう」）の文脈でも語れるようになります。８．来年度の計画として、すぐに動かせる2027年という明確な節目があるため、「いつか実施する案」ではなく「2027年度に実施する計画」として検討できます。第1期の制作物（ちびフジィ、スタンプ128種、体験版）は本エントリーにすべて添付済みです。</w:t>
             </w:r>
           </w:p>
           <w:p>

--- a/Fujie_Creative/05_submission/エントリーシート_記入済.docx
+++ b/Fujie_Creative/05_submission/エントリーシート_記入済.docx
@@ -114,7 +114,7 @@
           <w:rFonts w:ascii="ＭＳ 明朝" w:hAnsi="ＭＳ 明朝"/>
           <w:noProof/>
         </w:rPr>
-        <w:pict w14:anchorId="2A2553CA">
+        <w:pict w14:anchorId="67310B59">
           <v:shapetype id="_x0000_t75" coordsize="21600,21600" o:spt="75" o:preferrelative="t" path="m@4@5l@4@11@9@11@9@5xe" filled="f" stroked="f">
             <v:stroke joinstyle="miter"/>
             <v:formulas>
@@ -890,7 +890,7 @@
                 <w:sz w:val="17"/>
                 <w:szCs w:val="21"/>
               </w:rPr>
-              <w:t>サメの展示で知られる大洗のアクアワールドに小さな水槽を置き、里美のフジィを泳がせ、「サメじゃないです」のパネルを添えます。誰もがサメだと思う魚を本物のサメの隣に。水族館の判断を前提とした提案です。</w:t>
+              <w:t>サメの展示で知られる大洗のアクアワールドにチョウザメの展示水槽を設け、里美のフジィを泳がせ、「サメじゃないです」のパネルを添えます。誰もがサメだと思う魚を本物のサメの隣に。水族館の判断を前提とした提案です。</w:t>
             </w:r>
           </w:p>
           <w:p>
@@ -968,7 +968,7 @@
                 <w:sz w:val="17"/>
                 <w:szCs w:val="21"/>
               </w:rPr>
-              <w:t>2027年は、1987年の挑戦開始から40年、2002年の初出荷から25年にあたります。本コンテストの</w:t>
+              <w:t>2027年は、1987年の挑戦開始から40年、2002年の初出荷から25年にあたります。本コ</w:t>
             </w:r>
             <w:r>
               <w:rPr>
@@ -976,7 +976,7 @@
                 <w:sz w:val="17"/>
                 <w:szCs w:val="21"/>
               </w:rPr>
-              <w:t>結果発表は</w:t>
+              <w:t>ンテストの結果発表は</w:t>
             </w:r>
             <w:r>
               <w:rPr>

--- a/Fujie_Creative/05_submission/エントリーシート_記入済.docx
+++ b/Fujie_Creative/05_submission/エントリーシート_記入済.docx
@@ -102,7 +102,7 @@
       <w:pPr>
         <w:jc w:val="center"/>
         <w:rPr>
-          <w:rFonts w:ascii="ＭＳ 明朝" w:hAnsi="ＭＳ 明朝" w:hint="eastAsia"/>
+          <w:rFonts w:ascii="ＭＳ 明朝" w:hAnsi="ＭＳ 明朝"/>
           <w:b/>
           <w:bCs/>
           <w:sz w:val="24"/>
@@ -144,7 +144,7 @@
       <w:pPr>
         <w:jc w:val="center"/>
         <w:rPr>
-          <w:rFonts w:ascii="ＭＳ 明朝" w:hAnsi="ＭＳ 明朝" w:hint="eastAsia"/>
+          <w:rFonts w:ascii="ＭＳ 明朝" w:hAnsi="ＭＳ 明朝"/>
           <w:sz w:val="24"/>
           <w:szCs w:val="24"/>
         </w:rPr>
@@ -219,7 +219,21 @@
           <w:rFonts w:ascii="游明朝" w:eastAsia="游明朝" w:hAnsi="游明朝"/>
           <w:szCs w:val="21"/>
         </w:rPr>
-        <w:t>Vittorio Zumpano（ヴィットリオ・ズンパーノ）　／　株式会社ブレインパワー　大阪</w:t>
+        <w:t>Vittorio Zumpano（</w:t>
+      </w:r>
+      <w:r>
+        <w:rPr>
+          <w:rFonts w:ascii="游明朝" w:eastAsia="游明朝" w:hAnsi="游明朝" w:hint="eastAsia"/>
+          <w:szCs w:val="21"/>
+        </w:rPr>
+        <w:t>ビットリオ</w:t>
+      </w:r>
+      <w:r>
+        <w:rPr>
+          <w:rFonts w:ascii="游明朝" w:eastAsia="游明朝" w:hAnsi="游明朝"/>
+          <w:szCs w:val="21"/>
+        </w:rPr>
+        <w:t>・ズンパーノ）　／　株式会社ブレインパワー　大阪</w:t>
       </w:r>
     </w:p>
     <w:p>
@@ -346,7 +360,7 @@
       <w:pPr>
         <w:jc w:val="left"/>
         <w:rPr>
-          <w:rFonts w:ascii="游明朝" w:eastAsia="游明朝" w:hAnsi="游明朝" w:hint="eastAsia"/>
+          <w:rFonts w:ascii="游明朝" w:eastAsia="游明朝" w:hAnsi="游明朝"/>
           <w:sz w:val="20"/>
           <w:szCs w:val="20"/>
         </w:rPr>
@@ -373,7 +387,7 @@
       <w:pPr>
         <w:jc w:val="left"/>
         <w:rPr>
-          <w:rFonts w:ascii="游明朝" w:eastAsia="游明朝" w:hAnsi="游明朝" w:hint="eastAsia"/>
+          <w:rFonts w:ascii="游明朝" w:eastAsia="游明朝" w:hAnsi="游明朝"/>
           <w:szCs w:val="21"/>
         </w:rPr>
       </w:pPr>
@@ -511,14 +525,8 @@
         <w:gridCol w:w="9214"/>
       </w:tblGrid>
       <w:tr>
-        <w:tblPrEx>
-          <w:tblCellMar>
-            <w:top w:w="0" w:type="dxa"/>
-            <w:bottom w:w="0" w:type="dxa"/>
-          </w:tblCellMar>
-        </w:tblPrEx>
         <w:trPr>
-          <w:trHeight w:val="3676"/>
+          <w:trHeight w:val="5210"/>
         </w:trPr>
         <w:tc>
           <w:tcPr>
@@ -535,6 +543,51 @@
             </w:pPr>
             <w:r>
               <w:rPr>
+                <w:rFonts w:ascii="游明朝" w:eastAsia="游明朝" w:hAnsi="游明朝"/>
+                <w:sz w:val="17"/>
+                <w:szCs w:val="21"/>
+              </w:rPr>
+              <w:t xml:space="preserve">【企画の全体像は、下記でそのままご覧いただけます】</w:t>
+            </w:r>
+            <w:r>
+              <w:rPr>
+                <w:rFonts w:ascii="游明朝" w:eastAsia="游明朝" w:hAnsi="游明朝"/>
+                <w:sz w:val="17"/>
+                <w:szCs w:val="21"/>
+              </w:rPr>
+              <w:br/>
+              <w:t xml:space="preserve">　https://don-bp.github.io/fuji_famous/studio-fa519005bf/</w:t>
+            </w:r>
+            <w:r>
+              <w:rPr>
+                <w:rFonts w:ascii="游明朝" w:eastAsia="游明朝" w:hAnsi="游明朝"/>
+                <w:sz w:val="17"/>
+                <w:szCs w:val="21"/>
+              </w:rPr>
+              <w:br/>
+              <w:t xml:space="preserve">　年表・ちびフジィ・スタンプ128種・グッズ・和紋、そして体験版「フジィを育てよう」まで、この1つのアドレスからご覧いただけます。スマートフォンにも対応しています。</w:t>
+            </w:r>
+            <w:r>
+              <w:rPr>
+                <w:rFonts w:ascii="游明朝" w:eastAsia="游明朝" w:hAnsi="游明朝"/>
+                <w:sz w:val="17"/>
+                <w:szCs w:val="21"/>
+              </w:rPr>
+              <w:br/>
+              <w:t xml:space="preserve">　インターネットに接続できない場合は、添付の「フジィスタジオ_オフライン版.html」をブラウザで開いてください。同じ内容がそのまま入っています。</w:t>
+            </w:r>
+          </w:p>
+          <w:p>
+            <w:pPr>
+              <w:jc w:val="left"/>
+              <w:rPr>
+                <w:rFonts w:ascii="游明朝" w:eastAsia="游明朝" w:hAnsi="游明朝"/>
+                <w:sz w:val="17"/>
+                <w:szCs w:val="21"/>
+              </w:rPr>
+            </w:pPr>
+            <w:r>
+              <w:rPr>
                 <w:rFonts w:ascii="游明朝" w:eastAsia="游明朝" w:hAnsi="游明朝" w:hint="eastAsia"/>
                 <w:sz w:val="17"/>
                 <w:szCs w:val="21"/>
@@ -601,24 +654,83 @@
                 <w:sz w:val="17"/>
                 <w:szCs w:val="21"/>
               </w:rPr>
-              <w:t>バルブメーカーが、日本の国産キャビアを生んだ。これほど人に話したくなる物語を持つBtoB企業は、他にありません。さらに、この物語には続きがあります。チョウザメはIUCNレッドリストで「もっとも絶滅の危機にある生物群」とされ、現存する全種が絶滅危惧種です。完全養殖とは、「もう川から一尾も獲らなくていい」という技術にほかなりません。フジキンがつくったのは珍味ではなく、この魚を獲らずに済ませる方法でした。食の話にとどめず保全の話として語ることで、広報だけでなくサステナビリティ・統合報告の文脈にも乗せられます。しかし現在、この物語はフジィと結びついていません。本企画は、この物語を軸にフジィを「シンボル」から「キャラクター」へ育てる計画です。</w:t>
-            </w:r>
-          </w:p>
-          <w:p>
-            <w:pPr>
-              <w:jc w:val="left"/>
-              <w:rPr>
-                <w:rFonts w:ascii="游明朝" w:eastAsia="游明朝" w:hAnsi="游明朝"/>
-                <w:sz w:val="17"/>
-                <w:szCs w:val="21"/>
-              </w:rPr>
-            </w:pPr>
-            <w:r>
-              <w:rPr>
-                <w:rFonts w:ascii="游明朝" w:eastAsia="游明朝" w:hAnsi="游明朝"/>
-                <w:sz w:val="17"/>
-                <w:szCs w:val="21"/>
-              </w:rPr>
+              <w:t>バルブメーカーが、日本の国産キャビアを生んだ。これほど人に話したくなる物語を持つ</w:t>
+            </w:r>
+            <w:proofErr w:type="spellStart"/>
+            <w:r>
+              <w:rPr>
+                <w:rFonts w:ascii="游明朝" w:eastAsia="游明朝" w:hAnsi="游明朝"/>
+                <w:sz w:val="17"/>
+                <w:szCs w:val="21"/>
+              </w:rPr>
+              <w:t>BtoB</w:t>
+            </w:r>
+            <w:proofErr w:type="spellEnd"/>
+            <w:r>
+              <w:rPr>
+                <w:rFonts w:ascii="游明朝" w:eastAsia="游明朝" w:hAnsi="游明朝"/>
+                <w:sz w:val="17"/>
+                <w:szCs w:val="21"/>
+              </w:rPr>
+              <w:t>企業は、他にありません。さらに、この物語には続きがあります。チョウザメはIUCNレッドリストで「もっとも絶滅の危機にある生物群」とされ、現存する全種が絶滅危惧種です。完全養殖とは、「もう川から一尾も獲らなくていい」という技術にほかなりません。フジキンがつくったのは珍味ではなく、この魚を獲らずに済ませる方法でした。食の話にとどめず保全の話として語ることで、広報だけでなくサステナビリティ・統合報告の文脈にも乗せられます。しかし現在、この物語はフジィと結びついていません。本企画は、この物語を軸にフジィを「シンボル」から「キャラクター」へ育てる計画です。</w:t>
+            </w:r>
+          </w:p>
+          <w:p>
+            <w:pPr>
+              <w:jc w:val="left"/>
+              <w:rPr>
+                <w:rFonts w:ascii="游明朝" w:eastAsia="游明朝" w:hAnsi="游明朝"/>
+                <w:sz w:val="17"/>
+                <w:szCs w:val="21"/>
+              </w:rPr>
+            </w:pPr>
+          </w:p>
+          <w:p>
+            <w:pPr>
+              <w:jc w:val="left"/>
+              <w:rPr>
+                <w:rFonts w:ascii="游明朝" w:eastAsia="游明朝" w:hAnsi="游明朝"/>
+                <w:sz w:val="17"/>
+                <w:szCs w:val="21"/>
+              </w:rPr>
+            </w:pPr>
+          </w:p>
+          <w:p>
+            <w:pPr>
+              <w:jc w:val="left"/>
+              <w:rPr>
+                <w:rFonts w:ascii="游明朝" w:eastAsia="游明朝" w:hAnsi="游明朝"/>
+                <w:sz w:val="17"/>
+                <w:szCs w:val="21"/>
+              </w:rPr>
+            </w:pPr>
+          </w:p>
+          <w:p>
+            <w:pPr>
+              <w:jc w:val="left"/>
+              <w:rPr>
+                <w:rFonts w:ascii="游明朝" w:eastAsia="游明朝" w:hAnsi="游明朝"/>
+                <w:sz w:val="17"/>
+                <w:szCs w:val="21"/>
+              </w:rPr>
+            </w:pPr>
+          </w:p>
+          <w:p>
+            <w:pPr>
+              <w:jc w:val="left"/>
+              <w:rPr>
+                <w:rFonts w:ascii="游明朝" w:eastAsia="游明朝" w:hAnsi="游明朝"/>
+                <w:sz w:val="17"/>
+                <w:szCs w:val="21"/>
+              </w:rPr>
+            </w:pPr>
+            <w:r>
+              <w:rPr>
+                <w:rFonts w:ascii="游明朝" w:eastAsia="游明朝" w:hAnsi="游明朝"/>
+                <w:sz w:val="17"/>
+                <w:szCs w:val="21"/>
+              </w:rPr>
+              <w:lastRenderedPageBreak/>
               <w:t>①ちびフジィ ―― 第2の姿を新設する</w:t>
             </w:r>
           </w:p>
@@ -655,278 +767,394 @@
                 <w:sz w:val="17"/>
                 <w:szCs w:val="21"/>
               </w:rPr>
+              <w:t>②LINEスタンプ128種を無料配布する</w:t>
+            </w:r>
+          </w:p>
+          <w:p>
+            <w:pPr>
+              <w:jc w:val="left"/>
+              <w:rPr>
+                <w:rFonts w:ascii="游明朝" w:eastAsia="游明朝" w:hAnsi="游明朝"/>
+                <w:sz w:val="17"/>
+                <w:szCs w:val="21"/>
+              </w:rPr>
+            </w:pPr>
+            <w:r>
+              <w:rPr>
+                <w:rFonts w:ascii="游明朝" w:eastAsia="游明朝" w:hAnsi="游明朝"/>
+                <w:sz w:val="17"/>
+                <w:szCs w:val="21"/>
+              </w:rPr>
+              <w:t>友だち追加を条件とした無料配布は、日本で最も費用対効果の高い認知獲得手段です。スタンプは「友人が」「私的な会話で」「自発的に」送るため、広告では届かない場所に届きます。128種（日本語64・英語64）は制作済みで、別資料に添付しています。</w:t>
+            </w:r>
+          </w:p>
+          <w:p>
+            <w:pPr>
+              <w:jc w:val="left"/>
+              <w:rPr>
+                <w:rFonts w:ascii="游明朝" w:eastAsia="游明朝" w:hAnsi="游明朝"/>
+                <w:sz w:val="17"/>
+                <w:szCs w:val="21"/>
+              </w:rPr>
+            </w:pPr>
+            <w:r>
+              <w:rPr>
+                <w:rFonts w:ascii="游明朝" w:eastAsia="游明朝" w:hAnsi="游明朝"/>
+                <w:sz w:val="17"/>
+                <w:szCs w:val="21"/>
+              </w:rPr>
+              <w:t>③フジィに“中の人”を与える</w:t>
+            </w:r>
+          </w:p>
+          <w:p>
+            <w:pPr>
+              <w:jc w:val="left"/>
+              <w:rPr>
+                <w:rFonts w:ascii="游明朝" w:eastAsia="游明朝" w:hAnsi="游明朝"/>
+                <w:sz w:val="17"/>
+                <w:szCs w:val="21"/>
+              </w:rPr>
+            </w:pPr>
+            <w:r>
+              <w:rPr>
+                <w:rFonts w:ascii="游明朝" w:eastAsia="游明朝" w:hAnsi="游明朝"/>
+                <w:sz w:val="17"/>
+                <w:szCs w:val="21"/>
+              </w:rPr>
+              <w:t>公式Instagramは現在114フォロワー。弱点ではなく余白です。1万尾の給餌、ふ化の瞬間、夜明けの養魚場 ―― 誰も見たことのない映像を、フジキンだけが持っています。</w:t>
+            </w:r>
+          </w:p>
+          <w:p>
+            <w:pPr>
+              <w:jc w:val="left"/>
+              <w:rPr>
+                <w:rFonts w:ascii="游明朝" w:eastAsia="游明朝" w:hAnsi="游明朝"/>
+                <w:sz w:val="17"/>
+                <w:szCs w:val="21"/>
+              </w:rPr>
+            </w:pPr>
+            <w:r>
+              <w:rPr>
+                <w:rFonts w:ascii="游明朝" w:eastAsia="游明朝" w:hAnsi="游明朝"/>
+                <w:sz w:val="17"/>
+                <w:szCs w:val="21"/>
+              </w:rPr>
+              <w:t>④ちびフジィを無償開放する</w:t>
+            </w:r>
+          </w:p>
+          <w:p>
+            <w:pPr>
+              <w:jc w:val="left"/>
+              <w:rPr>
+                <w:rFonts w:ascii="游明朝" w:eastAsia="游明朝" w:hAnsi="游明朝"/>
+                <w:sz w:val="17"/>
+                <w:szCs w:val="21"/>
+              </w:rPr>
+            </w:pPr>
+            <w:r>
+              <w:rPr>
+                <w:rFonts w:ascii="游明朝" w:eastAsia="游明朝" w:hAnsi="游明朝"/>
+                <w:sz w:val="17"/>
+                <w:szCs w:val="21"/>
+              </w:rPr>
+              <w:t>フジキンは稚魚を全国の養殖業者へ販売しています。その取引先に無償開放すれば、日本中の国産キャビアのパッケージがそのまま広告になります。追加費用はかからず、既存の取引網だけで成立します。</w:t>
+            </w:r>
+          </w:p>
+          <w:p>
+            <w:pPr>
+              <w:jc w:val="left"/>
+              <w:rPr>
+                <w:rFonts w:ascii="游明朝" w:eastAsia="游明朝" w:hAnsi="游明朝"/>
+                <w:sz w:val="17"/>
+                <w:szCs w:val="21"/>
+              </w:rPr>
+            </w:pPr>
+            <w:r>
+              <w:rPr>
+                <w:rFonts w:ascii="游明朝" w:eastAsia="游明朝" w:hAnsi="游明朝"/>
+                <w:sz w:val="17"/>
+                <w:szCs w:val="21"/>
+              </w:rPr>
+              <w:t>⑤「会いに行けるマスコット」にする ―― 年に一度の公開日</w:t>
+            </w:r>
+          </w:p>
+          <w:p>
+            <w:pPr>
+              <w:jc w:val="left"/>
+              <w:rPr>
+                <w:rFonts w:ascii="游明朝" w:eastAsia="游明朝" w:hAnsi="游明朝"/>
+                <w:sz w:val="17"/>
+                <w:szCs w:val="21"/>
+              </w:rPr>
+            </w:pPr>
+            <w:r>
+              <w:rPr>
+                <w:rFonts w:ascii="游明朝" w:eastAsia="游明朝" w:hAnsi="游明朝"/>
+                <w:sz w:val="17"/>
+                <w:szCs w:val="21"/>
+              </w:rPr>
+              <w:t>里美養魚場（常陸太田市）を年に一度、地元の40家族に抽選で公開します。午前は、その年に卵からかえった「2027年組」への手紙。封をして、創業100周年の2030年に開封します（魚は年ごとの組で育つため、一尾ずつ追う必要はありません）。午後は、日本で初めてこの魚からつくられたキャビアを小さな匙で一口。この日を「チョウザメの日」として日本記念日協会に登録し、フジィの誕生日と重ねます。全種が絶滅危惧種のこの魚に、まだ記念日はありません。</w:t>
+            </w:r>
+          </w:p>
+          <w:p>
+            <w:pPr>
+              <w:jc w:val="left"/>
+              <w:rPr>
+                <w:rFonts w:ascii="游明朝" w:eastAsia="游明朝" w:hAnsi="游明朝"/>
+                <w:sz w:val="17"/>
+                <w:szCs w:val="21"/>
+              </w:rPr>
+            </w:pPr>
+            <w:r>
+              <w:rPr>
+                <w:rFonts w:ascii="游明朝" w:eastAsia="游明朝" w:hAnsi="游明朝"/>
+                <w:sz w:val="17"/>
+                <w:szCs w:val="21"/>
+              </w:rPr>
+              <w:t>⑥1987年の物語を映像化する</w:t>
+            </w:r>
+          </w:p>
+          <w:p>
+            <w:pPr>
+              <w:jc w:val="left"/>
+              <w:rPr>
+                <w:rFonts w:ascii="游明朝" w:eastAsia="游明朝" w:hAnsi="游明朝"/>
+                <w:sz w:val="17"/>
+                <w:szCs w:val="21"/>
+              </w:rPr>
+            </w:pPr>
+            <w:r>
+              <w:rPr>
+                <w:rFonts w:ascii="游明朝" w:eastAsia="游明朝" w:hAnsi="游明朝"/>
+                <w:sz w:val="17"/>
+                <w:szCs w:val="21"/>
+              </w:rPr>
+              <w:t>ボルガ川の船上で初めて口にしたキャビア、生残率5％の初年度、そして世界初へ。ロケ地はすべて自社保有です。</w:t>
+            </w:r>
+          </w:p>
+          <w:p>
+            <w:pPr>
+              <w:jc w:val="left"/>
+              <w:rPr>
+                <w:rFonts w:ascii="游明朝" w:eastAsia="游明朝" w:hAnsi="游明朝"/>
+                <w:sz w:val="17"/>
+                <w:szCs w:val="21"/>
+              </w:rPr>
+            </w:pPr>
+            <w:r>
+              <w:rPr>
+                <w:rFonts w:ascii="游明朝" w:eastAsia="游明朝" w:hAnsi="游明朝"/>
+                <w:sz w:val="17"/>
+                <w:szCs w:val="21"/>
+              </w:rPr>
+              <w:t>⑦「サメじゃないです。」を入口の一言にする</w:t>
+            </w:r>
+          </w:p>
+          <w:p>
+            <w:pPr>
+              <w:jc w:val="left"/>
+              <w:rPr>
+                <w:rFonts w:ascii="游明朝" w:eastAsia="游明朝" w:hAnsi="游明朝"/>
+                <w:sz w:val="17"/>
+                <w:szCs w:val="21"/>
+              </w:rPr>
+            </w:pPr>
+            <w:r>
+              <w:rPr>
+                <w:rFonts w:ascii="游明朝" w:eastAsia="游明朝" w:hAnsi="游明朝"/>
+                <w:sz w:val="17"/>
+                <w:szCs w:val="21"/>
+              </w:rPr>
+              <w:t>チョウザメは「蝶のサメ」と書くため、ほぼ全員が最初にサメだと誤解します。直すのではなく入口に使い、「サメより、ずっと少ないんです。」と続ければ、二行で正体と状況が伝わります。この一言を発するのはちびフジィで、公式フジィに文字は重ねません（第7条）。</w:t>
+            </w:r>
+          </w:p>
+          <w:p>
+            <w:pPr>
+              <w:jc w:val="left"/>
+              <w:rPr>
+                <w:rFonts w:ascii="游明朝" w:eastAsia="游明朝" w:hAnsi="游明朝"/>
+                <w:sz w:val="17"/>
+                <w:szCs w:val="21"/>
+              </w:rPr>
+            </w:pPr>
+            <w:r>
+              <w:rPr>
+                <w:rFonts w:ascii="游明朝" w:eastAsia="游明朝" w:hAnsi="游明朝"/>
+                <w:sz w:val="17"/>
+                <w:szCs w:val="21"/>
+              </w:rPr>
+              <w:t>⑧水族館のサメの隣に、本物のフジィを</w:t>
+            </w:r>
+          </w:p>
+          <w:p>
+            <w:pPr>
+              <w:jc w:val="left"/>
+              <w:rPr>
+                <w:rFonts w:ascii="游明朝" w:eastAsia="游明朝" w:hAnsi="游明朝"/>
+                <w:sz w:val="17"/>
+                <w:szCs w:val="21"/>
+              </w:rPr>
+            </w:pPr>
+            <w:r>
+              <w:rPr>
+                <w:rFonts w:ascii="游明朝" w:eastAsia="游明朝" w:hAnsi="游明朝"/>
+                <w:sz w:val="17"/>
+                <w:szCs w:val="21"/>
+              </w:rPr>
+              <w:t>サメの展示で知られる大洗のアクアワールドにチョウザメの展示水槽を設け、里美のフジィを泳がせ、「サメじゃないです」のパネルを添えます。誰もがサメだと思う魚を本物のサメの隣に。水族館の判断を前提とした提案です。</w:t>
+            </w:r>
+          </w:p>
+          <w:p>
+            <w:pPr>
+              <w:jc w:val="left"/>
+              <w:rPr>
+                <w:rFonts w:ascii="游明朝" w:eastAsia="游明朝" w:hAnsi="游明朝"/>
+                <w:sz w:val="17"/>
+                <w:szCs w:val="21"/>
+              </w:rPr>
+            </w:pPr>
+            <w:r>
+              <w:rPr>
+                <w:rFonts w:ascii="游明朝" w:eastAsia="游明朝" w:hAnsi="游明朝"/>
+                <w:sz w:val="17"/>
+                <w:szCs w:val="21"/>
+              </w:rPr>
+              <w:t>⑨常陸太田市に、フジィのマンホール</w:t>
+            </w:r>
+          </w:p>
+          <w:p>
+            <w:pPr>
+              <w:jc w:val="left"/>
+              <w:rPr>
+                <w:rFonts w:ascii="游明朝" w:eastAsia="游明朝" w:hAnsi="游明朝"/>
+                <w:sz w:val="17"/>
+                <w:szCs w:val="21"/>
+              </w:rPr>
+            </w:pPr>
+            <w:r>
+              <w:rPr>
+                <w:rFonts w:ascii="游明朝" w:eastAsia="游明朝" w:hAnsi="游明朝"/>
+                <w:sz w:val="17"/>
+                <w:szCs w:val="21"/>
+              </w:rPr>
+              <w:t>駅前・市役所・養魚場の門に3</w:t>
+            </w:r>
+            <w:r>
+              <w:rPr>
+                <w:rFonts w:ascii="游明朝" w:eastAsia="游明朝" w:hAnsi="游明朝" w:hint="eastAsia"/>
+                <w:sz w:val="17"/>
+                <w:szCs w:val="21"/>
+              </w:rPr>
+              <w:t>〜</w:t>
+            </w:r>
+            <w:r>
+              <w:rPr>
+                <w:rFonts w:ascii="游明朝" w:eastAsia="游明朝" w:hAnsi="游明朝"/>
+                <w:sz w:val="17"/>
+                <w:szCs w:val="21"/>
+              </w:rPr>
+              <w:t>5枚。カラーの蓋には公式フジィを原画どおりの色で（色の再現はマニュアル管理者の確認を条件に）、別の蓋にはちびフジィを。地元紙が必ず報じ、一度置けば何十年も残ります。</w:t>
+            </w:r>
+          </w:p>
+          <w:p>
+            <w:pPr>
+              <w:jc w:val="left"/>
+              <w:rPr>
+                <w:rFonts w:ascii="游明朝" w:eastAsia="游明朝" w:hAnsi="游明朝"/>
+                <w:sz w:val="17"/>
+                <w:szCs w:val="21"/>
+              </w:rPr>
+            </w:pPr>
+            <w:r>
+              <w:rPr>
+                <w:rFonts w:ascii="游明朝" w:eastAsia="游明朝" w:hAnsi="游明朝" w:hint="eastAsia"/>
+                <w:sz w:val="17"/>
+                <w:szCs w:val="21"/>
+              </w:rPr>
+              <w:t>実施時期について。</w:t>
+            </w:r>
+            <w:r>
+              <w:rPr>
+                <w:rFonts w:ascii="游明朝" w:eastAsia="游明朝" w:hAnsi="游明朝"/>
+                <w:sz w:val="17"/>
+                <w:szCs w:val="21"/>
+              </w:rPr>
+              <w:t>2027年は、1987年の挑戦開始から40年、2002年の初出荷から25年にあたります。本コ</w:t>
+            </w:r>
+            <w:r>
+              <w:rPr>
+                <w:rFonts w:ascii="游明朝" w:eastAsia="游明朝" w:hAnsi="游明朝" w:hint="eastAsia"/>
+                <w:sz w:val="17"/>
+                <w:szCs w:val="21"/>
+              </w:rPr>
+              <w:t>ンテストの結果発表は</w:t>
+            </w:r>
+            <w:r>
+              <w:rPr>
+                <w:rFonts w:ascii="游明朝" w:eastAsia="游明朝" w:hAnsi="游明朝"/>
+                <w:sz w:val="17"/>
+                <w:szCs w:val="21"/>
+              </w:rPr>
+              <w:t>2026年12月であり、本企画はそのまま2027年度の計画に乗せることができます。2028年には完全養殖から30年、そして2030年には創業100周年。創業100周年を、フジィが有名になった状態で迎えることを目標とします。</w:t>
+            </w:r>
+          </w:p>
+          <w:p>
+            <w:pPr>
+              <w:jc w:val="left"/>
+              <w:rPr>
+                <w:rFonts w:ascii="游明朝" w:eastAsia="游明朝" w:hAnsi="游明朝"/>
+                <w:sz w:val="17"/>
+                <w:szCs w:val="21"/>
+              </w:rPr>
+            </w:pPr>
+          </w:p>
+          <w:p>
+            <w:pPr>
+              <w:jc w:val="left"/>
+              <w:rPr>
+                <w:rFonts w:ascii="游明朝" w:eastAsia="游明朝" w:hAnsi="游明朝"/>
+                <w:sz w:val="17"/>
+                <w:szCs w:val="21"/>
+              </w:rPr>
+            </w:pPr>
+          </w:p>
+          <w:p>
+            <w:pPr>
+              <w:jc w:val="left"/>
+              <w:rPr>
+                <w:rFonts w:ascii="游明朝" w:eastAsia="游明朝" w:hAnsi="游明朝"/>
+                <w:sz w:val="17"/>
+                <w:szCs w:val="21"/>
+              </w:rPr>
+            </w:pPr>
+          </w:p>
+          <w:p>
+            <w:pPr>
+              <w:jc w:val="left"/>
+              <w:rPr>
+                <w:rFonts w:ascii="游明朝" w:eastAsia="游明朝" w:hAnsi="游明朝"/>
+                <w:sz w:val="17"/>
+                <w:szCs w:val="21"/>
+              </w:rPr>
+            </w:pPr>
+          </w:p>
+          <w:p>
+            <w:pPr>
+              <w:jc w:val="left"/>
+              <w:rPr>
+                <w:rFonts w:ascii="游明朝" w:eastAsia="游明朝" w:hAnsi="游明朝"/>
+                <w:sz w:val="17"/>
+                <w:szCs w:val="21"/>
+              </w:rPr>
+            </w:pPr>
+            <w:r>
+              <w:rPr>
+                <w:rFonts w:ascii="游明朝" w:eastAsia="游明朝" w:hAnsi="游明朝" w:hint="eastAsia"/>
+                <w:sz w:val="17"/>
+                <w:szCs w:val="21"/>
+              </w:rPr>
               <w:lastRenderedPageBreak/>
-              <w:t>②LINEスタンプ128種を無料配布する</w:t>
-            </w:r>
-          </w:p>
-          <w:p>
-            <w:pPr>
-              <w:jc w:val="left"/>
-              <w:rPr>
-                <w:rFonts w:ascii="游明朝" w:eastAsia="游明朝" w:hAnsi="游明朝"/>
-                <w:sz w:val="17"/>
-                <w:szCs w:val="21"/>
-              </w:rPr>
-            </w:pPr>
-            <w:r>
-              <w:rPr>
-                <w:rFonts w:ascii="游明朝" w:eastAsia="游明朝" w:hAnsi="游明朝"/>
-                <w:sz w:val="17"/>
-                <w:szCs w:val="21"/>
-              </w:rPr>
-              <w:t>友だち追加を条件とした無料配布は、日本で最も費用対効果の高い認知獲得手段です。スタンプは「友人が」「私的な会話で」「自発的に」送るため、広告では届かない場所に届きます。128種（日本語64・英語64）は制作済みで、別資料に添付しています。</w:t>
-            </w:r>
-          </w:p>
-          <w:p>
-            <w:pPr>
-              <w:jc w:val="left"/>
-              <w:rPr>
-                <w:rFonts w:ascii="游明朝" w:eastAsia="游明朝" w:hAnsi="游明朝"/>
-                <w:sz w:val="17"/>
-                <w:szCs w:val="21"/>
-              </w:rPr>
-            </w:pPr>
-            <w:r>
-              <w:rPr>
-                <w:rFonts w:ascii="游明朝" w:eastAsia="游明朝" w:hAnsi="游明朝"/>
-                <w:sz w:val="17"/>
-                <w:szCs w:val="21"/>
-              </w:rPr>
-              <w:t>③フジィに“中の人”を与える</w:t>
-            </w:r>
-          </w:p>
-          <w:p>
-            <w:pPr>
-              <w:jc w:val="left"/>
-              <w:rPr>
-                <w:rFonts w:ascii="游明朝" w:eastAsia="游明朝" w:hAnsi="游明朝"/>
-                <w:sz w:val="17"/>
-                <w:szCs w:val="21"/>
-              </w:rPr>
-            </w:pPr>
-            <w:r>
-              <w:rPr>
-                <w:rFonts w:ascii="游明朝" w:eastAsia="游明朝" w:hAnsi="游明朝"/>
-                <w:sz w:val="17"/>
-                <w:szCs w:val="21"/>
-              </w:rPr>
-              <w:t>公式Instagramは現在114フォロワー。弱点ではなく余白です。1万尾の給餌、ふ化の瞬間、夜明けの養魚場 ―― 誰も見たことのない映像を、フジキンだけが持っています。</w:t>
-            </w:r>
-          </w:p>
-          <w:p>
-            <w:pPr>
-              <w:jc w:val="left"/>
-              <w:rPr>
-                <w:rFonts w:ascii="游明朝" w:eastAsia="游明朝" w:hAnsi="游明朝"/>
-                <w:sz w:val="17"/>
-                <w:szCs w:val="21"/>
-              </w:rPr>
-            </w:pPr>
-            <w:r>
-              <w:rPr>
-                <w:rFonts w:ascii="游明朝" w:eastAsia="游明朝" w:hAnsi="游明朝"/>
-                <w:sz w:val="17"/>
-                <w:szCs w:val="21"/>
-              </w:rPr>
-              <w:t>④ちびフジィを無償開放する</w:t>
-            </w:r>
-          </w:p>
-          <w:p>
-            <w:pPr>
-              <w:jc w:val="left"/>
-              <w:rPr>
-                <w:rFonts w:ascii="游明朝" w:eastAsia="游明朝" w:hAnsi="游明朝"/>
-                <w:sz w:val="17"/>
-                <w:szCs w:val="21"/>
-              </w:rPr>
-            </w:pPr>
-            <w:r>
-              <w:rPr>
-                <w:rFonts w:ascii="游明朝" w:eastAsia="游明朝" w:hAnsi="游明朝"/>
-                <w:sz w:val="17"/>
-                <w:szCs w:val="21"/>
-              </w:rPr>
-              <w:t>フジキンは稚魚を全国の養殖業者へ販売しています。その取引先に無償開放すれば、日本中の国産キャビアのパッケージがそのまま広告になります。追加費用はかからず、既存の取引網だけで成立します。</w:t>
-            </w:r>
-          </w:p>
-          <w:p>
-            <w:pPr>
-              <w:jc w:val="left"/>
-              <w:rPr>
-                <w:rFonts w:ascii="游明朝" w:eastAsia="游明朝" w:hAnsi="游明朝"/>
-                <w:sz w:val="17"/>
-                <w:szCs w:val="21"/>
-              </w:rPr>
-            </w:pPr>
-            <w:r>
-              <w:rPr>
-                <w:rFonts w:ascii="游明朝" w:eastAsia="游明朝" w:hAnsi="游明朝"/>
-                <w:sz w:val="17"/>
-                <w:szCs w:val="21"/>
-              </w:rPr>
-              <w:t>⑤「会いに行けるマスコット」にする ―― 年に一度の公開日</w:t>
-            </w:r>
-          </w:p>
-          <w:p>
-            <w:pPr>
-              <w:jc w:val="left"/>
-              <w:rPr>
-                <w:rFonts w:ascii="游明朝" w:eastAsia="游明朝" w:hAnsi="游明朝"/>
-                <w:sz w:val="17"/>
-                <w:szCs w:val="21"/>
-              </w:rPr>
-            </w:pPr>
-            <w:r>
-              <w:rPr>
-                <w:rFonts w:ascii="游明朝" w:eastAsia="游明朝" w:hAnsi="游明朝"/>
-                <w:sz w:val="17"/>
-                <w:szCs w:val="21"/>
-              </w:rPr>
-              <w:t>里美養魚場（常陸太田市）を年に一度、地元の40家族に抽選で公開します。午前は、その年に卵からかえった「2027年組」への手紙。封をして、創業100周年の2030年に開封します（魚は年ごとの組で育つため、一尾ずつ追う必要はありません）。午後は、日本で初めてこの魚からつくられたキャビアを小さな匙で一口。この日を「チョウザメの日」として日本記念日協会に登録し、フジィの誕生日と重ねます。全種が絶滅危惧種のこの魚に、まだ記念日はありません。</w:t>
-            </w:r>
-          </w:p>
-          <w:p>
-            <w:pPr>
-              <w:jc w:val="left"/>
-              <w:rPr>
-                <w:rFonts w:ascii="游明朝" w:eastAsia="游明朝" w:hAnsi="游明朝"/>
-                <w:sz w:val="17"/>
-                <w:szCs w:val="21"/>
-              </w:rPr>
-            </w:pPr>
-            <w:r>
-              <w:rPr>
-                <w:rFonts w:ascii="游明朝" w:eastAsia="游明朝" w:hAnsi="游明朝"/>
-                <w:sz w:val="17"/>
-                <w:szCs w:val="21"/>
-              </w:rPr>
-              <w:t>⑥1987年の物語を映像化する</w:t>
-            </w:r>
-          </w:p>
-          <w:p>
-            <w:pPr>
-              <w:jc w:val="left"/>
-              <w:rPr>
-                <w:rFonts w:ascii="游明朝" w:eastAsia="游明朝" w:hAnsi="游明朝"/>
-                <w:sz w:val="17"/>
-                <w:szCs w:val="21"/>
-              </w:rPr>
-            </w:pPr>
-            <w:r>
-              <w:rPr>
-                <w:rFonts w:ascii="游明朝" w:eastAsia="游明朝" w:hAnsi="游明朝"/>
-                <w:sz w:val="17"/>
-                <w:szCs w:val="21"/>
-              </w:rPr>
-              <w:t>ボルガ川の船上で初めて口にしたキャビア、生残率5％の初年度、そして世界初へ。ロケ地はすべて自社保有です。</w:t>
-            </w:r>
-          </w:p>
-          <w:p>
-            <w:pPr>
-              <w:jc w:val="left"/>
-              <w:rPr>
-                <w:rFonts w:ascii="游明朝" w:eastAsia="游明朝" w:hAnsi="游明朝"/>
-                <w:sz w:val="17"/>
-                <w:szCs w:val="21"/>
-              </w:rPr>
-            </w:pPr>
-            <w:r>
-              <w:rPr>
-                <w:rFonts w:ascii="游明朝" w:eastAsia="游明朝" w:hAnsi="游明朝"/>
-                <w:sz w:val="17"/>
-                <w:szCs w:val="21"/>
-              </w:rPr>
-              <w:t>⑦「サメじゃないです。」を入口の一言にする</w:t>
-            </w:r>
-          </w:p>
-          <w:p>
-            <w:pPr>
-              <w:jc w:val="left"/>
-              <w:rPr>
-                <w:rFonts w:ascii="游明朝" w:eastAsia="游明朝" w:hAnsi="游明朝"/>
-                <w:sz w:val="17"/>
-                <w:szCs w:val="21"/>
-              </w:rPr>
-            </w:pPr>
-            <w:r>
-              <w:rPr>
-                <w:rFonts w:ascii="游明朝" w:eastAsia="游明朝" w:hAnsi="游明朝"/>
-                <w:sz w:val="17"/>
-                <w:szCs w:val="21"/>
-              </w:rPr>
-              <w:t>チョウザメは「蝶のサメ」と書くため、ほぼ全員が最初にサメだと誤解します。直すのではなく入口に使い、「サメより、ずっと少ないんです。」と続ければ、二行で正体と状況が伝わります。この一言を発するのはちびフジィで、公式フジィに文字は重ねません（第7条）。</w:t>
-            </w:r>
-          </w:p>
-          <w:p>
-            <w:pPr>
-              <w:jc w:val="left"/>
-              <w:rPr>
-                <w:rFonts w:ascii="游明朝" w:eastAsia="游明朝" w:hAnsi="游明朝"/>
-                <w:sz w:val="17"/>
-                <w:szCs w:val="21"/>
-              </w:rPr>
-            </w:pPr>
-            <w:r>
-              <w:rPr>
-                <w:rFonts w:ascii="游明朝" w:eastAsia="游明朝" w:hAnsi="游明朝"/>
-                <w:sz w:val="17"/>
-                <w:szCs w:val="21"/>
-              </w:rPr>
-              <w:t>⑧水族館のサメの隣に、本物のフジィを</w:t>
-            </w:r>
-          </w:p>
-          <w:p>
-            <w:pPr>
-              <w:jc w:val="left"/>
-              <w:rPr>
-                <w:rFonts w:ascii="游明朝" w:eastAsia="游明朝" w:hAnsi="游明朝"/>
-                <w:sz w:val="17"/>
-                <w:szCs w:val="21"/>
-              </w:rPr>
-            </w:pPr>
-            <w:r>
-              <w:rPr>
-                <w:rFonts w:ascii="游明朝" w:eastAsia="游明朝" w:hAnsi="游明朝"/>
-                <w:sz w:val="17"/>
-                <w:szCs w:val="21"/>
-              </w:rPr>
-              <w:t>サメの展示で知られる大洗のアクアワールドにチョウザメの展示水槽を設け、里美のフジィを泳がせ、「サメじゃないです」のパネルを添えます。誰もがサメだと思う魚を本物のサメの隣に。水族館の判断を前提とした提案です。</w:t>
-            </w:r>
-          </w:p>
-          <w:p>
-            <w:pPr>
-              <w:jc w:val="left"/>
-              <w:rPr>
-                <w:rFonts w:ascii="游明朝" w:eastAsia="游明朝" w:hAnsi="游明朝"/>
-                <w:sz w:val="17"/>
-                <w:szCs w:val="21"/>
-              </w:rPr>
-            </w:pPr>
-            <w:r>
-              <w:rPr>
-                <w:rFonts w:ascii="游明朝" w:eastAsia="游明朝" w:hAnsi="游明朝"/>
-                <w:sz w:val="17"/>
-                <w:szCs w:val="21"/>
-              </w:rPr>
-              <w:t>⑨常陸太田市に、フジィのマンホール</w:t>
-            </w:r>
-          </w:p>
-          <w:p>
-            <w:pPr>
-              <w:jc w:val="left"/>
-              <w:rPr>
-                <w:rFonts w:ascii="游明朝" w:eastAsia="游明朝" w:hAnsi="游明朝"/>
-                <w:sz w:val="17"/>
-                <w:szCs w:val="21"/>
-              </w:rPr>
-            </w:pPr>
-            <w:r>
-              <w:rPr>
-                <w:rFonts w:ascii="游明朝" w:eastAsia="游明朝" w:hAnsi="游明朝"/>
-                <w:sz w:val="17"/>
-                <w:szCs w:val="21"/>
-              </w:rPr>
-              <w:t>駅前・市役所・養魚場の門に3</w:t>
+              <w:t>期待される</w:t>
             </w:r>
             <w:r>
               <w:rPr>
@@ -934,132 +1162,6 @@
                 <w:sz w:val="17"/>
                 <w:szCs w:val="21"/>
               </w:rPr>
-              <w:t>〜</w:t>
-            </w:r>
-            <w:r>
-              <w:rPr>
-                <w:rFonts w:ascii="游明朝" w:eastAsia="游明朝" w:hAnsi="游明朝"/>
-                <w:sz w:val="17"/>
-                <w:szCs w:val="21"/>
-              </w:rPr>
-              <w:t>5枚。カラーの蓋には公式フジィを原画どおりの色で（色の再現はマニュアル管理者の確認を条件に）、別の蓋にはちびフジィを。地元紙が必ず報じ、一度置けば何十年も残ります。</w:t>
-            </w:r>
-          </w:p>
-          <w:p>
-            <w:pPr>
-              <w:jc w:val="left"/>
-              <w:rPr>
-                <w:rFonts w:ascii="游明朝" w:eastAsia="游明朝" w:hAnsi="游明朝"/>
-                <w:sz w:val="17"/>
-                <w:szCs w:val="21"/>
-              </w:rPr>
-            </w:pPr>
-            <w:r>
-              <w:rPr>
-                <w:rFonts w:ascii="游明朝" w:eastAsia="游明朝" w:hAnsi="游明朝" w:hint="eastAsia"/>
-                <w:sz w:val="17"/>
-                <w:szCs w:val="21"/>
-              </w:rPr>
-              <w:t>実施時期について。</w:t>
-            </w:r>
-            <w:r>
-              <w:rPr>
-                <w:rFonts w:ascii="游明朝" w:eastAsia="游明朝" w:hAnsi="游明朝"/>
-                <w:sz w:val="17"/>
-                <w:szCs w:val="21"/>
-              </w:rPr>
-              <w:t>2027年は、1987年の挑戦開始から40年、2002年の初出荷から25年にあたります。本コ</w:t>
-            </w:r>
-            <w:r>
-              <w:rPr>
-                <w:rFonts w:ascii="游明朝" w:eastAsia="游明朝" w:hAnsi="游明朝" w:hint="eastAsia"/>
-                <w:sz w:val="17"/>
-                <w:szCs w:val="21"/>
-              </w:rPr>
-              <w:t>ンテストの結果発表は</w:t>
-            </w:r>
-            <w:r>
-              <w:rPr>
-                <w:rFonts w:ascii="游明朝" w:eastAsia="游明朝" w:hAnsi="游明朝"/>
-                <w:sz w:val="17"/>
-                <w:szCs w:val="21"/>
-              </w:rPr>
-              <w:t>2026年12月であり、本企画はそのまま2027年度の計画に乗せることができます。2028年には完全養殖から30年、そして2030年には創業100周年。創業100周年を、フジィが有名になった状態で迎えることを目標とします。</w:t>
-            </w:r>
-          </w:p>
-          <w:p>
-            <w:pPr>
-              <w:jc w:val="left"/>
-              <w:rPr>
-                <w:rFonts w:ascii="游明朝" w:eastAsia="游明朝" w:hAnsi="游明朝" w:hint="eastAsia"/>
-                <w:sz w:val="17"/>
-                <w:szCs w:val="21"/>
-              </w:rPr>
-            </w:pPr>
-          </w:p>
-          <w:p>
-            <w:pPr>
-              <w:jc w:val="left"/>
-              <w:rPr>
-                <w:rFonts w:ascii="游明朝" w:eastAsia="游明朝" w:hAnsi="游明朝"/>
-                <w:sz w:val="17"/>
-                <w:szCs w:val="21"/>
-              </w:rPr>
-            </w:pPr>
-          </w:p>
-          <w:p>
-            <w:pPr>
-              <w:jc w:val="left"/>
-              <w:rPr>
-                <w:rFonts w:ascii="游明朝" w:eastAsia="游明朝" w:hAnsi="游明朝"/>
-                <w:sz w:val="17"/>
-                <w:szCs w:val="21"/>
-              </w:rPr>
-            </w:pPr>
-          </w:p>
-          <w:p>
-            <w:pPr>
-              <w:jc w:val="left"/>
-              <w:rPr>
-                <w:rFonts w:ascii="游明朝" w:eastAsia="游明朝" w:hAnsi="游明朝"/>
-                <w:sz w:val="17"/>
-                <w:szCs w:val="21"/>
-              </w:rPr>
-            </w:pPr>
-          </w:p>
-          <w:p>
-            <w:pPr>
-              <w:jc w:val="left"/>
-              <w:rPr>
-                <w:rFonts w:ascii="游明朝" w:eastAsia="游明朝" w:hAnsi="游明朝" w:hint="eastAsia"/>
-                <w:sz w:val="17"/>
-                <w:szCs w:val="21"/>
-              </w:rPr>
-            </w:pPr>
-          </w:p>
-          <w:p>
-            <w:pPr>
-              <w:jc w:val="left"/>
-              <w:rPr>
-                <w:rFonts w:ascii="游明朝" w:eastAsia="游明朝" w:hAnsi="游明朝"/>
-                <w:sz w:val="17"/>
-                <w:szCs w:val="21"/>
-              </w:rPr>
-            </w:pPr>
-            <w:r>
-              <w:rPr>
-                <w:rFonts w:ascii="游明朝" w:eastAsia="游明朝" w:hAnsi="游明朝" w:hint="eastAsia"/>
-                <w:sz w:val="17"/>
-                <w:szCs w:val="21"/>
-              </w:rPr>
-              <w:t>期待される</w:t>
-            </w:r>
-            <w:r>
-              <w:rPr>
-                <w:rFonts w:ascii="游明朝" w:eastAsia="游明朝" w:hAnsi="游明朝" w:hint="eastAsia"/>
-                <w:sz w:val="17"/>
-                <w:szCs w:val="21"/>
-              </w:rPr>
               <w:t>効果：</w:t>
             </w:r>
           </w:p>
@@ -1096,16 +1198,7 @@
                 <w:sz w:val="17"/>
                 <w:szCs w:val="21"/>
               </w:rPr>
-              <w:t>「バルブの会社が日本のキャビアをつくった」という一文は、聞いた人が翌日 誰かに話したくなる強度を持っています。</w:t>
-            </w:r>
-            <w:r>
-              <w:rPr>
-                <w:rFonts w:ascii="游明朝" w:eastAsia="游明朝" w:hAnsi="游明朝"/>
-                <w:sz w:val="17"/>
-                <w:szCs w:val="21"/>
-              </w:rPr>
-              <w:lastRenderedPageBreak/>
-              <w:t>広告費をかけずに伝播する、唯一の資産です。</w:t>
+              <w:t>「バルブの会社が日本のキャビアをつくった」という一文は、聞いた人が翌日 誰かに話したくなる強度を持っています。広告費をかけずに伝播する、唯一の資産です。</w:t>
             </w:r>
           </w:p>
           <w:p>
@@ -1393,6 +1486,7 @@
               <w:jc w:val="left"/>
               <w:rPr>
                 <w:rFonts w:ascii="游明朝" w:eastAsia="游明朝" w:hAnsi="游明朝"/>
+                <w:color w:val="FF0000"/>
                 <w:sz w:val="17"/>
                 <w:szCs w:val="21"/>
               </w:rPr>
@@ -1405,57 +1499,6 @@
               </w:rPr>
               <w:t>共通するのは、誰かがフジキンの話を自分の言葉でしていること。それが「覚えられる会社」と「語られる会社」の差です。</w:t>
             </w:r>
-          </w:p>
-          <w:p>
-            <w:pPr>
-              <w:jc w:val="left"/>
-              <w:rPr>
-                <w:rFonts w:ascii="游明朝" w:eastAsia="游明朝" w:hAnsi="游明朝" w:hint="eastAsia"/>
-                <w:sz w:val="17"/>
-                <w:szCs w:val="21"/>
-              </w:rPr>
-            </w:pPr>
-          </w:p>
-          <w:p>
-            <w:pPr>
-              <w:jc w:val="left"/>
-              <w:rPr>
-                <w:rFonts w:ascii="游明朝" w:eastAsia="游明朝" w:hAnsi="游明朝"/>
-                <w:sz w:val="17"/>
-                <w:szCs w:val="21"/>
-              </w:rPr>
-            </w:pPr>
-          </w:p>
-          <w:p>
-            <w:pPr>
-              <w:jc w:val="left"/>
-              <w:rPr>
-                <w:rFonts w:ascii="游明朝" w:eastAsia="游明朝" w:hAnsi="游明朝"/>
-                <w:sz w:val="17"/>
-                <w:szCs w:val="21"/>
-              </w:rPr>
-            </w:pPr>
-          </w:p>
-          <w:p>
-            <w:pPr>
-              <w:jc w:val="left"/>
-              <w:rPr>
-                <w:rFonts w:ascii="游明朝" w:eastAsia="游明朝" w:hAnsi="游明朝" w:hint="eastAsia"/>
-                <w:sz w:val="17"/>
-                <w:szCs w:val="21"/>
-              </w:rPr>
-            </w:pPr>
-          </w:p>
-          <w:p>
-            <w:pPr>
-              <w:jc w:val="left"/>
-              <w:rPr>
-                <w:rFonts w:ascii="游明朝" w:eastAsia="游明朝" w:hAnsi="游明朝" w:hint="eastAsia"/>
-                <w:color w:val="FF0000"/>
-                <w:sz w:val="17"/>
-                <w:szCs w:val="21"/>
-              </w:rPr>
-            </w:pPr>
           </w:p>
         </w:tc>
       </w:tr>
@@ -1463,7 +1506,7 @@
     <w:p>
       <w:pPr>
         <w:rPr>
-          <w:rFonts w:ascii="游明朝" w:eastAsia="游明朝" w:hAnsi="游明朝" w:hint="eastAsia"/>
+          <w:rFonts w:ascii="游明朝" w:eastAsia="游明朝" w:hAnsi="游明朝"/>
           <w:sz w:val="17"/>
           <w:szCs w:val="21"/>
         </w:rPr>
@@ -1472,7 +1515,7 @@
     <w:p>
       <w:pPr>
         <w:rPr>
-          <w:rFonts w:ascii="游明朝" w:eastAsia="游明朝" w:hAnsi="游明朝" w:hint="eastAsia"/>
+          <w:rFonts w:ascii="游明朝" w:eastAsia="游明朝" w:hAnsi="游明朝"/>
           <w:szCs w:val="21"/>
         </w:rPr>
       </w:pPr>
@@ -1614,7 +1657,7 @@
     <w:p>
       <w:pPr>
         <w:rPr>
-          <w:rFonts w:ascii="游明朝" w:eastAsia="游明朝" w:hAnsi="游明朝" w:hint="eastAsia"/>
+          <w:rFonts w:ascii="游明朝" w:eastAsia="游明朝" w:hAnsi="游明朝"/>
         </w:rPr>
       </w:pPr>
       <w:r>
@@ -2138,6 +2181,7 @@
   <w:style w:type="character" w:default="1" w:styleId="DefaultParagraphFont">
     <w:name w:val="Default Paragraph Font"/>
     <w:uiPriority w:val="1"/>
+    <w:semiHidden/>
     <w:unhideWhenUsed/>
   </w:style>
   <w:style w:type="table" w:default="1" w:styleId="TableNormal">

--- a/Fujie_Creative/05_submission/エントリーシート_記入済.docx
+++ b/Fujie_Creative/05_submission/エントリーシート_記入済.docx
@@ -102,7 +102,7 @@
       <w:pPr>
         <w:jc w:val="center"/>
         <w:rPr>
-          <w:rFonts w:ascii="ＭＳ 明朝" w:hAnsi="ＭＳ 明朝"/>
+          <w:rFonts w:ascii="ＭＳ 明朝" w:hAnsi="ＭＳ 明朝" w:hint="eastAsia"/>
           <w:b/>
           <w:bCs/>
           <w:sz w:val="24"/>
@@ -114,7 +114,7 @@
           <w:rFonts w:ascii="ＭＳ 明朝" w:hAnsi="ＭＳ 明朝"/>
           <w:noProof/>
         </w:rPr>
-        <w:pict w14:anchorId="67310B59">
+        <w:pict w14:anchorId="7CD5F49D">
           <v:shapetype id="_x0000_t75" coordsize="21600,21600" o:spt="75" o:preferrelative="t" path="m@4@5l@4@11@9@11@9@5xe" filled="f" stroked="f">
             <v:stroke joinstyle="miter"/>
             <v:formulas>
@@ -144,7 +144,7 @@
       <w:pPr>
         <w:jc w:val="center"/>
         <w:rPr>
-          <w:rFonts w:ascii="ＭＳ 明朝" w:hAnsi="ＭＳ 明朝"/>
+          <w:rFonts w:ascii="ＭＳ 明朝" w:hAnsi="ＭＳ 明朝" w:hint="eastAsia"/>
           <w:sz w:val="24"/>
           <w:szCs w:val="24"/>
         </w:rPr>
@@ -219,21 +219,7 @@
           <w:rFonts w:ascii="游明朝" w:eastAsia="游明朝" w:hAnsi="游明朝"/>
           <w:szCs w:val="21"/>
         </w:rPr>
-        <w:t>Vittorio Zumpano（</w:t>
-      </w:r>
-      <w:r>
-        <w:rPr>
-          <w:rFonts w:ascii="游明朝" w:eastAsia="游明朝" w:hAnsi="游明朝" w:hint="eastAsia"/>
-          <w:szCs w:val="21"/>
-        </w:rPr>
-        <w:t>ビットリオ</w:t>
-      </w:r>
-      <w:r>
-        <w:rPr>
-          <w:rFonts w:ascii="游明朝" w:eastAsia="游明朝" w:hAnsi="游明朝"/>
-          <w:szCs w:val="21"/>
-        </w:rPr>
-        <w:t>・ズンパーノ）　／　株式会社ブレインパワー　大阪</w:t>
+        <w:t>Vittorio Zumpano（ビットリオ・ズンパーノ）　／　株式会社ブレインパワー　大阪</w:t>
       </w:r>
     </w:p>
     <w:p>
@@ -360,7 +346,7 @@
       <w:pPr>
         <w:jc w:val="left"/>
         <w:rPr>
-          <w:rFonts w:ascii="游明朝" w:eastAsia="游明朝" w:hAnsi="游明朝"/>
+          <w:rFonts w:ascii="游明朝" w:eastAsia="游明朝" w:hAnsi="游明朝" w:hint="eastAsia"/>
           <w:sz w:val="20"/>
           <w:szCs w:val="20"/>
         </w:rPr>
@@ -387,23 +373,23 @@
       <w:pPr>
         <w:jc w:val="left"/>
         <w:rPr>
+          <w:rFonts w:ascii="游明朝" w:eastAsia="游明朝" w:hAnsi="游明朝" w:hint="eastAsia"/>
+          <w:szCs w:val="21"/>
+        </w:rPr>
+      </w:pPr>
+      <w:r>
+        <w:rPr>
+          <w:rFonts w:ascii="游明朝" w:eastAsia="游明朝" w:hAnsi="游明朝" w:hint="eastAsia"/>
+          <w:szCs w:val="21"/>
+        </w:rPr>
+        <w:t>４）アイデア名：</w:t>
+      </w:r>
+      <w:r>
+        <w:rPr>
           <w:rFonts w:ascii="游明朝" w:eastAsia="游明朝" w:hAnsi="游明朝"/>
           <w:szCs w:val="21"/>
         </w:rPr>
-      </w:pPr>
-      <w:r>
-        <w:rPr>
-          <w:rFonts w:ascii="游明朝" w:eastAsia="游明朝" w:hAnsi="游明朝" w:hint="eastAsia"/>
-          <w:szCs w:val="21"/>
-        </w:rPr>
-        <w:t>４）アイデア名：</w:t>
-      </w:r>
-      <w:r>
-        <w:rPr>
-          <w:rFonts w:ascii="游明朝" w:eastAsia="游明朝" w:hAnsi="游明朝"/>
-          <w:szCs w:val="21"/>
-        </w:rPr>
-        <w:t>「フジィは、実在する。」―― 世界初の完全養殖ストーリーで、フジィを「シンボル」から「キャラクター」へ</w:t>
+        <w:t>「フジィは、実在する。」―― 世界初の完全養殖という事実を起点に、十三の施策でフジィを「シンボル」から「キャラクター」へ</w:t>
       </w:r>
     </w:p>
     <w:p>
@@ -525,8 +511,14 @@
         <w:gridCol w:w="9214"/>
       </w:tblGrid>
       <w:tr>
+        <w:tblPrEx>
+          <w:tblCellMar>
+            <w:top w:w="0" w:type="dxa"/>
+            <w:bottom w:w="0" w:type="dxa"/>
+          </w:tblCellMar>
+        </w:tblPrEx>
         <w:trPr>
-          <w:trHeight w:val="5210"/>
+          <w:trHeight w:val="3676"/>
         </w:trPr>
         <w:tc>
           <w:tcPr>
@@ -543,37 +535,90 @@
             </w:pPr>
             <w:r>
               <w:rPr>
-                <w:rFonts w:ascii="游明朝" w:eastAsia="游明朝" w:hAnsi="游明朝"/>
-                <w:sz w:val="17"/>
-                <w:szCs w:val="21"/>
-              </w:rPr>
-              <w:t xml:space="preserve">【企画の全体像は、下記でそのままご覧いただけます】</w:t>
-            </w:r>
-            <w:r>
-              <w:rPr>
-                <w:rFonts w:ascii="游明朝" w:eastAsia="游明朝" w:hAnsi="游明朝"/>
-                <w:sz w:val="17"/>
-                <w:szCs w:val="21"/>
-              </w:rPr>
-              <w:br/>
+                <w:rFonts w:ascii="游明朝" w:eastAsia="游明朝" w:hAnsi="游明朝" w:hint="eastAsia"/>
+                <w:sz w:val="17"/>
+                <w:szCs w:val="21"/>
+              </w:rPr>
+              <w:t>概要・ポイント</w:t>
+            </w:r>
+            <w:r>
+              <w:rPr>
+                <w:rFonts w:ascii="游明朝" w:eastAsia="游明朝" w:hAnsi="游明朝" w:hint="eastAsia"/>
+                <w:sz w:val="17"/>
+                <w:szCs w:val="21"/>
+              </w:rPr>
+              <w:t>：</w:t>
+            </w:r>
+          </w:p>
+          <w:p>
+            <w:pPr>
+              <w:jc w:val="left"/>
+              <w:rPr>
+                <w:rFonts w:ascii="游明朝" w:eastAsia="游明朝" w:hAnsi="游明朝"/>
+                <w:sz w:val="17"/>
+                <w:szCs w:val="21"/>
+              </w:rPr>
+            </w:pPr>
+            <w:r>
+              <w:rPr>
+                <w:rFonts w:ascii="游明朝" w:eastAsia="游明朝" w:hAnsi="游明朝"/>
+                <w:sz w:val="17"/>
+                <w:szCs w:val="21"/>
+              </w:rPr>
+              <w:t>【企画の全体像は、下記でそのままご覧いただけます】</w:t>
+            </w:r>
+          </w:p>
+          <w:p>
+            <w:pPr>
+              <w:jc w:val="left"/>
+              <w:rPr>
+                <w:rFonts w:ascii="游明朝" w:eastAsia="游明朝" w:hAnsi="游明朝"/>
+                <w:sz w:val="17"/>
+                <w:szCs w:val="21"/>
+              </w:rPr>
+            </w:pPr>
+            <w:r>
+              <w:rPr>
+                <w:rFonts w:ascii="游明朝" w:eastAsia="游明朝" w:hAnsi="游明朝"/>
+                <w:sz w:val="17"/>
+                <w:szCs w:val="21"/>
+              </w:rPr>
               <w:t xml:space="preserve">　https://don-bp.github.io/fuji_famous/studio-fa519005bf/</w:t>
             </w:r>
-            <w:r>
-              <w:rPr>
-                <w:rFonts w:ascii="游明朝" w:eastAsia="游明朝" w:hAnsi="游明朝"/>
-                <w:sz w:val="17"/>
-                <w:szCs w:val="21"/>
-              </w:rPr>
-              <w:br/>
-              <w:t xml:space="preserve">　年表・ちびフジィ・スタンプ128種・グッズ・和紋、そして体験版「フジィを育てよう」まで、この1つのアドレスからご覧いただけます。スマートフォンにも対応しています。</w:t>
-            </w:r>
-            <w:r>
-              <w:rPr>
-                <w:rFonts w:ascii="游明朝" w:eastAsia="游明朝" w:hAnsi="游明朝"/>
-                <w:sz w:val="17"/>
-                <w:szCs w:val="21"/>
-              </w:rPr>
-              <w:br/>
+          </w:p>
+          <w:p>
+            <w:pPr>
+              <w:jc w:val="left"/>
+              <w:rPr>
+                <w:rFonts w:ascii="游明朝" w:eastAsia="游明朝" w:hAnsi="游明朝"/>
+                <w:sz w:val="17"/>
+                <w:szCs w:val="21"/>
+              </w:rPr>
+            </w:pPr>
+            <w:r>
+              <w:rPr>
+                <w:rFonts w:ascii="游明朝" w:eastAsia="游明朝" w:hAnsi="游明朝"/>
+                <w:sz w:val="17"/>
+                <w:szCs w:val="21"/>
+              </w:rPr>
+              <w:t xml:space="preserve">　年表と約1分のアニメ・ちびフジィ・スタンプ128種・グッズ・和紋、そして体験版「フジィを育てよう」まで、この1つのアドレスからご覧いただけます。スマートフォンにも対応しています。</w:t>
+            </w:r>
+          </w:p>
+          <w:p>
+            <w:pPr>
+              <w:jc w:val="left"/>
+              <w:rPr>
+                <w:rFonts w:ascii="游明朝" w:eastAsia="游明朝" w:hAnsi="游明朝"/>
+                <w:sz w:val="17"/>
+                <w:szCs w:val="21"/>
+              </w:rPr>
+            </w:pPr>
+            <w:r>
+              <w:rPr>
+                <w:rFonts w:ascii="游明朝" w:eastAsia="游明朝" w:hAnsi="游明朝"/>
+                <w:sz w:val="17"/>
+                <w:szCs w:val="21"/>
+              </w:rPr>
               <w:t xml:space="preserve">　インターネットに接続できない場合は、添付の「フジィスタジオ_オフライン版.html」をブラウザで開いてください。同じ内容がそのまま入っています。</w:t>
             </w:r>
           </w:p>
@@ -588,917 +633,884 @@
             </w:pPr>
             <w:r>
               <w:rPr>
+                <w:rFonts w:ascii="游明朝" w:eastAsia="游明朝" w:hAnsi="游明朝"/>
+                <w:sz w:val="17"/>
+                <w:szCs w:val="21"/>
+              </w:rPr>
+              <w:t>フジィを有名にする最大の資産は、すでに社内にあります。「フジィは実在する」という事実です。</w:t>
+            </w:r>
+          </w:p>
+          <w:p>
+            <w:pPr>
+              <w:jc w:val="left"/>
+              <w:rPr>
+                <w:rFonts w:ascii="游明朝" w:eastAsia="游明朝" w:hAnsi="游明朝"/>
+                <w:sz w:val="17"/>
+                <w:szCs w:val="21"/>
+              </w:rPr>
+            </w:pPr>
+            <w:r>
+              <w:rPr>
+                <w:rFonts w:ascii="游明朝" w:eastAsia="游明朝" w:hAnsi="游明朝"/>
+                <w:sz w:val="17"/>
+                <w:szCs w:val="21"/>
+              </w:rPr>
+              <w:t>1987年、最高技術顧問・故 西堀栄三郎先生の「フジキンのバルブを使ってチョウザメの養殖を始めてみないか」という一言から、挑戦は始まりました。初年度の生残率はわずか5％。それでも1998年に世界初の水槽内完全養殖を達成し、2002年には日本初のキャビア出荷を実現。里美養魚場（茨城県常陸太田市）には、いまも1万尾を超える“本物のフジィ”が泳いでいます。</w:t>
+            </w:r>
+          </w:p>
+          <w:p>
+            <w:pPr>
+              <w:jc w:val="left"/>
+              <w:rPr>
+                <w:rFonts w:ascii="游明朝" w:eastAsia="游明朝" w:hAnsi="游明朝"/>
+                <w:sz w:val="17"/>
+                <w:szCs w:val="21"/>
+              </w:rPr>
+            </w:pPr>
+            <w:r>
+              <w:rPr>
+                <w:rFonts w:ascii="游明朝" w:eastAsia="游明朝" w:hAnsi="游明朝"/>
+                <w:sz w:val="17"/>
+                <w:szCs w:val="21"/>
+              </w:rPr>
+              <w:t>バルブメーカーが、日本の国産キャビアを生んだ。これほど人に話したくなる物語を持つBtoB企業は、他にありません。さらに、この物語には続きがあります。チョウザメはIUCNレッドリストで「もっとも絶滅の危機にある生物群」とされ、現存する全種が絶滅危惧種です。完全養殖とは、「もう川から一尾も獲らなくていい」という技術にほかなりません。フジキンがつくったのは珍味ではなく、この魚を獲らずに済ませる方法でした。食の話にとどめず保全の話とし</w:t>
+            </w:r>
+            <w:r>
+              <w:rPr>
+                <w:rFonts w:ascii="游明朝" w:eastAsia="游明朝" w:hAnsi="游明朝"/>
+                <w:sz w:val="17"/>
+                <w:szCs w:val="21"/>
+              </w:rPr>
+              <w:lastRenderedPageBreak/>
+              <w:t>て語ることで、広報だけでなくサステナビリティ・統合報告の文脈にも乗せられます。しかし現在、この物語はフジィと結びついていません。本企画は、この物語を軸にフジィを「シンボル」から「キャラクター」へ育てる計画です。</w:t>
+            </w:r>
+          </w:p>
+          <w:p>
+            <w:pPr>
+              <w:jc w:val="left"/>
+              <w:rPr>
+                <w:rFonts w:ascii="游明朝" w:eastAsia="游明朝" w:hAnsi="游明朝"/>
+                <w:sz w:val="17"/>
+                <w:szCs w:val="21"/>
+              </w:rPr>
+            </w:pPr>
+            <w:r>
+              <w:rPr>
+                <w:rFonts w:ascii="游明朝" w:eastAsia="游明朝" w:hAnsi="游明朝"/>
+                <w:sz w:val="17"/>
+                <w:szCs w:val="21"/>
+              </w:rPr>
+              <w:t>①ちびフジィ ―― 第2の姿を新設する</w:t>
+            </w:r>
+          </w:p>
+          <w:p>
+            <w:pPr>
+              <w:jc w:val="left"/>
+              <w:rPr>
+                <w:rFonts w:ascii="游明朝" w:eastAsia="游明朝" w:hAnsi="游明朝"/>
+                <w:sz w:val="17"/>
+                <w:szCs w:val="21"/>
+              </w:rPr>
+            </w:pPr>
+            <w:r>
+              <w:rPr>
+                <w:rFonts w:ascii="游明朝" w:eastAsia="游明朝" w:hAnsi="游明朝"/>
+                <w:sz w:val="17"/>
+                <w:szCs w:val="21"/>
+              </w:rPr>
+              <w:t>現行マニュアルは一切変更せず、公式フジィは企業シンボルとして守ったまま、表情と親しみを担う「ちびフジィ」を公式に追加します。シンボルは笑うことも抱きしめられることもできません。有名になるために不足しているのは、この一点です。</w:t>
+            </w:r>
+          </w:p>
+          <w:p>
+            <w:pPr>
+              <w:jc w:val="left"/>
+              <w:rPr>
+                <w:rFonts w:ascii="游明朝" w:eastAsia="游明朝" w:hAnsi="游明朝"/>
+                <w:sz w:val="17"/>
+                <w:szCs w:val="21"/>
+              </w:rPr>
+            </w:pPr>
+            <w:r>
+              <w:rPr>
+                <w:rFonts w:ascii="游明朝" w:eastAsia="游明朝" w:hAnsi="游明朝"/>
+                <w:sz w:val="17"/>
+                <w:szCs w:val="21"/>
+              </w:rPr>
+              <w:t>②LINEスタンプ128種を無料配布する</w:t>
+            </w:r>
+          </w:p>
+          <w:p>
+            <w:pPr>
+              <w:jc w:val="left"/>
+              <w:rPr>
+                <w:rFonts w:ascii="游明朝" w:eastAsia="游明朝" w:hAnsi="游明朝"/>
+                <w:sz w:val="17"/>
+                <w:szCs w:val="21"/>
+              </w:rPr>
+            </w:pPr>
+            <w:r>
+              <w:rPr>
+                <w:rFonts w:ascii="游明朝" w:eastAsia="游明朝" w:hAnsi="游明朝"/>
+                <w:sz w:val="17"/>
+                <w:szCs w:val="21"/>
+              </w:rPr>
+              <w:t>友だち追加を条件とした無料配布は、日本で最も費用対効果の高い認知獲得手段です。スタンプは「友人が」「私的な会話で」「自発的に」送るため、広告では届かない場所に届きます。128種（日本語64・英語64）は制作済みで、別資料に添付しています。</w:t>
+            </w:r>
+          </w:p>
+          <w:p>
+            <w:pPr>
+              <w:jc w:val="left"/>
+              <w:rPr>
+                <w:rFonts w:ascii="游明朝" w:eastAsia="游明朝" w:hAnsi="游明朝"/>
+                <w:sz w:val="17"/>
+                <w:szCs w:val="21"/>
+              </w:rPr>
+            </w:pPr>
+            <w:r>
+              <w:rPr>
+                <w:rFonts w:ascii="游明朝" w:eastAsia="游明朝" w:hAnsi="游明朝"/>
+                <w:sz w:val="17"/>
+                <w:szCs w:val="21"/>
+              </w:rPr>
+              <w:t>③フジィに“中の人”を与える</w:t>
+            </w:r>
+          </w:p>
+          <w:p>
+            <w:pPr>
+              <w:jc w:val="left"/>
+              <w:rPr>
+                <w:rFonts w:ascii="游明朝" w:eastAsia="游明朝" w:hAnsi="游明朝"/>
+                <w:sz w:val="17"/>
+                <w:szCs w:val="21"/>
+              </w:rPr>
+            </w:pPr>
+            <w:r>
+              <w:rPr>
+                <w:rFonts w:ascii="游明朝" w:eastAsia="游明朝" w:hAnsi="游明朝"/>
+                <w:sz w:val="17"/>
+                <w:szCs w:val="21"/>
+              </w:rPr>
+              <w:t>公式Instagramは現在114フォロワー。弱点ではなく余白です。1万尾の給餌、ふ化の瞬間、夜明けの養魚場 ―― 誰も見たことのない映像を、フジキンだけが持っています。</w:t>
+            </w:r>
+          </w:p>
+          <w:p>
+            <w:pPr>
+              <w:jc w:val="left"/>
+              <w:rPr>
+                <w:rFonts w:ascii="游明朝" w:eastAsia="游明朝" w:hAnsi="游明朝"/>
+                <w:sz w:val="17"/>
+                <w:szCs w:val="21"/>
+              </w:rPr>
+            </w:pPr>
+            <w:r>
+              <w:rPr>
+                <w:rFonts w:ascii="游明朝" w:eastAsia="游明朝" w:hAnsi="游明朝"/>
+                <w:sz w:val="17"/>
+                <w:szCs w:val="21"/>
+              </w:rPr>
+              <w:t>④ちびフジィを無償開放する</w:t>
+            </w:r>
+          </w:p>
+          <w:p>
+            <w:pPr>
+              <w:jc w:val="left"/>
+              <w:rPr>
+                <w:rFonts w:ascii="游明朝" w:eastAsia="游明朝" w:hAnsi="游明朝"/>
+                <w:sz w:val="17"/>
+                <w:szCs w:val="21"/>
+              </w:rPr>
+            </w:pPr>
+            <w:r>
+              <w:rPr>
+                <w:rFonts w:ascii="游明朝" w:eastAsia="游明朝" w:hAnsi="游明朝"/>
+                <w:sz w:val="17"/>
+                <w:szCs w:val="21"/>
+              </w:rPr>
+              <w:t>フジキンは稚魚を全国の養殖業者へ販売しています。その取引先に無償開放すれば、日本中の国産キャビアのパッケージがそのまま広告になります。追加費用はかからず、既存の取引網だけで成立します。</w:t>
+            </w:r>
+          </w:p>
+          <w:p>
+            <w:pPr>
+              <w:jc w:val="left"/>
+              <w:rPr>
+                <w:rFonts w:ascii="游明朝" w:eastAsia="游明朝" w:hAnsi="游明朝"/>
+                <w:sz w:val="17"/>
+                <w:szCs w:val="21"/>
+              </w:rPr>
+            </w:pPr>
+            <w:r>
+              <w:rPr>
+                <w:rFonts w:ascii="游明朝" w:eastAsia="游明朝" w:hAnsi="游明朝"/>
+                <w:sz w:val="17"/>
+                <w:szCs w:val="21"/>
+              </w:rPr>
+              <w:t>⑤「会いに行けるマスコット」にする ―― 年に一度の公開日</w:t>
+            </w:r>
+          </w:p>
+          <w:p>
+            <w:pPr>
+              <w:jc w:val="left"/>
+              <w:rPr>
+                <w:rFonts w:ascii="游明朝" w:eastAsia="游明朝" w:hAnsi="游明朝"/>
+                <w:sz w:val="17"/>
+                <w:szCs w:val="21"/>
+              </w:rPr>
+            </w:pPr>
+            <w:r>
+              <w:rPr>
+                <w:rFonts w:ascii="游明朝" w:eastAsia="游明朝" w:hAnsi="游明朝"/>
+                <w:sz w:val="17"/>
+                <w:szCs w:val="21"/>
+              </w:rPr>
+              <w:t>里美養魚場（常陸太田市）を年に一度、地元の40家族に抽選で公開します。午前は、その年に卵からかえった「2027年組」への手紙。封をして、創業100周年の2030年に開封します（魚は年ごとの組で育つため、一尾ずつ追う必要はありません）。午後は、日本で初めてこの魚からつくられたキャビアを小さな匙で一口。この日を「チョウザメの日」として日本記念日協会に登録し、フジィの誕生日と重ねます。全種が絶滅危惧種のこの魚に、まだ記念日はありません。</w:t>
+            </w:r>
+          </w:p>
+          <w:p>
+            <w:pPr>
+              <w:jc w:val="left"/>
+              <w:rPr>
+                <w:rFonts w:ascii="游明朝" w:eastAsia="游明朝" w:hAnsi="游明朝"/>
+                <w:sz w:val="17"/>
+                <w:szCs w:val="21"/>
+              </w:rPr>
+            </w:pPr>
+            <w:r>
+              <w:rPr>
+                <w:rFonts w:ascii="游明朝" w:eastAsia="游明朝" w:hAnsi="游明朝"/>
+                <w:sz w:val="17"/>
+                <w:szCs w:val="21"/>
+              </w:rPr>
+              <w:t>⑥1987年の物語を映像化する</w:t>
+            </w:r>
+          </w:p>
+          <w:p>
+            <w:pPr>
+              <w:jc w:val="left"/>
+              <w:rPr>
+                <w:rFonts w:ascii="游明朝" w:eastAsia="游明朝" w:hAnsi="游明朝"/>
+                <w:sz w:val="17"/>
+                <w:szCs w:val="21"/>
+              </w:rPr>
+            </w:pPr>
+            <w:r>
+              <w:rPr>
+                <w:rFonts w:ascii="游明朝" w:eastAsia="游明朝" w:hAnsi="游明朝"/>
+                <w:sz w:val="17"/>
+                <w:szCs w:val="21"/>
+              </w:rPr>
+              <w:t>ボルガ川の船上で初めて口にしたキャビア、生残率5％の初年度、そして世界初へ。ロケ地はすべて自社保有です。</w:t>
+            </w:r>
+          </w:p>
+          <w:p>
+            <w:pPr>
+              <w:jc w:val="left"/>
+              <w:rPr>
+                <w:rFonts w:ascii="游明朝" w:eastAsia="游明朝" w:hAnsi="游明朝"/>
+                <w:sz w:val="17"/>
+                <w:szCs w:val="21"/>
+              </w:rPr>
+            </w:pPr>
+            <w:r>
+              <w:rPr>
+                <w:rFonts w:ascii="游明朝" w:eastAsia="游明朝" w:hAnsi="游明朝"/>
+                <w:sz w:val="17"/>
+                <w:szCs w:val="21"/>
+              </w:rPr>
+              <w:t>⑦「サメじゃないです。」を入口の一言にする</w:t>
+            </w:r>
+          </w:p>
+          <w:p>
+            <w:pPr>
+              <w:jc w:val="left"/>
+              <w:rPr>
+                <w:rFonts w:ascii="游明朝" w:eastAsia="游明朝" w:hAnsi="游明朝"/>
+                <w:sz w:val="17"/>
+                <w:szCs w:val="21"/>
+              </w:rPr>
+            </w:pPr>
+            <w:r>
+              <w:rPr>
+                <w:rFonts w:ascii="游明朝" w:eastAsia="游明朝" w:hAnsi="游明朝"/>
+                <w:sz w:val="17"/>
+                <w:szCs w:val="21"/>
+              </w:rPr>
+              <w:t>チョウザメは「蝶のサメ」と書くため、ほぼ全員が最初にサメだと誤解します。直すのではなく入口に使い、「サメより、ずっと少ないんです。」と続ければ、二行で正体と状況が伝わります。この一言を発するのはちびフジィで、公式フジィに文字は重ねません（第7条）。</w:t>
+            </w:r>
+          </w:p>
+          <w:p>
+            <w:pPr>
+              <w:jc w:val="left"/>
+              <w:rPr>
+                <w:rFonts w:ascii="游明朝" w:eastAsia="游明朝" w:hAnsi="游明朝"/>
+                <w:sz w:val="17"/>
+                <w:szCs w:val="21"/>
+              </w:rPr>
+            </w:pPr>
+            <w:r>
+              <w:rPr>
+                <w:rFonts w:ascii="游明朝" w:eastAsia="游明朝" w:hAnsi="游明朝"/>
+                <w:sz w:val="17"/>
+                <w:szCs w:val="21"/>
+              </w:rPr>
+              <w:t>⑧水族館のサメの隣に、本物のフジィを</w:t>
+            </w:r>
+          </w:p>
+          <w:p>
+            <w:pPr>
+              <w:jc w:val="left"/>
+              <w:rPr>
+                <w:rFonts w:ascii="游明朝" w:eastAsia="游明朝" w:hAnsi="游明朝"/>
+                <w:sz w:val="17"/>
+                <w:szCs w:val="21"/>
+              </w:rPr>
+            </w:pPr>
+            <w:r>
+              <w:rPr>
+                <w:rFonts w:ascii="游明朝" w:eastAsia="游明朝" w:hAnsi="游明朝"/>
+                <w:sz w:val="17"/>
+                <w:szCs w:val="21"/>
+              </w:rPr>
+              <w:t>サメの展示で知られる大洗のアクアワールドにチョウザメの展示水槽を設け、里美のフジィを泳がせ、「サメじゃないです」のパネルを添えます。誰もがサメだと思う魚を本物のサメの隣に。水族館の判断を前提とした提案です。</w:t>
+            </w:r>
+          </w:p>
+          <w:p>
+            <w:pPr>
+              <w:jc w:val="left"/>
+              <w:rPr>
+                <w:rFonts w:ascii="游明朝" w:eastAsia="游明朝" w:hAnsi="游明朝"/>
+                <w:sz w:val="17"/>
+                <w:szCs w:val="21"/>
+              </w:rPr>
+            </w:pPr>
+            <w:r>
+              <w:rPr>
+                <w:rFonts w:ascii="游明朝" w:eastAsia="游明朝" w:hAnsi="游明朝"/>
+                <w:sz w:val="17"/>
+                <w:szCs w:val="21"/>
+              </w:rPr>
+              <w:t>⑨常陸太田市に、フジィのマンホール</w:t>
+            </w:r>
+          </w:p>
+          <w:p>
+            <w:pPr>
+              <w:jc w:val="left"/>
+              <w:rPr>
+                <w:rFonts w:ascii="游明朝" w:eastAsia="游明朝" w:hAnsi="游明朝"/>
+                <w:sz w:val="17"/>
+                <w:szCs w:val="21"/>
+              </w:rPr>
+            </w:pPr>
+            <w:r>
+              <w:rPr>
+                <w:rFonts w:ascii="游明朝" w:eastAsia="游明朝" w:hAnsi="游明朝"/>
+                <w:sz w:val="17"/>
+                <w:szCs w:val="21"/>
+              </w:rPr>
+              <w:t>駅前・市役所・養魚場の門に3</w:t>
+            </w:r>
+            <w:r>
+              <w:rPr>
                 <w:rFonts w:ascii="游明朝" w:eastAsia="游明朝" w:hAnsi="游明朝" w:hint="eastAsia"/>
                 <w:sz w:val="17"/>
                 <w:szCs w:val="21"/>
               </w:rPr>
-              <w:t>概要・ポイント</w:t>
-            </w:r>
+              <w:t>〜</w:t>
+            </w:r>
+            <w:r>
+              <w:rPr>
+                <w:rFonts w:ascii="游明朝" w:eastAsia="游明朝" w:hAnsi="游明朝"/>
+                <w:sz w:val="17"/>
+                <w:szCs w:val="21"/>
+              </w:rPr>
+              <w:t>5枚。カラーの蓋には公式フジィを原画どおりの色で（色の再現はマニュアル管理者の確認を条件に）、別の蓋にはちびフジィを。地元紙が必ず報じ、一度置けば何十年も残ります。</w:t>
+            </w:r>
+          </w:p>
+          <w:p>
+            <w:pPr>
+              <w:jc w:val="left"/>
+              <w:rPr>
+                <w:rFonts w:ascii="游明朝" w:eastAsia="游明朝" w:hAnsi="游明朝"/>
+                <w:sz w:val="17"/>
+                <w:szCs w:val="21"/>
+              </w:rPr>
+            </w:pPr>
             <w:r>
               <w:rPr>
                 <w:rFonts w:ascii="游明朝" w:eastAsia="游明朝" w:hAnsi="游明朝" w:hint="eastAsia"/>
                 <w:sz w:val="17"/>
                 <w:szCs w:val="21"/>
               </w:rPr>
-              <w:t>：</w:t>
-            </w:r>
-          </w:p>
-          <w:p>
-            <w:pPr>
-              <w:jc w:val="left"/>
-              <w:rPr>
-                <w:rFonts w:ascii="游明朝" w:eastAsia="游明朝" w:hAnsi="游明朝"/>
-                <w:sz w:val="17"/>
-                <w:szCs w:val="21"/>
-              </w:rPr>
-            </w:pPr>
-            <w:r>
-              <w:rPr>
-                <w:rFonts w:ascii="游明朝" w:eastAsia="游明朝" w:hAnsi="游明朝"/>
-                <w:sz w:val="17"/>
-                <w:szCs w:val="21"/>
-              </w:rPr>
-              <w:t>フジィを有名にする最大の資産は、すでに社内にあります。「フジィは実在する」という事実です。</w:t>
-            </w:r>
-          </w:p>
-          <w:p>
-            <w:pPr>
-              <w:jc w:val="left"/>
-              <w:rPr>
-                <w:rFonts w:ascii="游明朝" w:eastAsia="游明朝" w:hAnsi="游明朝"/>
-                <w:sz w:val="17"/>
-                <w:szCs w:val="21"/>
-              </w:rPr>
-            </w:pPr>
-            <w:r>
-              <w:rPr>
-                <w:rFonts w:ascii="游明朝" w:eastAsia="游明朝" w:hAnsi="游明朝"/>
-                <w:sz w:val="17"/>
-                <w:szCs w:val="21"/>
-              </w:rPr>
-              <w:t>1987年、最高技術顧問・故 西堀栄三郎先生の「フジキンのバルブを使ってチョウザメの養殖を始めてみないか」という一言から、挑戦は始まりました。初年度の生残率はわずか5％。それでも1998年に世界初の水槽内完全養殖を達成し、2002年には日本初のキャビア出荷を実現。里美養魚場（茨城県常陸太田市）には、いまも1万尾を超える“本物のフジィ”が泳いでいます。</w:t>
-            </w:r>
-          </w:p>
-          <w:p>
-            <w:pPr>
-              <w:jc w:val="left"/>
-              <w:rPr>
-                <w:rFonts w:ascii="游明朝" w:eastAsia="游明朝" w:hAnsi="游明朝"/>
-                <w:sz w:val="17"/>
-                <w:szCs w:val="21"/>
-              </w:rPr>
-            </w:pPr>
-            <w:r>
-              <w:rPr>
-                <w:rFonts w:ascii="游明朝" w:eastAsia="游明朝" w:hAnsi="游明朝"/>
-                <w:sz w:val="17"/>
-                <w:szCs w:val="21"/>
-              </w:rPr>
-              <w:t>バルブメーカーが、日本の国産キャビアを生んだ。これほど人に話したくなる物語を持つ</w:t>
-            </w:r>
-            <w:proofErr w:type="spellStart"/>
-            <w:r>
-              <w:rPr>
-                <w:rFonts w:ascii="游明朝" w:eastAsia="游明朝" w:hAnsi="游明朝"/>
-                <w:sz w:val="17"/>
-                <w:szCs w:val="21"/>
-              </w:rPr>
-              <w:t>BtoB</w:t>
-            </w:r>
-            <w:proofErr w:type="spellEnd"/>
-            <w:r>
-              <w:rPr>
-                <w:rFonts w:ascii="游明朝" w:eastAsia="游明朝" w:hAnsi="游明朝"/>
-                <w:sz w:val="17"/>
-                <w:szCs w:val="21"/>
-              </w:rPr>
-              <w:t>企業は、他にありません。さらに、この物語には続きがあります。チョウザメはIUCNレッドリストで「もっとも絶滅の危機にある生物群」とされ、現存する全種が絶滅危惧種です。完全養殖とは、「もう川から一尾も獲らなくていい」という技術にほかなりません。フジキンがつくったのは珍味ではなく、この魚を獲らずに済ませる方法でした。食の話にとどめず保全の話として語ることで、広報だけでなくサステナビリティ・統合報告の文脈にも乗せられます。しかし現在、この物語はフジィと結びついていません。本企画は、この物語を軸にフジィを「シンボル」から「キャラクター」へ育てる計画です。</w:t>
-            </w:r>
-          </w:p>
-          <w:p>
-            <w:pPr>
-              <w:jc w:val="left"/>
-              <w:rPr>
-                <w:rFonts w:ascii="游明朝" w:eastAsia="游明朝" w:hAnsi="游明朝"/>
-                <w:sz w:val="17"/>
-                <w:szCs w:val="21"/>
-              </w:rPr>
-            </w:pPr>
-          </w:p>
-          <w:p>
-            <w:pPr>
-              <w:jc w:val="left"/>
-              <w:rPr>
-                <w:rFonts w:ascii="游明朝" w:eastAsia="游明朝" w:hAnsi="游明朝"/>
-                <w:sz w:val="17"/>
-                <w:szCs w:val="21"/>
-              </w:rPr>
-            </w:pPr>
-          </w:p>
-          <w:p>
-            <w:pPr>
-              <w:jc w:val="left"/>
-              <w:rPr>
-                <w:rFonts w:ascii="游明朝" w:eastAsia="游明朝" w:hAnsi="游明朝"/>
-                <w:sz w:val="17"/>
-                <w:szCs w:val="21"/>
-              </w:rPr>
-            </w:pPr>
-          </w:p>
-          <w:p>
-            <w:pPr>
-              <w:jc w:val="left"/>
-              <w:rPr>
-                <w:rFonts w:ascii="游明朝" w:eastAsia="游明朝" w:hAnsi="游明朝"/>
-                <w:sz w:val="17"/>
-                <w:szCs w:val="21"/>
-              </w:rPr>
-            </w:pPr>
-          </w:p>
-          <w:p>
-            <w:pPr>
-              <w:jc w:val="left"/>
-              <w:rPr>
-                <w:rFonts w:ascii="游明朝" w:eastAsia="游明朝" w:hAnsi="游明朝"/>
-                <w:sz w:val="17"/>
-                <w:szCs w:val="21"/>
-              </w:rPr>
-            </w:pPr>
-            <w:r>
-              <w:rPr>
-                <w:rFonts w:ascii="游明朝" w:eastAsia="游明朝" w:hAnsi="游明朝"/>
-                <w:sz w:val="17"/>
-                <w:szCs w:val="21"/>
-              </w:rPr>
-              <w:lastRenderedPageBreak/>
-              <w:t>①ちびフジィ ―― 第2の姿を新設する</w:t>
-            </w:r>
-          </w:p>
-          <w:p>
-            <w:pPr>
-              <w:jc w:val="left"/>
-              <w:rPr>
-                <w:rFonts w:ascii="游明朝" w:eastAsia="游明朝" w:hAnsi="游明朝"/>
-                <w:sz w:val="17"/>
-                <w:szCs w:val="21"/>
-              </w:rPr>
-            </w:pPr>
-            <w:r>
-              <w:rPr>
-                <w:rFonts w:ascii="游明朝" w:eastAsia="游明朝" w:hAnsi="游明朝"/>
-                <w:sz w:val="17"/>
-                <w:szCs w:val="21"/>
-              </w:rPr>
-              <w:t>現行マニュアルは一切変更せず、公式フジィは企業シンボルとして守ったまま、表情と親しみを担う「ちびフジィ」を公式に追加します。シンボルは笑うことも抱きしめられることもできません。有名になるために不足しているのは、この一点です。</w:t>
-            </w:r>
-          </w:p>
-          <w:p>
-            <w:pPr>
-              <w:jc w:val="left"/>
-              <w:rPr>
-                <w:rFonts w:ascii="游明朝" w:eastAsia="游明朝" w:hAnsi="游明朝"/>
-                <w:sz w:val="17"/>
-                <w:szCs w:val="21"/>
-              </w:rPr>
-            </w:pPr>
-            <w:r>
-              <w:rPr>
-                <w:rFonts w:ascii="游明朝" w:eastAsia="游明朝" w:hAnsi="游明朝"/>
-                <w:sz w:val="17"/>
-                <w:szCs w:val="21"/>
-              </w:rPr>
-              <w:t>②LINEスタンプ128種を無料配布する</w:t>
-            </w:r>
-          </w:p>
-          <w:p>
-            <w:pPr>
-              <w:jc w:val="left"/>
-              <w:rPr>
-                <w:rFonts w:ascii="游明朝" w:eastAsia="游明朝" w:hAnsi="游明朝"/>
-                <w:sz w:val="17"/>
-                <w:szCs w:val="21"/>
-              </w:rPr>
-            </w:pPr>
-            <w:r>
-              <w:rPr>
-                <w:rFonts w:ascii="游明朝" w:eastAsia="游明朝" w:hAnsi="游明朝"/>
-                <w:sz w:val="17"/>
-                <w:szCs w:val="21"/>
-              </w:rPr>
-              <w:t>友だち追加を条件とした無料配布は、日本で最も費用対効果の高い認知獲得手段です。スタンプは「友人が」「私的な会話で」「自発的に」送るため、広告では届かない場所に届きます。128種（日本語64・英語64）は制作済みで、別資料に添付しています。</w:t>
-            </w:r>
-          </w:p>
-          <w:p>
-            <w:pPr>
-              <w:jc w:val="left"/>
-              <w:rPr>
-                <w:rFonts w:ascii="游明朝" w:eastAsia="游明朝" w:hAnsi="游明朝"/>
-                <w:sz w:val="17"/>
-                <w:szCs w:val="21"/>
-              </w:rPr>
-            </w:pPr>
-            <w:r>
-              <w:rPr>
-                <w:rFonts w:ascii="游明朝" w:eastAsia="游明朝" w:hAnsi="游明朝"/>
-                <w:sz w:val="17"/>
-                <w:szCs w:val="21"/>
-              </w:rPr>
-              <w:t>③フジィに“中の人”を与える</w:t>
-            </w:r>
-          </w:p>
-          <w:p>
-            <w:pPr>
-              <w:jc w:val="left"/>
-              <w:rPr>
-                <w:rFonts w:ascii="游明朝" w:eastAsia="游明朝" w:hAnsi="游明朝"/>
-                <w:sz w:val="17"/>
-                <w:szCs w:val="21"/>
-              </w:rPr>
-            </w:pPr>
-            <w:r>
-              <w:rPr>
-                <w:rFonts w:ascii="游明朝" w:eastAsia="游明朝" w:hAnsi="游明朝"/>
-                <w:sz w:val="17"/>
-                <w:szCs w:val="21"/>
-              </w:rPr>
-              <w:t>公式Instagramは現在114フォロワー。弱点ではなく余白です。1万尾の給餌、ふ化の瞬間、夜明けの養魚場 ―― 誰も見たことのない映像を、フジキンだけが持っています。</w:t>
-            </w:r>
-          </w:p>
-          <w:p>
-            <w:pPr>
-              <w:jc w:val="left"/>
-              <w:rPr>
-                <w:rFonts w:ascii="游明朝" w:eastAsia="游明朝" w:hAnsi="游明朝"/>
-                <w:sz w:val="17"/>
-                <w:szCs w:val="21"/>
-              </w:rPr>
-            </w:pPr>
-            <w:r>
-              <w:rPr>
-                <w:rFonts w:ascii="游明朝" w:eastAsia="游明朝" w:hAnsi="游明朝"/>
-                <w:sz w:val="17"/>
-                <w:szCs w:val="21"/>
-              </w:rPr>
-              <w:t>④ちびフジィを無償開放する</w:t>
-            </w:r>
-          </w:p>
-          <w:p>
-            <w:pPr>
-              <w:jc w:val="left"/>
-              <w:rPr>
-                <w:rFonts w:ascii="游明朝" w:eastAsia="游明朝" w:hAnsi="游明朝"/>
-                <w:sz w:val="17"/>
-                <w:szCs w:val="21"/>
-              </w:rPr>
-            </w:pPr>
-            <w:r>
-              <w:rPr>
-                <w:rFonts w:ascii="游明朝" w:eastAsia="游明朝" w:hAnsi="游明朝"/>
-                <w:sz w:val="17"/>
-                <w:szCs w:val="21"/>
-              </w:rPr>
-              <w:t>フジキンは稚魚を全国の養殖業者へ販売しています。その取引先に無償開放すれば、日本中の国産キャビアのパッケージがそのまま広告になります。追加費用はかからず、既存の取引網だけで成立します。</w:t>
-            </w:r>
-          </w:p>
-          <w:p>
-            <w:pPr>
-              <w:jc w:val="left"/>
-              <w:rPr>
-                <w:rFonts w:ascii="游明朝" w:eastAsia="游明朝" w:hAnsi="游明朝"/>
-                <w:sz w:val="17"/>
-                <w:szCs w:val="21"/>
-              </w:rPr>
-            </w:pPr>
-            <w:r>
-              <w:rPr>
-                <w:rFonts w:ascii="游明朝" w:eastAsia="游明朝" w:hAnsi="游明朝"/>
-                <w:sz w:val="17"/>
-                <w:szCs w:val="21"/>
-              </w:rPr>
-              <w:t>⑤「会いに行けるマスコット」にする ―― 年に一度の公開日</w:t>
-            </w:r>
-          </w:p>
-          <w:p>
-            <w:pPr>
-              <w:jc w:val="left"/>
-              <w:rPr>
-                <w:rFonts w:ascii="游明朝" w:eastAsia="游明朝" w:hAnsi="游明朝"/>
-                <w:sz w:val="17"/>
-                <w:szCs w:val="21"/>
-              </w:rPr>
-            </w:pPr>
-            <w:r>
-              <w:rPr>
-                <w:rFonts w:ascii="游明朝" w:eastAsia="游明朝" w:hAnsi="游明朝"/>
-                <w:sz w:val="17"/>
-                <w:szCs w:val="21"/>
-              </w:rPr>
-              <w:t>里美養魚場（常陸太田市）を年に一度、地元の40家族に抽選で公開します。午前は、その年に卵からかえった「2027年組」への手紙。封をして、創業100周年の2030年に開封します（魚は年ごとの組で育つため、一尾ずつ追う必要はありません）。午後は、日本で初めてこの魚からつくられたキャビアを小さな匙で一口。この日を「チョウザメの日」として日本記念日協会に登録し、フジィの誕生日と重ねます。全種が絶滅危惧種のこの魚に、まだ記念日はありません。</w:t>
-            </w:r>
-          </w:p>
-          <w:p>
-            <w:pPr>
-              <w:jc w:val="left"/>
-              <w:rPr>
-                <w:rFonts w:ascii="游明朝" w:eastAsia="游明朝" w:hAnsi="游明朝"/>
-                <w:sz w:val="17"/>
-                <w:szCs w:val="21"/>
-              </w:rPr>
-            </w:pPr>
-            <w:r>
-              <w:rPr>
-                <w:rFonts w:ascii="游明朝" w:eastAsia="游明朝" w:hAnsi="游明朝"/>
-                <w:sz w:val="17"/>
-                <w:szCs w:val="21"/>
-              </w:rPr>
-              <w:t>⑥1987年の物語を映像化する</w:t>
-            </w:r>
-          </w:p>
-          <w:p>
-            <w:pPr>
-              <w:jc w:val="left"/>
-              <w:rPr>
-                <w:rFonts w:ascii="游明朝" w:eastAsia="游明朝" w:hAnsi="游明朝"/>
-                <w:sz w:val="17"/>
-                <w:szCs w:val="21"/>
-              </w:rPr>
-            </w:pPr>
-            <w:r>
-              <w:rPr>
-                <w:rFonts w:ascii="游明朝" w:eastAsia="游明朝" w:hAnsi="游明朝"/>
-                <w:sz w:val="17"/>
-                <w:szCs w:val="21"/>
-              </w:rPr>
-              <w:t>ボルガ川の船上で初めて口にしたキャビア、生残率5％の初年度、そして世界初へ。ロケ地はすべて自社保有です。</w:t>
-            </w:r>
-          </w:p>
-          <w:p>
-            <w:pPr>
-              <w:jc w:val="left"/>
-              <w:rPr>
-                <w:rFonts w:ascii="游明朝" w:eastAsia="游明朝" w:hAnsi="游明朝"/>
-                <w:sz w:val="17"/>
-                <w:szCs w:val="21"/>
-              </w:rPr>
-            </w:pPr>
-            <w:r>
-              <w:rPr>
-                <w:rFonts w:ascii="游明朝" w:eastAsia="游明朝" w:hAnsi="游明朝"/>
-                <w:sz w:val="17"/>
-                <w:szCs w:val="21"/>
-              </w:rPr>
-              <w:t>⑦「サメじゃないです。」を入口の一言にする</w:t>
-            </w:r>
-          </w:p>
-          <w:p>
-            <w:pPr>
-              <w:jc w:val="left"/>
-              <w:rPr>
-                <w:rFonts w:ascii="游明朝" w:eastAsia="游明朝" w:hAnsi="游明朝"/>
-                <w:sz w:val="17"/>
-                <w:szCs w:val="21"/>
-              </w:rPr>
-            </w:pPr>
-            <w:r>
-              <w:rPr>
-                <w:rFonts w:ascii="游明朝" w:eastAsia="游明朝" w:hAnsi="游明朝"/>
-                <w:sz w:val="17"/>
-                <w:szCs w:val="21"/>
-              </w:rPr>
-              <w:t>チョウザメは「蝶のサメ」と書くため、ほぼ全員が最初にサメだと誤解します。直すのではなく入口に使い、「サメより、ずっと少ないんです。」と続ければ、二行で正体と状況が伝わります。この一言を発するのはちびフジィで、公式フジィに文字は重ねません（第7条）。</w:t>
-            </w:r>
-          </w:p>
-          <w:p>
-            <w:pPr>
-              <w:jc w:val="left"/>
-              <w:rPr>
-                <w:rFonts w:ascii="游明朝" w:eastAsia="游明朝" w:hAnsi="游明朝"/>
-                <w:sz w:val="17"/>
-                <w:szCs w:val="21"/>
-              </w:rPr>
-            </w:pPr>
-            <w:r>
-              <w:rPr>
-                <w:rFonts w:ascii="游明朝" w:eastAsia="游明朝" w:hAnsi="游明朝"/>
-                <w:sz w:val="17"/>
-                <w:szCs w:val="21"/>
-              </w:rPr>
-              <w:t>⑧水族館のサメの隣に、本物のフジィを</w:t>
-            </w:r>
-          </w:p>
-          <w:p>
-            <w:pPr>
-              <w:jc w:val="left"/>
-              <w:rPr>
-                <w:rFonts w:ascii="游明朝" w:eastAsia="游明朝" w:hAnsi="游明朝"/>
-                <w:sz w:val="17"/>
-                <w:szCs w:val="21"/>
-              </w:rPr>
-            </w:pPr>
-            <w:r>
-              <w:rPr>
-                <w:rFonts w:ascii="游明朝" w:eastAsia="游明朝" w:hAnsi="游明朝"/>
-                <w:sz w:val="17"/>
-                <w:szCs w:val="21"/>
-              </w:rPr>
-              <w:t>サメの展示で知られる大洗のアクアワールドにチョウザメの展示水槽を設け、里美のフジィを泳がせ、「サメじゃないです」のパネルを添えます。誰もがサメだと思う魚を本物のサメの隣に。水族館の判断を前提とした提案です。</w:t>
-            </w:r>
-          </w:p>
-          <w:p>
-            <w:pPr>
-              <w:jc w:val="left"/>
-              <w:rPr>
-                <w:rFonts w:ascii="游明朝" w:eastAsia="游明朝" w:hAnsi="游明朝"/>
-                <w:sz w:val="17"/>
-                <w:szCs w:val="21"/>
-              </w:rPr>
-            </w:pPr>
-            <w:r>
-              <w:rPr>
-                <w:rFonts w:ascii="游明朝" w:eastAsia="游明朝" w:hAnsi="游明朝"/>
-                <w:sz w:val="17"/>
-                <w:szCs w:val="21"/>
-              </w:rPr>
-              <w:t>⑨常陸太田市に、フジィのマンホール</w:t>
-            </w:r>
-          </w:p>
-          <w:p>
-            <w:pPr>
-              <w:jc w:val="left"/>
-              <w:rPr>
-                <w:rFonts w:ascii="游明朝" w:eastAsia="游明朝" w:hAnsi="游明朝"/>
-                <w:sz w:val="17"/>
-                <w:szCs w:val="21"/>
-              </w:rPr>
-            </w:pPr>
-            <w:r>
-              <w:rPr>
-                <w:rFonts w:ascii="游明朝" w:eastAsia="游明朝" w:hAnsi="游明朝"/>
-                <w:sz w:val="17"/>
-                <w:szCs w:val="21"/>
-              </w:rPr>
-              <w:t>駅前・市役所・養魚場の門に3</w:t>
-            </w:r>
-            <w:r>
+              <w:t>実施時期について。</w:t>
+            </w:r>
+            <w:r>
+              <w:rPr>
+                <w:rFonts w:ascii="游明朝" w:eastAsia="游明朝" w:hAnsi="游明朝"/>
+                <w:sz w:val="17"/>
+                <w:szCs w:val="21"/>
+              </w:rPr>
+              <w:t>2027年は、1987年の挑戦開始から40年、2002年の初出荷から25年にあたります。本コンテストの結果発表は2026年12月であり、本企画はそのまま2027年度の計画に乗せることができます。2028年には完全養殖から30年、そして2030年には創業100周年。創業100周年を、フジィが有名になった状態で迎えることを目標とします。</w:t>
+            </w:r>
+          </w:p>
+          <w:p>
+            <w:pPr>
+              <w:jc w:val="left"/>
               <w:rPr>
                 <w:rFonts w:ascii="游明朝" w:eastAsia="游明朝" w:hAnsi="游明朝" w:hint="eastAsia"/>
                 <w:sz w:val="17"/>
                 <w:szCs w:val="21"/>
               </w:rPr>
-              <w:t>〜</w:t>
-            </w:r>
-            <w:r>
-              <w:rPr>
-                <w:rFonts w:ascii="游明朝" w:eastAsia="游明朝" w:hAnsi="游明朝"/>
-                <w:sz w:val="17"/>
-                <w:szCs w:val="21"/>
-              </w:rPr>
-              <w:t>5枚。カラーの蓋には公式フジィを原画どおりの色で（色の再現はマニュアル管理者の確認を条件に）、別の蓋にはちびフジィを。地元紙が必ず報じ、一度置けば何十年も残ります。</w:t>
-            </w:r>
-          </w:p>
-          <w:p>
-            <w:pPr>
-              <w:jc w:val="left"/>
-              <w:rPr>
-                <w:rFonts w:ascii="游明朝" w:eastAsia="游明朝" w:hAnsi="游明朝"/>
-                <w:sz w:val="17"/>
-                <w:szCs w:val="21"/>
-              </w:rPr>
-            </w:pPr>
-            <w:r>
+            </w:pPr>
+          </w:p>
+          <w:p>
+            <w:pPr>
+              <w:jc w:val="left"/>
+              <w:rPr>
+                <w:rFonts w:ascii="游明朝" w:eastAsia="游明朝" w:hAnsi="游明朝"/>
+                <w:sz w:val="17"/>
+                <w:szCs w:val="21"/>
+              </w:rPr>
+            </w:pPr>
+          </w:p>
+          <w:p>
+            <w:pPr>
+              <w:jc w:val="left"/>
+              <w:rPr>
+                <w:rFonts w:ascii="游明朝" w:eastAsia="游明朝" w:hAnsi="游明朝"/>
+                <w:sz w:val="17"/>
+                <w:szCs w:val="21"/>
+              </w:rPr>
+            </w:pPr>
+          </w:p>
+          <w:p>
+            <w:pPr>
+              <w:jc w:val="left"/>
+              <w:rPr>
+                <w:rFonts w:ascii="游明朝" w:eastAsia="游明朝" w:hAnsi="游明朝"/>
+                <w:sz w:val="17"/>
+                <w:szCs w:val="21"/>
+              </w:rPr>
+            </w:pPr>
+          </w:p>
+          <w:p>
+            <w:pPr>
+              <w:jc w:val="left"/>
               <w:rPr>
                 <w:rFonts w:ascii="游明朝" w:eastAsia="游明朝" w:hAnsi="游明朝" w:hint="eastAsia"/>
                 <w:sz w:val="17"/>
                 <w:szCs w:val="21"/>
               </w:rPr>
-              <w:t>実施時期について。</w:t>
-            </w:r>
-            <w:r>
-              <w:rPr>
-                <w:rFonts w:ascii="游明朝" w:eastAsia="游明朝" w:hAnsi="游明朝"/>
-                <w:sz w:val="17"/>
-                <w:szCs w:val="21"/>
-              </w:rPr>
-              <w:t>2027年は、1987年の挑戦開始から40年、2002年の初出荷から25年にあたります。本コ</w:t>
-            </w:r>
+            </w:pPr>
+          </w:p>
+          <w:p>
+            <w:pPr>
+              <w:jc w:val="left"/>
+              <w:rPr>
+                <w:rFonts w:ascii="游明朝" w:eastAsia="游明朝" w:hAnsi="游明朝"/>
+                <w:sz w:val="17"/>
+                <w:szCs w:val="21"/>
+              </w:rPr>
+            </w:pPr>
             <w:r>
               <w:rPr>
                 <w:rFonts w:ascii="游明朝" w:eastAsia="游明朝" w:hAnsi="游明朝" w:hint="eastAsia"/>
                 <w:sz w:val="17"/>
                 <w:szCs w:val="21"/>
               </w:rPr>
-              <w:t>ンテストの結果発表は</w:t>
-            </w:r>
-            <w:r>
-              <w:rPr>
-                <w:rFonts w:ascii="游明朝" w:eastAsia="游明朝" w:hAnsi="游明朝"/>
-                <w:sz w:val="17"/>
-                <w:szCs w:val="21"/>
-              </w:rPr>
-              <w:t>2026年12月であり、本企画はそのまま2027年度の計画に乗せることができます。2028年には完全養殖から30年、そして2030年には創業100周年。創業100周年を、フジィが有名になった状態で迎えることを目標とします。</w:t>
-            </w:r>
-          </w:p>
-          <w:p>
-            <w:pPr>
-              <w:jc w:val="left"/>
-              <w:rPr>
-                <w:rFonts w:ascii="游明朝" w:eastAsia="游明朝" w:hAnsi="游明朝"/>
-                <w:sz w:val="17"/>
-                <w:szCs w:val="21"/>
-              </w:rPr>
-            </w:pPr>
-          </w:p>
-          <w:p>
-            <w:pPr>
-              <w:jc w:val="left"/>
-              <w:rPr>
-                <w:rFonts w:ascii="游明朝" w:eastAsia="游明朝" w:hAnsi="游明朝"/>
-                <w:sz w:val="17"/>
-                <w:szCs w:val="21"/>
-              </w:rPr>
-            </w:pPr>
-          </w:p>
-          <w:p>
-            <w:pPr>
-              <w:jc w:val="left"/>
-              <w:rPr>
-                <w:rFonts w:ascii="游明朝" w:eastAsia="游明朝" w:hAnsi="游明朝"/>
-                <w:sz w:val="17"/>
-                <w:szCs w:val="21"/>
-              </w:rPr>
-            </w:pPr>
-          </w:p>
-          <w:p>
-            <w:pPr>
-              <w:jc w:val="left"/>
-              <w:rPr>
-                <w:rFonts w:ascii="游明朝" w:eastAsia="游明朝" w:hAnsi="游明朝"/>
-                <w:sz w:val="17"/>
-                <w:szCs w:val="21"/>
-              </w:rPr>
-            </w:pPr>
-          </w:p>
-          <w:p>
-            <w:pPr>
-              <w:jc w:val="left"/>
-              <w:rPr>
-                <w:rFonts w:ascii="游明朝" w:eastAsia="游明朝" w:hAnsi="游明朝"/>
-                <w:sz w:val="17"/>
-                <w:szCs w:val="21"/>
-              </w:rPr>
-            </w:pPr>
+              <w:t>期待される</w:t>
+            </w:r>
             <w:r>
               <w:rPr>
                 <w:rFonts w:ascii="游明朝" w:eastAsia="游明朝" w:hAnsi="游明朝" w:hint="eastAsia"/>
                 <w:sz w:val="17"/>
                 <w:szCs w:val="21"/>
               </w:rPr>
-              <w:lastRenderedPageBreak/>
-              <w:t>期待される</w:t>
-            </w:r>
-            <w:r>
+              <w:t>効果：</w:t>
+            </w:r>
+          </w:p>
+          <w:p>
+            <w:pPr>
+              <w:jc w:val="left"/>
+              <w:rPr>
+                <w:rFonts w:ascii="游明朝" w:eastAsia="游明朝" w:hAnsi="游明朝"/>
+                <w:sz w:val="17"/>
+                <w:szCs w:val="21"/>
+              </w:rPr>
+            </w:pPr>
+            <w:r>
+              <w:rPr>
+                <w:rFonts w:ascii="游明朝" w:eastAsia="游明朝" w:hAnsi="游明朝"/>
+                <w:sz w:val="17"/>
+                <w:szCs w:val="21"/>
+              </w:rPr>
+              <w:t>１．「覚えられる会社」から「語られる会社」へ</w:t>
+            </w:r>
+          </w:p>
+          <w:p>
+            <w:pPr>
+              <w:jc w:val="left"/>
+              <w:rPr>
+                <w:rFonts w:ascii="游明朝" w:eastAsia="游明朝" w:hAnsi="游明朝"/>
+                <w:sz w:val="17"/>
+                <w:szCs w:val="21"/>
+              </w:rPr>
+            </w:pPr>
+            <w:r>
+              <w:rPr>
+                <w:rFonts w:ascii="游明朝" w:eastAsia="游明朝" w:hAnsi="游明朝"/>
+                <w:sz w:val="17"/>
+                <w:szCs w:val="21"/>
+              </w:rPr>
+              <w:t>「バルブの会社が日本のキャビアをつくった」という一文は、聞いた人が翌日 誰かに話したくなる強度を持っています。広告費をかけずに伝播する、唯一の資産です。</w:t>
+            </w:r>
+          </w:p>
+          <w:p>
+            <w:pPr>
+              <w:jc w:val="left"/>
+              <w:rPr>
+                <w:rFonts w:ascii="游明朝" w:eastAsia="游明朝" w:hAnsi="游明朝"/>
+                <w:sz w:val="17"/>
+                <w:szCs w:val="21"/>
+              </w:rPr>
+            </w:pPr>
+            <w:r>
+              <w:rPr>
+                <w:rFonts w:ascii="游明朝" w:eastAsia="游明朝" w:hAnsi="游明朝"/>
+                <w:sz w:val="17"/>
+                <w:szCs w:val="21"/>
+              </w:rPr>
+              <w:t>２．一般層への継続的な到達</w:t>
+            </w:r>
+          </w:p>
+          <w:p>
+            <w:pPr>
+              <w:jc w:val="left"/>
+              <w:rPr>
+                <w:rFonts w:ascii="游明朝" w:eastAsia="游明朝" w:hAnsi="游明朝"/>
+                <w:sz w:val="17"/>
+                <w:szCs w:val="21"/>
+              </w:rPr>
+            </w:pPr>
+            <w:r>
+              <w:rPr>
+                <w:rFonts w:ascii="游明朝" w:eastAsia="游明朝" w:hAnsi="游明朝"/>
+                <w:sz w:val="17"/>
+                <w:szCs w:val="21"/>
+              </w:rPr>
+              <w:t>LINEスタンプは、送信されるかぎり露出が続きます。一度の制作費で、個人間の会話に繰り返し現れます。</w:t>
+            </w:r>
+          </w:p>
+          <w:p>
+            <w:pPr>
+              <w:jc w:val="left"/>
+              <w:rPr>
+                <w:rFonts w:ascii="游明朝" w:eastAsia="游明朝" w:hAnsi="游明朝"/>
+                <w:sz w:val="17"/>
+                <w:szCs w:val="21"/>
+              </w:rPr>
+            </w:pPr>
+            <w:r>
+              <w:rPr>
+                <w:rFonts w:ascii="游明朝" w:eastAsia="游明朝" w:hAnsi="游明朝"/>
+                <w:sz w:val="17"/>
+                <w:szCs w:val="21"/>
+              </w:rPr>
+              <w:t>３．取引先を通じた面の拡大</w:t>
+            </w:r>
+          </w:p>
+          <w:p>
+            <w:pPr>
+              <w:jc w:val="left"/>
+              <w:rPr>
+                <w:rFonts w:ascii="游明朝" w:eastAsia="游明朝" w:hAnsi="游明朝"/>
+                <w:sz w:val="17"/>
+                <w:szCs w:val="21"/>
+              </w:rPr>
+            </w:pPr>
+            <w:r>
+              <w:rPr>
+                <w:rFonts w:ascii="游明朝" w:eastAsia="游明朝" w:hAnsi="游明朝"/>
+                <w:sz w:val="17"/>
+                <w:szCs w:val="21"/>
+              </w:rPr>
+              <w:t>稚魚取引先への無償開放により、フジキンが直接リーチできない一般消費者の食卓にフジィが届きます。</w:t>
+            </w:r>
+          </w:p>
+          <w:p>
+            <w:pPr>
+              <w:jc w:val="left"/>
+              <w:rPr>
+                <w:rFonts w:ascii="游明朝" w:eastAsia="游明朝" w:hAnsi="游明朝"/>
+                <w:sz w:val="17"/>
+                <w:szCs w:val="21"/>
+              </w:rPr>
+            </w:pPr>
+            <w:r>
+              <w:rPr>
+                <w:rFonts w:ascii="游明朝" w:eastAsia="游明朝" w:hAnsi="游明朝"/>
+                <w:sz w:val="17"/>
+                <w:szCs w:val="21"/>
+              </w:rPr>
+              <w:t>４．採用広報への波及</w:t>
+            </w:r>
+          </w:p>
+          <w:p>
+            <w:pPr>
+              <w:jc w:val="left"/>
+              <w:rPr>
+                <w:rFonts w:ascii="游明朝" w:eastAsia="游明朝" w:hAnsi="游明朝"/>
+                <w:sz w:val="17"/>
+                <w:szCs w:val="21"/>
+              </w:rPr>
+            </w:pPr>
+            <w:r>
+              <w:rPr>
+                <w:rFonts w:ascii="游明朝" w:eastAsia="游明朝" w:hAnsi="游明朝"/>
+                <w:sz w:val="17"/>
+                <w:szCs w:val="21"/>
+              </w:rPr>
+              <w:t>生残率5％から世界初に至った11年間は、企業ポリシー「極限への挑戦」そのものです。実話として語れるため、学生が最も反応する物語です。</w:t>
+            </w:r>
+          </w:p>
+          <w:p>
+            <w:pPr>
+              <w:jc w:val="left"/>
+              <w:rPr>
+                <w:rFonts w:ascii="游明朝" w:eastAsia="游明朝" w:hAnsi="游明朝"/>
+                <w:sz w:val="17"/>
+                <w:szCs w:val="21"/>
+              </w:rPr>
+            </w:pPr>
+            <w:r>
+              <w:rPr>
+                <w:rFonts w:ascii="游明朝" w:eastAsia="游明朝" w:hAnsi="游明朝"/>
+                <w:sz w:val="17"/>
+                <w:szCs w:val="21"/>
+              </w:rPr>
+              <w:t>５．地域・行政との連携</w:t>
+            </w:r>
+          </w:p>
+          <w:p>
+            <w:pPr>
+              <w:jc w:val="left"/>
+              <w:rPr>
+                <w:rFonts w:ascii="游明朝" w:eastAsia="游明朝" w:hAnsi="游明朝"/>
+                <w:sz w:val="17"/>
+                <w:szCs w:val="21"/>
+              </w:rPr>
+            </w:pPr>
+            <w:r>
+              <w:rPr>
+                <w:rFonts w:ascii="游明朝" w:eastAsia="游明朝" w:hAnsi="游明朝"/>
+                <w:sz w:val="17"/>
+                <w:szCs w:val="21"/>
+              </w:rPr>
+              <w:t>茨城県の産地化政策と目的が一致するため、県・自治体・地元メディアを無償の拡散チャネルとして活用できます。</w:t>
+            </w:r>
+          </w:p>
+          <w:p>
+            <w:pPr>
+              <w:jc w:val="left"/>
+              <w:rPr>
+                <w:rFonts w:ascii="游明朝" w:eastAsia="游明朝" w:hAnsi="游明朝"/>
+                <w:sz w:val="17"/>
+                <w:szCs w:val="21"/>
+              </w:rPr>
+            </w:pPr>
+            <w:r>
+              <w:rPr>
+                <w:rFonts w:ascii="游明朝" w:eastAsia="游明朝" w:hAnsi="游明朝"/>
+                <w:sz w:val="17"/>
+                <w:szCs w:val="21"/>
+              </w:rPr>
+              <w:t>６．資産が積み上がる</w:t>
+            </w:r>
+          </w:p>
+          <w:p>
+            <w:pPr>
+              <w:jc w:val="left"/>
+              <w:rPr>
+                <w:rFonts w:ascii="游明朝" w:eastAsia="游明朝" w:hAnsi="游明朝"/>
+                <w:sz w:val="17"/>
+                <w:szCs w:val="21"/>
+              </w:rPr>
+            </w:pPr>
+            <w:r>
+              <w:rPr>
+                <w:rFonts w:ascii="游明朝" w:eastAsia="游明朝" w:hAnsi="游明朝"/>
+                <w:sz w:val="17"/>
+                <w:szCs w:val="21"/>
+              </w:rPr>
+              <w:t>ちびフジィ、スタンプ、映像、公開体制 ―― 一度作れば残り、時間とともに価値が増します。７．複数部門で推進できるフジィが「絶滅危惧種を、獲らずに育てる技術」の象徴になることで、広報活動だけでなく、統合報告書・サステナビリティ報告・SDGs（目標14「海の豊かさを守ろう」）の文脈でも語れるようになります。８．来年度の計画として、すぐに動かせる2027年という明確な節目があるため、「いつか実施する案」ではなく「2027年度に実施する計画」として検討できます。第1期の制作物（ちびフジィ、スタンプ128種、体験版）は本エントリーにすべて添付済みです。</w:t>
+            </w:r>
+          </w:p>
+          <w:p>
+            <w:pPr>
+              <w:jc w:val="left"/>
+              <w:rPr>
+                <w:rFonts w:ascii="游明朝" w:eastAsia="游明朝" w:hAnsi="游明朝"/>
+                <w:sz w:val="17"/>
+                <w:szCs w:val="21"/>
+              </w:rPr>
+            </w:pPr>
+          </w:p>
+          <w:p>
+            <w:pPr>
+              <w:jc w:val="left"/>
+              <w:rPr>
+                <w:rFonts w:ascii="游明朝" w:eastAsia="游明朝" w:hAnsi="游明朝"/>
+                <w:sz w:val="17"/>
+                <w:szCs w:val="21"/>
+              </w:rPr>
+            </w:pPr>
+            <w:r>
+              <w:rPr>
+                <w:rFonts w:ascii="游明朝" w:eastAsia="游明朝" w:hAnsi="游明朝"/>
+                <w:sz w:val="17"/>
+                <w:szCs w:val="21"/>
+              </w:rPr>
+              <w:t>■ 2027 年の、ある一日</w:t>
+            </w:r>
+          </w:p>
+          <w:p>
+            <w:pPr>
+              <w:jc w:val="left"/>
+              <w:rPr>
+                <w:rFonts w:ascii="游明朝" w:eastAsia="游明朝" w:hAnsi="游明朝"/>
+                <w:sz w:val="17"/>
+                <w:szCs w:val="21"/>
+              </w:rPr>
+            </w:pPr>
+            <w:r>
+              <w:rPr>
+                <w:rFonts w:ascii="游明朝" w:eastAsia="游明朝" w:hAnsi="游明朝"/>
+                <w:sz w:val="17"/>
+                <w:szCs w:val="21"/>
+              </w:rPr>
+              <w:t>【朝】里美養魚場、給餌の 7 時。水面が沸き立つ 20 秒を飼育員が撮り、ちびフジィの声で「今日もごはん。1 万匹分」と投稿します。県水産課の担当者が、庁内に転送します。</w:t>
+            </w:r>
+          </w:p>
+          <w:p>
+            <w:pPr>
+              <w:jc w:val="left"/>
+              <w:rPr>
+                <w:rFonts w:ascii="游明朝" w:eastAsia="游明朝" w:hAnsi="游明朝"/>
+                <w:sz w:val="17"/>
+                <w:szCs w:val="21"/>
+              </w:rPr>
+            </w:pPr>
+            <w:r>
+              <w:rPr>
+                <w:rFonts w:ascii="游明朝" w:eastAsia="游明朝" w:hAnsi="游明朝"/>
+                <w:sz w:val="17"/>
+                <w:szCs w:val="21"/>
+              </w:rPr>
+              <w:t>【昼】大阪の高校の教室。配布資料の QR コードから 90 秒後、40 台のスマートフォンに成魚が泳いでいます。「バルブの会社。この魚を世界で初めて卵から育てた」。</w:t>
+            </w:r>
+          </w:p>
+          <w:p>
+            <w:pPr>
+              <w:jc w:val="left"/>
+              <w:rPr>
+                <w:rFonts w:ascii="游明朝" w:eastAsia="游明朝" w:hAnsi="游明朝"/>
+                <w:sz w:val="17"/>
+                <w:szCs w:val="21"/>
+              </w:rPr>
+            </w:pPr>
+            <w:r>
+              <w:rPr>
+                <w:rFonts w:ascii="游明朝" w:eastAsia="游明朝" w:hAnsi="游明朝"/>
+                <w:sz w:val="17"/>
+                <w:szCs w:val="21"/>
+              </w:rPr>
+              <w:t>【夕】友だちのグループチャット。「サメじゃないです」のスタンプから会話が始まります。フジキンは一円も払っていません。</w:t>
+            </w:r>
+          </w:p>
+          <w:p>
+            <w:pPr>
+              <w:jc w:val="left"/>
+              <w:rPr>
+                <w:rFonts w:ascii="游明朝" w:eastAsia="游明朝" w:hAnsi="游明朝"/>
+                <w:sz w:val="17"/>
+                <w:szCs w:val="21"/>
+              </w:rPr>
+            </w:pPr>
+            <w:r>
+              <w:rPr>
+                <w:rFonts w:ascii="游明朝" w:eastAsia="游明朝" w:hAnsi="游明朝"/>
+                <w:sz w:val="17"/>
+                <w:szCs w:val="21"/>
+              </w:rPr>
+              <w:t>【夜】どこかの家の食卓。お歳暮の国産キャビア缶に銀色の小さな魚。「里美のやつだ。今度見に行こう」。缶の生産者は、フジキンから稚魚を買う会社です。</w:t>
+            </w:r>
+          </w:p>
+          <w:p>
+            <w:pPr>
+              <w:jc w:val="left"/>
+              <w:rPr>
+                <w:rFonts w:ascii="游明朝" w:eastAsia="游明朝" w:hAnsi="游明朝"/>
+                <w:sz w:val="17"/>
+                <w:szCs w:val="21"/>
+              </w:rPr>
+            </w:pPr>
+            <w:r>
+              <w:rPr>
+                <w:rFonts w:ascii="游明朝" w:eastAsia="游明朝" w:hAnsi="游明朝"/>
+                <w:sz w:val="17"/>
+                <w:szCs w:val="21"/>
+              </w:rPr>
+              <w:t>共通するのは、誰かがフジキンの話を自分の言葉でしていること。それが「覚えられる会社」と「語られる会社」の差です。</w:t>
+            </w:r>
+          </w:p>
+          <w:p>
+            <w:pPr>
+              <w:jc w:val="left"/>
               <w:rPr>
                 <w:rFonts w:ascii="游明朝" w:eastAsia="游明朝" w:hAnsi="游明朝" w:hint="eastAsia"/>
                 <w:sz w:val="17"/>
                 <w:szCs w:val="21"/>
               </w:rPr>
-              <w:t>効果：</w:t>
-            </w:r>
-          </w:p>
-          <w:p>
-            <w:pPr>
-              <w:jc w:val="left"/>
-              <w:rPr>
-                <w:rFonts w:ascii="游明朝" w:eastAsia="游明朝" w:hAnsi="游明朝"/>
-                <w:sz w:val="17"/>
-                <w:szCs w:val="21"/>
-              </w:rPr>
-            </w:pPr>
-            <w:r>
-              <w:rPr>
-                <w:rFonts w:ascii="游明朝" w:eastAsia="游明朝" w:hAnsi="游明朝"/>
-                <w:sz w:val="17"/>
-                <w:szCs w:val="21"/>
-              </w:rPr>
-              <w:t>１．「覚えられる会社」から「語られる会社」へ</w:t>
-            </w:r>
-          </w:p>
-          <w:p>
-            <w:pPr>
-              <w:jc w:val="left"/>
-              <w:rPr>
-                <w:rFonts w:ascii="游明朝" w:eastAsia="游明朝" w:hAnsi="游明朝"/>
-                <w:sz w:val="17"/>
-                <w:szCs w:val="21"/>
-              </w:rPr>
-            </w:pPr>
-            <w:r>
-              <w:rPr>
-                <w:rFonts w:ascii="游明朝" w:eastAsia="游明朝" w:hAnsi="游明朝"/>
-                <w:sz w:val="17"/>
-                <w:szCs w:val="21"/>
-              </w:rPr>
-              <w:t>「バルブの会社が日本のキャビアをつくった」という一文は、聞いた人が翌日 誰かに話したくなる強度を持っています。広告費をかけずに伝播する、唯一の資産です。</w:t>
-            </w:r>
-          </w:p>
-          <w:p>
-            <w:pPr>
-              <w:jc w:val="left"/>
-              <w:rPr>
-                <w:rFonts w:ascii="游明朝" w:eastAsia="游明朝" w:hAnsi="游明朝"/>
-                <w:sz w:val="17"/>
-                <w:szCs w:val="21"/>
-              </w:rPr>
-            </w:pPr>
-            <w:r>
-              <w:rPr>
-                <w:rFonts w:ascii="游明朝" w:eastAsia="游明朝" w:hAnsi="游明朝"/>
-                <w:sz w:val="17"/>
-                <w:szCs w:val="21"/>
-              </w:rPr>
-              <w:t>２．一般層への継続的な到達</w:t>
-            </w:r>
-          </w:p>
-          <w:p>
-            <w:pPr>
-              <w:jc w:val="left"/>
-              <w:rPr>
-                <w:rFonts w:ascii="游明朝" w:eastAsia="游明朝" w:hAnsi="游明朝"/>
-                <w:sz w:val="17"/>
-                <w:szCs w:val="21"/>
-              </w:rPr>
-            </w:pPr>
-            <w:r>
-              <w:rPr>
-                <w:rFonts w:ascii="游明朝" w:eastAsia="游明朝" w:hAnsi="游明朝"/>
-                <w:sz w:val="17"/>
-                <w:szCs w:val="21"/>
-              </w:rPr>
-              <w:t>LINEスタンプは、送信されるかぎり露出が続きます。一度の制作費で、個人間の会話に繰り返し現れます。</w:t>
-            </w:r>
-          </w:p>
-          <w:p>
-            <w:pPr>
-              <w:jc w:val="left"/>
-              <w:rPr>
-                <w:rFonts w:ascii="游明朝" w:eastAsia="游明朝" w:hAnsi="游明朝"/>
-                <w:sz w:val="17"/>
-                <w:szCs w:val="21"/>
-              </w:rPr>
-            </w:pPr>
-            <w:r>
-              <w:rPr>
-                <w:rFonts w:ascii="游明朝" w:eastAsia="游明朝" w:hAnsi="游明朝"/>
-                <w:sz w:val="17"/>
-                <w:szCs w:val="21"/>
-              </w:rPr>
-              <w:t>３．取引先を通じた面の拡大</w:t>
-            </w:r>
-          </w:p>
-          <w:p>
-            <w:pPr>
-              <w:jc w:val="left"/>
-              <w:rPr>
-                <w:rFonts w:ascii="游明朝" w:eastAsia="游明朝" w:hAnsi="游明朝"/>
-                <w:sz w:val="17"/>
-                <w:szCs w:val="21"/>
-              </w:rPr>
-            </w:pPr>
-            <w:r>
-              <w:rPr>
-                <w:rFonts w:ascii="游明朝" w:eastAsia="游明朝" w:hAnsi="游明朝"/>
-                <w:sz w:val="17"/>
-                <w:szCs w:val="21"/>
-              </w:rPr>
-              <w:t>稚魚取引先への無償開放により、フジキンが直接リーチできない一般消費者の食卓にフジィが届きます。</w:t>
-            </w:r>
-          </w:p>
-          <w:p>
-            <w:pPr>
-              <w:jc w:val="left"/>
-              <w:rPr>
-                <w:rFonts w:ascii="游明朝" w:eastAsia="游明朝" w:hAnsi="游明朝"/>
-                <w:sz w:val="17"/>
-                <w:szCs w:val="21"/>
-              </w:rPr>
-            </w:pPr>
-            <w:r>
-              <w:rPr>
-                <w:rFonts w:ascii="游明朝" w:eastAsia="游明朝" w:hAnsi="游明朝"/>
-                <w:sz w:val="17"/>
-                <w:szCs w:val="21"/>
-              </w:rPr>
-              <w:t>４．採用広報への波及</w:t>
-            </w:r>
-          </w:p>
-          <w:p>
-            <w:pPr>
-              <w:jc w:val="left"/>
-              <w:rPr>
-                <w:rFonts w:ascii="游明朝" w:eastAsia="游明朝" w:hAnsi="游明朝"/>
-                <w:sz w:val="17"/>
-                <w:szCs w:val="21"/>
-              </w:rPr>
-            </w:pPr>
-            <w:r>
-              <w:rPr>
-                <w:rFonts w:ascii="游明朝" w:eastAsia="游明朝" w:hAnsi="游明朝"/>
-                <w:sz w:val="17"/>
-                <w:szCs w:val="21"/>
-              </w:rPr>
-              <w:t>生残率5％から世界初に至った11年間は、企業ポリシー「極限への挑戦」そのものです。実話として語れるため、学生が最も反応する物語です。</w:t>
-            </w:r>
-          </w:p>
-          <w:p>
-            <w:pPr>
-              <w:jc w:val="left"/>
-              <w:rPr>
-                <w:rFonts w:ascii="游明朝" w:eastAsia="游明朝" w:hAnsi="游明朝"/>
-                <w:sz w:val="17"/>
-                <w:szCs w:val="21"/>
-              </w:rPr>
-            </w:pPr>
-            <w:r>
-              <w:rPr>
-                <w:rFonts w:ascii="游明朝" w:eastAsia="游明朝" w:hAnsi="游明朝"/>
-                <w:sz w:val="17"/>
-                <w:szCs w:val="21"/>
-              </w:rPr>
-              <w:t>５．地域・行政との連携</w:t>
-            </w:r>
-          </w:p>
-          <w:p>
-            <w:pPr>
-              <w:jc w:val="left"/>
-              <w:rPr>
-                <w:rFonts w:ascii="游明朝" w:eastAsia="游明朝" w:hAnsi="游明朝"/>
-                <w:sz w:val="17"/>
-                <w:szCs w:val="21"/>
-              </w:rPr>
-            </w:pPr>
-            <w:r>
-              <w:rPr>
-                <w:rFonts w:ascii="游明朝" w:eastAsia="游明朝" w:hAnsi="游明朝"/>
-                <w:sz w:val="17"/>
-                <w:szCs w:val="21"/>
-              </w:rPr>
-              <w:t>茨城県の産地化政策と目的が一致するため、県・自治体・地元メディアを無償の拡散チャネルとして活用できます。</w:t>
-            </w:r>
-          </w:p>
-          <w:p>
-            <w:pPr>
-              <w:jc w:val="left"/>
-              <w:rPr>
-                <w:rFonts w:ascii="游明朝" w:eastAsia="游明朝" w:hAnsi="游明朝"/>
-                <w:sz w:val="17"/>
-                <w:szCs w:val="21"/>
-              </w:rPr>
-            </w:pPr>
-            <w:r>
-              <w:rPr>
-                <w:rFonts w:ascii="游明朝" w:eastAsia="游明朝" w:hAnsi="游明朝"/>
-                <w:sz w:val="17"/>
-                <w:szCs w:val="21"/>
-              </w:rPr>
-              <w:t>６．資産が積み上がる</w:t>
-            </w:r>
-          </w:p>
-          <w:p>
-            <w:pPr>
-              <w:jc w:val="left"/>
-              <w:rPr>
-                <w:rFonts w:ascii="游明朝" w:eastAsia="游明朝" w:hAnsi="游明朝"/>
-                <w:sz w:val="17"/>
-                <w:szCs w:val="21"/>
-              </w:rPr>
-            </w:pPr>
-            <w:r>
-              <w:rPr>
-                <w:rFonts w:ascii="游明朝" w:eastAsia="游明朝" w:hAnsi="游明朝"/>
-                <w:sz w:val="17"/>
-                <w:szCs w:val="21"/>
-              </w:rPr>
-              <w:t>ちびフジィ、スタンプ、映像、公開体制 ―― 一度作れば残り、時間とともに価値が増します。７．複数部門で推進できるフジィが「絶滅危惧種を、獲らずに育てる技術」の象徴になることで、広報活動だけでなく、統合報告書・サステナビリティ報告・SDGs（目標14「海の豊かさを守ろう」）の文脈でも語れるようになります。８．来年度の計画として、すぐに動かせる2027年という明確な節目があるため、「いつか実施する案」ではなく「2027年度に実施する計画」として検討できます。第1期の制作物（ちびフジィ、スタンプ128種、体験版）は本エントリーにすべて添付済みです。</w:t>
-            </w:r>
-          </w:p>
-          <w:p>
-            <w:pPr>
-              <w:jc w:val="left"/>
-              <w:rPr>
-                <w:rFonts w:ascii="游明朝" w:eastAsia="游明朝" w:hAnsi="游明朝"/>
-                <w:sz w:val="17"/>
-                <w:szCs w:val="21"/>
-              </w:rPr>
-            </w:pPr>
-          </w:p>
-          <w:p>
-            <w:pPr>
-              <w:jc w:val="left"/>
-              <w:rPr>
-                <w:rFonts w:ascii="游明朝" w:eastAsia="游明朝" w:hAnsi="游明朝"/>
-                <w:sz w:val="17"/>
-                <w:szCs w:val="21"/>
-              </w:rPr>
-            </w:pPr>
-            <w:r>
-              <w:rPr>
-                <w:rFonts w:ascii="游明朝" w:eastAsia="游明朝" w:hAnsi="游明朝"/>
-                <w:sz w:val="17"/>
-                <w:szCs w:val="21"/>
-              </w:rPr>
-              <w:t>■ 2027 年の、ある一日</w:t>
-            </w:r>
-          </w:p>
-          <w:p>
-            <w:pPr>
-              <w:jc w:val="left"/>
-              <w:rPr>
-                <w:rFonts w:ascii="游明朝" w:eastAsia="游明朝" w:hAnsi="游明朝"/>
-                <w:sz w:val="17"/>
-                <w:szCs w:val="21"/>
-              </w:rPr>
-            </w:pPr>
-            <w:r>
-              <w:rPr>
-                <w:rFonts w:ascii="游明朝" w:eastAsia="游明朝" w:hAnsi="游明朝"/>
-                <w:sz w:val="17"/>
-                <w:szCs w:val="21"/>
-              </w:rPr>
-              <w:t>【朝】里美養魚場、給餌の 7 時。水面が沸き立つ 20 秒を飼育員が撮り、ちびフジィの声で「今日もごはん。1 万匹分」と投稿します。県水産課の担当者が、庁内に転送します。</w:t>
-            </w:r>
-          </w:p>
-          <w:p>
-            <w:pPr>
-              <w:jc w:val="left"/>
-              <w:rPr>
-                <w:rFonts w:ascii="游明朝" w:eastAsia="游明朝" w:hAnsi="游明朝"/>
-                <w:sz w:val="17"/>
-                <w:szCs w:val="21"/>
-              </w:rPr>
-            </w:pPr>
-            <w:r>
-              <w:rPr>
-                <w:rFonts w:ascii="游明朝" w:eastAsia="游明朝" w:hAnsi="游明朝"/>
-                <w:sz w:val="17"/>
-                <w:szCs w:val="21"/>
-              </w:rPr>
-              <w:t>【昼】大阪の高校の教室。配布資料の QR コードから 90 秒後、40 台のスマートフォンに成魚が泳いでいます。「バルブの会社。この魚を世界で初めて卵から育てた」。</w:t>
-            </w:r>
-          </w:p>
-          <w:p>
-            <w:pPr>
-              <w:jc w:val="left"/>
-              <w:rPr>
-                <w:rFonts w:ascii="游明朝" w:eastAsia="游明朝" w:hAnsi="游明朝"/>
-                <w:sz w:val="17"/>
-                <w:szCs w:val="21"/>
-              </w:rPr>
-            </w:pPr>
-            <w:r>
-              <w:rPr>
-                <w:rFonts w:ascii="游明朝" w:eastAsia="游明朝" w:hAnsi="游明朝"/>
-                <w:sz w:val="17"/>
-                <w:szCs w:val="21"/>
-              </w:rPr>
-              <w:t>【夕】友だちのグループチャット。「サメじゃないです」のスタンプから会話が始まります。フジキンは一円も払っていません。</w:t>
-            </w:r>
-          </w:p>
-          <w:p>
-            <w:pPr>
-              <w:jc w:val="left"/>
-              <w:rPr>
-                <w:rFonts w:ascii="游明朝" w:eastAsia="游明朝" w:hAnsi="游明朝"/>
-                <w:sz w:val="17"/>
-                <w:szCs w:val="21"/>
-              </w:rPr>
-            </w:pPr>
-            <w:r>
-              <w:rPr>
-                <w:rFonts w:ascii="游明朝" w:eastAsia="游明朝" w:hAnsi="游明朝"/>
-                <w:sz w:val="17"/>
-                <w:szCs w:val="21"/>
-              </w:rPr>
-              <w:t>【夜】どこかの家の食卓。お歳暮の国産キャビア缶に銀色の小さな魚。「里美のやつだ。今度見に行こう」。缶の生産者は、フジキンから稚魚を買う会社です。</w:t>
-            </w:r>
-          </w:p>
-          <w:p>
-            <w:pPr>
-              <w:jc w:val="left"/>
-              <w:rPr>
-                <w:rFonts w:ascii="游明朝" w:eastAsia="游明朝" w:hAnsi="游明朝"/>
+            </w:pPr>
+          </w:p>
+          <w:p>
+            <w:pPr>
+              <w:jc w:val="left"/>
+              <w:rPr>
+                <w:rFonts w:ascii="游明朝" w:eastAsia="游明朝" w:hAnsi="游明朝"/>
+                <w:sz w:val="17"/>
+                <w:szCs w:val="21"/>
+              </w:rPr>
+            </w:pPr>
+          </w:p>
+          <w:p>
+            <w:pPr>
+              <w:jc w:val="left"/>
+              <w:rPr>
+                <w:rFonts w:ascii="游明朝" w:eastAsia="游明朝" w:hAnsi="游明朝"/>
+                <w:sz w:val="17"/>
+                <w:szCs w:val="21"/>
+              </w:rPr>
+            </w:pPr>
+          </w:p>
+          <w:p>
+            <w:pPr>
+              <w:jc w:val="left"/>
+              <w:rPr>
+                <w:rFonts w:ascii="游明朝" w:eastAsia="游明朝" w:hAnsi="游明朝" w:hint="eastAsia"/>
+                <w:sz w:val="17"/>
+                <w:szCs w:val="21"/>
+              </w:rPr>
+            </w:pPr>
+          </w:p>
+          <w:p>
+            <w:pPr>
+              <w:jc w:val="left"/>
+              <w:rPr>
+                <w:rFonts w:ascii="游明朝" w:eastAsia="游明朝" w:hAnsi="游明朝" w:hint="eastAsia"/>
                 <w:color w:val="FF0000"/>
                 <w:sz w:val="17"/>
                 <w:szCs w:val="21"/>
               </w:rPr>
             </w:pPr>
-            <w:r>
-              <w:rPr>
-                <w:rFonts w:ascii="游明朝" w:eastAsia="游明朝" w:hAnsi="游明朝"/>
-                <w:sz w:val="17"/>
-                <w:szCs w:val="21"/>
-              </w:rPr>
-              <w:t>共通するのは、誰かがフジキンの話を自分の言葉でしていること。それが「覚えられる会社」と「語られる会社」の差です。</w:t>
-            </w:r>
           </w:p>
         </w:tc>
       </w:tr>
@@ -1506,7 +1518,7 @@
     <w:p>
       <w:pPr>
         <w:rPr>
-          <w:rFonts w:ascii="游明朝" w:eastAsia="游明朝" w:hAnsi="游明朝"/>
+          <w:rFonts w:ascii="游明朝" w:eastAsia="游明朝" w:hAnsi="游明朝" w:hint="eastAsia"/>
           <w:sz w:val="17"/>
           <w:szCs w:val="21"/>
         </w:rPr>
@@ -1515,7 +1527,7 @@
     <w:p>
       <w:pPr>
         <w:rPr>
-          <w:rFonts w:ascii="游明朝" w:eastAsia="游明朝" w:hAnsi="游明朝"/>
+          <w:rFonts w:ascii="游明朝" w:eastAsia="游明朝" w:hAnsi="游明朝" w:hint="eastAsia"/>
           <w:szCs w:val="21"/>
         </w:rPr>
       </w:pPr>
@@ -1657,7 +1669,7 @@
     <w:p>
       <w:pPr>
         <w:rPr>
-          <w:rFonts w:ascii="游明朝" w:eastAsia="游明朝" w:hAnsi="游明朝"/>
+          <w:rFonts w:ascii="游明朝" w:eastAsia="游明朝" w:hAnsi="游明朝" w:hint="eastAsia"/>
         </w:rPr>
       </w:pPr>
       <w:r>
@@ -2181,7 +2193,6 @@
   <w:style w:type="character" w:default="1" w:styleId="DefaultParagraphFont">
     <w:name w:val="Default Paragraph Font"/>
     <w:uiPriority w:val="1"/>
-    <w:semiHidden/>
     <w:unhideWhenUsed/>
   </w:style>
   <w:style w:type="table" w:default="1" w:styleId="TableNormal">
